--- a/rediseno_2026/8. Organización del proceso curricular.docx
+++ b/rediseno_2026/8. Organización del proceso curricular.docx
@@ -5317,7 +5317,7 @@
                 <w:i w:val="0"/>
                 <w:sz w:val="20"/>
               </w:rPr>
-              <w:t>Un estudiante por equipo; los laboratorios de la Carrera tienen 70 y 39 equipos</w:t>
+              <w:t>Un estudiante por equipo; los laboratorios de la Carrera tienen capacidad para 70 y 36 estudiantes</w:t>
             </w:r>
           </w:p>
         </w:tc>

--- a/rediseno_2026/8. Organización del proceso curricular.docx
+++ b/rediseno_2026/8. Organización del proceso curricular.docx
@@ -3331,7 +3331,7 @@
           <w:i w:val="0"/>
           <w:sz w:val="20"/>
         </w:rPr>
-        <w:t>Las dos asignaturas de investigación suman 240 horas cronológicas de trabajo, equivalentes a 8 créditos. Cada plan de asignatura debe destinar parte de sus horas no presenciales a trabajos de investigación formativa vinculados a las líneas del punto 6.2, conforme al Artículo 12 de la Resolución HCU N.º 032/2025. En el nivel docente, el Instituto de Investigaciones cuenta con 320 horas mensuales asignadas a su Director y a sus dos docentes investigadores.</w:t>
+        <w:t>Las dos asignaturas de investigación suman 240 horas cronológicas de trabajo, equivalentes a 8 créditos. Cada plan de asignatura debe destinar parte de sus horas no presenciales a trabajos de investigación formativa vinculados a las líneas del punto 6.2, conforme al Artículo 12 de la Resolución HCU N.º 032/2025. En el nivel docente, el Instituto de Investigaciones cuenta con 320 horas mensuales asignadas a su Director y a sus docentes investigadores.</w:t>
       </w:r>
     </w:p>
     <w:p>

--- a/rediseno_2026/8. Organización del proceso curricular.docx
+++ b/rediseno_2026/8. Organización del proceso curricular.docx
@@ -74,7 +74,7 @@
           <w:i w:val="0"/>
           <w:sz w:val="20"/>
         </w:rPr>
-        <w:t>Este punto organiza el tiempo académico del Plan de Estudios 2027 conforme a la malla curricular del punto 4.4.3 y al sistema de créditos del punto 4.3.5. Se considera que la hora académica tiene una duración de 45 minutos y que cada hora presencial se acompaña de una hora equivalente de trabajo autónomo del estudiante.</w:t>
+        <w:t>Este punto organiza el tiempo académico del rediseño conforme a la malla curricular del punto 4.4.3 y al sistema de créditos del punto 4.3.5. Las horas de trabajo del estudiante comprenden las horas académicas presenciales y las horas no presenciales de trabajo autónomo; un crédito equivale a 30 horas de trabajo, conforme a la Resolución HCU N.º 351/2021.</w:t>
       </w:r>
     </w:p>
     <w:p>
@@ -182,7 +182,7 @@
           <w:i w:val="0"/>
           <w:sz w:val="20"/>
         </w:rPr>
-        <w:t>La carga semanal varía según el año de formación. Las horas académicas se convierten a horas cronológicas multiplicándolas por 0,75:</w:t>
+        <w:t>La carga presencial semanal varía según el año de formación, mientras que la carga total de trabajo se mantiene en 45 horas semanales, 1.800 horas en las 40 semanas del año. Para expresar la carga presencial en horas cronológicas se considera la hora académica de 45 minutos, es decir, se multiplica por 0,75:</w:t>
       </w:r>
     </w:p>
     <w:p>
@@ -209,11 +209,11 @@
         <w:tblLook w:firstColumn="1" w:firstRow="1" w:lastColumn="0" w:lastRow="0" w:noHBand="0" w:noVBand="1" w:val="04A0"/>
       </w:tblPr>
       <w:tblGrid>
-        <w:gridCol w:w="1701"/>
         <w:gridCol w:w="1814"/>
         <w:gridCol w:w="1814"/>
         <w:gridCol w:w="1814"/>
-        <w:gridCol w:w="1928"/>
+        <w:gridCol w:w="1814"/>
+        <w:gridCol w:w="1814"/>
       </w:tblGrid>
       <w:tr>
         <w:trPr>
@@ -221,7 +221,7 @@
         </w:trPr>
         <w:tc>
           <w:tcPr>
-            <w:tcW w:type="dxa" w:w="1701"/>
+            <w:tcW w:type="dxa" w:w="1814"/>
             <w:tcBorders>
               <w:top w:val="single" w:sz="4" w:space="0" w:color="4472C4"/>
               <w:left w:val="single" w:sz="4" w:space="0" w:color="4472C4"/>
@@ -302,7 +302,7 @@
                 <w:color w:val="FFFFFF"/>
                 <w:sz w:val="20"/>
               </w:rPr>
-              <w:t>Horas cronológicas presenciales</w:t>
+              <w:t>Equivalente en horas cronológicas</w:t>
             </w:r>
           </w:p>
         </w:tc>
@@ -331,13 +331,13 @@
                 <w:color w:val="FFFFFF"/>
                 <w:sz w:val="20"/>
               </w:rPr>
-              <w:t>Horas cronológicas no presenciales</w:t>
+              <w:t>Horas no presenciales</w:t>
             </w:r>
           </w:p>
         </w:tc>
         <w:tc>
           <w:tcPr>
-            <w:tcW w:type="dxa" w:w="1928"/>
+            <w:tcW w:type="dxa" w:w="1814"/>
             <w:tcBorders>
               <w:top w:val="single" w:sz="4" w:space="0" w:color="4472C4"/>
               <w:left w:val="single" w:sz="4" w:space="0" w:color="4472C4"/>
@@ -360,7 +360,7 @@
                 <w:color w:val="FFFFFF"/>
                 <w:sz w:val="20"/>
               </w:rPr>
-              <w:t>Total de horas cronológicas de trabajo</w:t>
+              <w:t>Horas de trabajo</w:t>
             </w:r>
           </w:p>
         </w:tc>
@@ -368,7 +368,7 @@
       <w:tr>
         <w:tc>
           <w:tcPr>
-            <w:tcW w:type="dxa" w:w="1701"/>
+            <w:tcW w:type="dxa" w:w="1814"/>
             <w:tcBorders>
               <w:top w:val="single" w:sz="4" w:space="0" w:color="8EAADB"/>
               <w:left w:val="single" w:sz="4" w:space="0" w:color="8EAADB"/>
@@ -381,7 +381,7 @@
           <w:p>
             <w:pPr>
               <w:spacing w:before="0" w:after="0" w:line="240" w:lineRule="auto"/>
-              <w:jc w:val="center"/>
+              <w:jc w:val="both"/>
             </w:pPr>
             <w:r>
               <w:rPr>
@@ -409,7 +409,7 @@
           <w:p>
             <w:pPr>
               <w:spacing w:before="0" w:after="0" w:line="240" w:lineRule="auto"/>
-              <w:jc w:val="center"/>
+              <w:jc w:val="both"/>
             </w:pPr>
             <w:r>
               <w:rPr>
@@ -437,7 +437,7 @@
           <w:p>
             <w:pPr>
               <w:spacing w:before="0" w:after="0" w:line="240" w:lineRule="auto"/>
-              <w:jc w:val="center"/>
+              <w:jc w:val="both"/>
             </w:pPr>
             <w:r>
               <w:rPr>
@@ -465,7 +465,7 @@
           <w:p>
             <w:pPr>
               <w:spacing w:before="0" w:after="0" w:line="240" w:lineRule="auto"/>
-              <w:jc w:val="center"/>
+              <w:jc w:val="both"/>
             </w:pPr>
             <w:r>
               <w:rPr>
@@ -474,13 +474,13 @@
                 <w:i w:val="0"/>
                 <w:sz w:val="20"/>
               </w:rPr>
-              <w:t>19,5</w:t>
+              <w:t>19</w:t>
             </w:r>
           </w:p>
         </w:tc>
         <w:tc>
           <w:tcPr>
-            <w:tcW w:type="dxa" w:w="1928"/>
+            <w:tcW w:type="dxa" w:w="1814"/>
             <w:tcBorders>
               <w:top w:val="single" w:sz="4" w:space="0" w:color="8EAADB"/>
               <w:left w:val="single" w:sz="4" w:space="0" w:color="8EAADB"/>
@@ -493,7 +493,7 @@
           <w:p>
             <w:pPr>
               <w:spacing w:before="0" w:after="0" w:line="240" w:lineRule="auto"/>
-              <w:jc w:val="center"/>
+              <w:jc w:val="both"/>
             </w:pPr>
             <w:r>
               <w:rPr>
@@ -502,7 +502,7 @@
                 <w:i w:val="0"/>
                 <w:sz w:val="20"/>
               </w:rPr>
-              <w:t>39</w:t>
+              <w:t>45</w:t>
             </w:r>
           </w:p>
         </w:tc>
@@ -510,7 +510,7 @@
       <w:tr>
         <w:tc>
           <w:tcPr>
-            <w:tcW w:type="dxa" w:w="1701"/>
+            <w:tcW w:type="dxa" w:w="1814"/>
             <w:tcBorders>
               <w:top w:val="single" w:sz="4" w:space="0" w:color="8EAADB"/>
               <w:left w:val="single" w:sz="4" w:space="0" w:color="8EAADB"/>
@@ -523,7 +523,7 @@
           <w:p>
             <w:pPr>
               <w:spacing w:before="0" w:after="0" w:line="240" w:lineRule="auto"/>
-              <w:jc w:val="center"/>
+              <w:jc w:val="both"/>
             </w:pPr>
             <w:r>
               <w:rPr>
@@ -551,7 +551,7 @@
           <w:p>
             <w:pPr>
               <w:spacing w:before="0" w:after="0" w:line="240" w:lineRule="auto"/>
-              <w:jc w:val="center"/>
+              <w:jc w:val="both"/>
             </w:pPr>
             <w:r>
               <w:rPr>
@@ -579,7 +579,7 @@
           <w:p>
             <w:pPr>
               <w:spacing w:before="0" w:after="0" w:line="240" w:lineRule="auto"/>
-              <w:jc w:val="center"/>
+              <w:jc w:val="both"/>
             </w:pPr>
             <w:r>
               <w:rPr>
@@ -607,7 +607,7 @@
           <w:p>
             <w:pPr>
               <w:spacing w:before="0" w:after="0" w:line="240" w:lineRule="auto"/>
-              <w:jc w:val="center"/>
+              <w:jc w:val="both"/>
             </w:pPr>
             <w:r>
               <w:rPr>
@@ -616,13 +616,13 @@
                 <w:i w:val="0"/>
                 <w:sz w:val="20"/>
               </w:rPr>
-              <w:t>22,5</w:t>
+              <w:t>15</w:t>
             </w:r>
           </w:p>
         </w:tc>
         <w:tc>
           <w:tcPr>
-            <w:tcW w:type="dxa" w:w="1928"/>
+            <w:tcW w:type="dxa" w:w="1814"/>
             <w:tcBorders>
               <w:top w:val="single" w:sz="4" w:space="0" w:color="8EAADB"/>
               <w:left w:val="single" w:sz="4" w:space="0" w:color="8EAADB"/>
@@ -635,7 +635,7 @@
           <w:p>
             <w:pPr>
               <w:spacing w:before="0" w:after="0" w:line="240" w:lineRule="auto"/>
-              <w:jc w:val="center"/>
+              <w:jc w:val="both"/>
             </w:pPr>
             <w:r>
               <w:rPr>
@@ -652,7 +652,7 @@
       <w:tr>
         <w:tc>
           <w:tcPr>
-            <w:tcW w:type="dxa" w:w="1701"/>
+            <w:tcW w:type="dxa" w:w="1814"/>
             <w:tcBorders>
               <w:top w:val="single" w:sz="4" w:space="0" w:color="8EAADB"/>
               <w:left w:val="single" w:sz="4" w:space="0" w:color="8EAADB"/>
@@ -665,7 +665,7 @@
           <w:p>
             <w:pPr>
               <w:spacing w:before="0" w:after="0" w:line="240" w:lineRule="auto"/>
-              <w:jc w:val="center"/>
+              <w:jc w:val="both"/>
             </w:pPr>
             <w:r>
               <w:rPr>
@@ -693,7 +693,7 @@
           <w:p>
             <w:pPr>
               <w:spacing w:before="0" w:after="0" w:line="240" w:lineRule="auto"/>
-              <w:jc w:val="center"/>
+              <w:jc w:val="both"/>
             </w:pPr>
             <w:r>
               <w:rPr>
@@ -721,7 +721,7 @@
           <w:p>
             <w:pPr>
               <w:spacing w:before="0" w:after="0" w:line="240" w:lineRule="auto"/>
-              <w:jc w:val="center"/>
+              <w:jc w:val="both"/>
             </w:pPr>
             <w:r>
               <w:rPr>
@@ -749,7 +749,7 @@
           <w:p>
             <w:pPr>
               <w:spacing w:before="0" w:after="0" w:line="240" w:lineRule="auto"/>
-              <w:jc w:val="center"/>
+              <w:jc w:val="both"/>
             </w:pPr>
             <w:r>
               <w:rPr>
@@ -758,13 +758,13 @@
                 <w:i w:val="0"/>
                 <w:sz w:val="20"/>
               </w:rPr>
-              <w:t>24</w:t>
+              <w:t>13</w:t>
             </w:r>
           </w:p>
         </w:tc>
         <w:tc>
           <w:tcPr>
-            <w:tcW w:type="dxa" w:w="1928"/>
+            <w:tcW w:type="dxa" w:w="1814"/>
             <w:tcBorders>
               <w:top w:val="single" w:sz="4" w:space="0" w:color="8EAADB"/>
               <w:left w:val="single" w:sz="4" w:space="0" w:color="8EAADB"/>
@@ -777,7 +777,7 @@
           <w:p>
             <w:pPr>
               <w:spacing w:before="0" w:after="0" w:line="240" w:lineRule="auto"/>
-              <w:jc w:val="center"/>
+              <w:jc w:val="both"/>
             </w:pPr>
             <w:r>
               <w:rPr>
@@ -786,7 +786,7 @@
                 <w:i w:val="0"/>
                 <w:sz w:val="20"/>
               </w:rPr>
-              <w:t>48</w:t>
+              <w:t>45</w:t>
             </w:r>
           </w:p>
         </w:tc>
@@ -794,7 +794,7 @@
       <w:tr>
         <w:tc>
           <w:tcPr>
-            <w:tcW w:type="dxa" w:w="1701"/>
+            <w:tcW w:type="dxa" w:w="1814"/>
             <w:tcBorders>
               <w:top w:val="single" w:sz="4" w:space="0" w:color="8EAADB"/>
               <w:left w:val="single" w:sz="4" w:space="0" w:color="8EAADB"/>
@@ -807,7 +807,7 @@
           <w:p>
             <w:pPr>
               <w:spacing w:before="0" w:after="0" w:line="240" w:lineRule="auto"/>
-              <w:jc w:val="center"/>
+              <w:jc w:val="both"/>
             </w:pPr>
             <w:r>
               <w:rPr>
@@ -835,7 +835,7 @@
           <w:p>
             <w:pPr>
               <w:spacing w:before="0" w:after="0" w:line="240" w:lineRule="auto"/>
-              <w:jc w:val="center"/>
+              <w:jc w:val="both"/>
             </w:pPr>
             <w:r>
               <w:rPr>
@@ -863,7 +863,7 @@
           <w:p>
             <w:pPr>
               <w:spacing w:before="0" w:after="0" w:line="240" w:lineRule="auto"/>
-              <w:jc w:val="center"/>
+              <w:jc w:val="both"/>
             </w:pPr>
             <w:r>
               <w:rPr>
@@ -891,7 +891,7 @@
           <w:p>
             <w:pPr>
               <w:spacing w:before="0" w:after="0" w:line="240" w:lineRule="auto"/>
-              <w:jc w:val="center"/>
+              <w:jc w:val="both"/>
             </w:pPr>
             <w:r>
               <w:rPr>
@@ -900,13 +900,13 @@
                 <w:i w:val="0"/>
                 <w:sz w:val="20"/>
               </w:rPr>
-              <w:t>24</w:t>
+              <w:t>13</w:t>
             </w:r>
           </w:p>
         </w:tc>
         <w:tc>
           <w:tcPr>
-            <w:tcW w:type="dxa" w:w="1928"/>
+            <w:tcW w:type="dxa" w:w="1814"/>
             <w:tcBorders>
               <w:top w:val="single" w:sz="4" w:space="0" w:color="8EAADB"/>
               <w:left w:val="single" w:sz="4" w:space="0" w:color="8EAADB"/>
@@ -919,7 +919,7 @@
           <w:p>
             <w:pPr>
               <w:spacing w:before="0" w:after="0" w:line="240" w:lineRule="auto"/>
-              <w:jc w:val="center"/>
+              <w:jc w:val="both"/>
             </w:pPr>
             <w:r>
               <w:rPr>
@@ -928,7 +928,7 @@
                 <w:i w:val="0"/>
                 <w:sz w:val="20"/>
               </w:rPr>
-              <w:t>48</w:t>
+              <w:t>45</w:t>
             </w:r>
           </w:p>
         </w:tc>
@@ -936,7 +936,7 @@
       <w:tr>
         <w:tc>
           <w:tcPr>
-            <w:tcW w:type="dxa" w:w="1701"/>
+            <w:tcW w:type="dxa" w:w="1814"/>
             <w:tcBorders>
               <w:top w:val="single" w:sz="4" w:space="0" w:color="8EAADB"/>
               <w:left w:val="single" w:sz="4" w:space="0" w:color="8EAADB"/>
@@ -949,7 +949,7 @@
           <w:p>
             <w:pPr>
               <w:spacing w:before="0" w:after="0" w:line="240" w:lineRule="auto"/>
-              <w:jc w:val="center"/>
+              <w:jc w:val="both"/>
             </w:pPr>
             <w:r>
               <w:rPr>
@@ -977,7 +977,7 @@
           <w:p>
             <w:pPr>
               <w:spacing w:before="0" w:after="0" w:line="240" w:lineRule="auto"/>
-              <w:jc w:val="center"/>
+              <w:jc w:val="both"/>
             </w:pPr>
             <w:r>
               <w:rPr>
@@ -1005,7 +1005,7 @@
           <w:p>
             <w:pPr>
               <w:spacing w:before="0" w:after="0" w:line="240" w:lineRule="auto"/>
-              <w:jc w:val="center"/>
+              <w:jc w:val="both"/>
             </w:pPr>
             <w:r>
               <w:rPr>
@@ -1033,7 +1033,7 @@
           <w:p>
             <w:pPr>
               <w:spacing w:before="0" w:after="0" w:line="240" w:lineRule="auto"/>
-              <w:jc w:val="center"/>
+              <w:jc w:val="both"/>
             </w:pPr>
             <w:r>
               <w:rPr>
@@ -1042,13 +1042,13 @@
                 <w:i w:val="0"/>
                 <w:sz w:val="20"/>
               </w:rPr>
-              <w:t>22,5</w:t>
+              <w:t>15</w:t>
             </w:r>
           </w:p>
         </w:tc>
         <w:tc>
           <w:tcPr>
-            <w:tcW w:type="dxa" w:w="1928"/>
+            <w:tcW w:type="dxa" w:w="1814"/>
             <w:tcBorders>
               <w:top w:val="single" w:sz="4" w:space="0" w:color="8EAADB"/>
               <w:left w:val="single" w:sz="4" w:space="0" w:color="8EAADB"/>
@@ -1061,7 +1061,7 @@
           <w:p>
             <w:pPr>
               <w:spacing w:before="0" w:after="0" w:line="240" w:lineRule="auto"/>
-              <w:jc w:val="center"/>
+              <w:jc w:val="both"/>
             </w:pPr>
             <w:r>
               <w:rPr>
@@ -1078,7 +1078,7 @@
       <w:tr>
         <w:tc>
           <w:tcPr>
-            <w:tcW w:type="dxa" w:w="1701"/>
+            <w:tcW w:type="dxa" w:w="1814"/>
             <w:tcBorders>
               <w:top w:val="single" w:sz="4" w:space="0" w:color="8EAADB"/>
               <w:left w:val="single" w:sz="4" w:space="0" w:color="8EAADB"/>
@@ -1091,7 +1091,7 @@
           <w:p>
             <w:pPr>
               <w:spacing w:before="0" w:after="0" w:line="240" w:lineRule="auto"/>
-              <w:jc w:val="center"/>
+              <w:jc w:val="both"/>
             </w:pPr>
             <w:r>
               <w:rPr>
@@ -1119,7 +1119,7 @@
           <w:p>
             <w:pPr>
               <w:spacing w:before="0" w:after="0" w:line="240" w:lineRule="auto"/>
-              <w:jc w:val="center"/>
+              <w:jc w:val="both"/>
             </w:pPr>
             <w:r>
               <w:rPr>
@@ -1147,7 +1147,7 @@
           <w:p>
             <w:pPr>
               <w:spacing w:before="0" w:after="0" w:line="240" w:lineRule="auto"/>
-              <w:jc w:val="center"/>
+              <w:jc w:val="both"/>
             </w:pPr>
             <w:r>
               <w:rPr>
@@ -1175,7 +1175,7 @@
           <w:p>
             <w:pPr>
               <w:spacing w:before="0" w:after="0" w:line="240" w:lineRule="auto"/>
-              <w:jc w:val="center"/>
+              <w:jc w:val="both"/>
             </w:pPr>
             <w:r>
               <w:rPr>
@@ -1184,13 +1184,13 @@
                 <w:i w:val="0"/>
                 <w:sz w:val="20"/>
               </w:rPr>
-              <w:t>22,5</w:t>
+              <w:t>15</w:t>
             </w:r>
           </w:p>
         </w:tc>
         <w:tc>
           <w:tcPr>
-            <w:tcW w:type="dxa" w:w="1928"/>
+            <w:tcW w:type="dxa" w:w="1814"/>
             <w:tcBorders>
               <w:top w:val="single" w:sz="4" w:space="0" w:color="8EAADB"/>
               <w:left w:val="single" w:sz="4" w:space="0" w:color="8EAADB"/>
@@ -1203,7 +1203,7 @@
           <w:p>
             <w:pPr>
               <w:spacing w:before="0" w:after="0" w:line="240" w:lineRule="auto"/>
-              <w:jc w:val="center"/>
+              <w:jc w:val="both"/>
             </w:pPr>
             <w:r>
               <w:rPr>
@@ -1230,7 +1230,7 @@
           <w:i w:val="0"/>
           <w:sz w:val="16"/>
         </w:rPr>
-        <w:t>Fuente: elaboración con base en la malla curricular 2027.</w:t>
+        <w:t>Fuente: elaboración con base en la Malla Curricular 2026 de la Carrera de Contaduría Pública.</w:t>
       </w:r>
     </w:p>
     <w:p>
@@ -1245,7 +1245,7 @@
           <w:i w:val="0"/>
           <w:sz w:val="20"/>
         </w:rPr>
-        <w:t>El promedio de 45 horas cronológicas de trabajo por semana coincide con la dedicación prevista por el sistema de créditos de la UMSA, de 1.800 horas anuales en 40 semanas. Las horas presenciales se distribuyen de lunes a sábado en los turnos diurno y nocturno.</w:t>
+        <w:t>Las horas no presenciales semanales resultan de restar las horas presenciales de las 45 horas de trabajo semanales que corresponden a los 60 créditos anuales. Las horas presenciales se distribuyen de lunes a sábado en los turnos diurno y nocturno.</w:t>
       </w:r>
     </w:p>
     <w:p>
@@ -1302,10 +1302,10 @@
         <w:tblLook w:firstColumn="1" w:firstRow="1" w:lastColumn="0" w:lastRow="0" w:noHBand="0" w:noVBand="1" w:val="04A0"/>
       </w:tblPr>
       <w:tblGrid>
-        <w:gridCol w:w="1701"/>
-        <w:gridCol w:w="1701"/>
-        <w:gridCol w:w="1928"/>
-        <w:gridCol w:w="1928"/>
+        <w:gridCol w:w="1814"/>
+        <w:gridCol w:w="1814"/>
+        <w:gridCol w:w="1814"/>
+        <w:gridCol w:w="1814"/>
         <w:gridCol w:w="1814"/>
       </w:tblGrid>
       <w:tr>
@@ -1314,7 +1314,7 @@
         </w:trPr>
         <w:tc>
           <w:tcPr>
-            <w:tcW w:type="dxa" w:w="1701"/>
+            <w:tcW w:type="dxa" w:w="1814"/>
             <w:tcBorders>
               <w:top w:val="single" w:sz="4" w:space="0" w:color="4472C4"/>
               <w:left w:val="single" w:sz="4" w:space="0" w:color="4472C4"/>
@@ -1343,7 +1343,7 @@
         </w:tc>
         <w:tc>
           <w:tcPr>
-            <w:tcW w:type="dxa" w:w="1701"/>
+            <w:tcW w:type="dxa" w:w="1814"/>
             <w:tcBorders>
               <w:top w:val="single" w:sz="4" w:space="0" w:color="4472C4"/>
               <w:left w:val="single" w:sz="4" w:space="0" w:color="4472C4"/>
@@ -1366,65 +1366,7 @@
                 <w:color w:val="FFFFFF"/>
                 <w:sz w:val="20"/>
               </w:rPr>
-              <w:t>Horas académicas</w:t>
-            </w:r>
-          </w:p>
-        </w:tc>
-        <w:tc>
-          <w:tcPr>
-            <w:tcW w:type="dxa" w:w="1928"/>
-            <w:tcBorders>
-              <w:top w:val="single" w:sz="4" w:space="0" w:color="4472C4"/>
-              <w:left w:val="single" w:sz="4" w:space="0" w:color="4472C4"/>
-              <w:bottom w:val="single" w:sz="4" w:space="0" w:color="4472C4"/>
-              <w:right w:val="single" w:sz="4" w:space="0" w:color="4472C4"/>
-            </w:tcBorders>
-            <w:shd w:val="clear" w:color="auto" w:fill="4472C4"/>
-            <w:vAlign w:val="center"/>
-          </w:tcPr>
-          <w:p>
-            <w:pPr>
-              <w:spacing w:before="0" w:after="0" w:line="240" w:lineRule="auto"/>
-              <w:jc w:val="center"/>
-            </w:pPr>
-            <w:r>
-              <w:rPr>
-                <w:rFonts w:ascii="Century Gothic" w:hAnsi="Century Gothic" w:cs="Century Gothic" w:eastAsia="Century Gothic"/>
-                <w:b/>
-                <w:i w:val="0"/>
-                <w:color w:val="FFFFFF"/>
-                <w:sz w:val="20"/>
-              </w:rPr>
-              <w:t>Horas cronológicas presenciales</w:t>
-            </w:r>
-          </w:p>
-        </w:tc>
-        <w:tc>
-          <w:tcPr>
-            <w:tcW w:type="dxa" w:w="1928"/>
-            <w:tcBorders>
-              <w:top w:val="single" w:sz="4" w:space="0" w:color="4472C4"/>
-              <w:left w:val="single" w:sz="4" w:space="0" w:color="4472C4"/>
-              <w:bottom w:val="single" w:sz="4" w:space="0" w:color="4472C4"/>
-              <w:right w:val="single" w:sz="4" w:space="0" w:color="4472C4"/>
-            </w:tcBorders>
-            <w:shd w:val="clear" w:color="auto" w:fill="4472C4"/>
-            <w:vAlign w:val="center"/>
-          </w:tcPr>
-          <w:p>
-            <w:pPr>
-              <w:spacing w:before="0" w:after="0" w:line="240" w:lineRule="auto"/>
-              <w:jc w:val="center"/>
-            </w:pPr>
-            <w:r>
-              <w:rPr>
-                <w:rFonts w:ascii="Century Gothic" w:hAnsi="Century Gothic" w:cs="Century Gothic" w:eastAsia="Century Gothic"/>
-                <w:b/>
-                <w:i w:val="0"/>
-                <w:color w:val="FFFFFF"/>
-                <w:sz w:val="20"/>
-              </w:rPr>
-              <w:t>Horas cronológicas no presenciales</w:t>
+              <w:t>Horas académicas presenciales</w:t>
             </w:r>
           </w:p>
         </w:tc>
@@ -1453,7 +1395,65 @@
                 <w:color w:val="FFFFFF"/>
                 <w:sz w:val="20"/>
               </w:rPr>
-              <w:t>Total de horas de trabajo</w:t>
+              <w:t>Horas no presenciales</w:t>
+            </w:r>
+          </w:p>
+        </w:tc>
+        <w:tc>
+          <w:tcPr>
+            <w:tcW w:type="dxa" w:w="1814"/>
+            <w:tcBorders>
+              <w:top w:val="single" w:sz="4" w:space="0" w:color="4472C4"/>
+              <w:left w:val="single" w:sz="4" w:space="0" w:color="4472C4"/>
+              <w:bottom w:val="single" w:sz="4" w:space="0" w:color="4472C4"/>
+              <w:right w:val="single" w:sz="4" w:space="0" w:color="4472C4"/>
+            </w:tcBorders>
+            <w:shd w:val="clear" w:color="auto" w:fill="4472C4"/>
+            <w:vAlign w:val="center"/>
+          </w:tcPr>
+          <w:p>
+            <w:pPr>
+              <w:spacing w:before="0" w:after="0" w:line="240" w:lineRule="auto"/>
+              <w:jc w:val="center"/>
+            </w:pPr>
+            <w:r>
+              <w:rPr>
+                <w:rFonts w:ascii="Century Gothic" w:hAnsi="Century Gothic" w:cs="Century Gothic" w:eastAsia="Century Gothic"/>
+                <w:b/>
+                <w:i w:val="0"/>
+                <w:color w:val="FFFFFF"/>
+                <w:sz w:val="20"/>
+              </w:rPr>
+              <w:t>Horas de trabajo</w:t>
+            </w:r>
+          </w:p>
+        </w:tc>
+        <w:tc>
+          <w:tcPr>
+            <w:tcW w:type="dxa" w:w="1814"/>
+            <w:tcBorders>
+              <w:top w:val="single" w:sz="4" w:space="0" w:color="4472C4"/>
+              <w:left w:val="single" w:sz="4" w:space="0" w:color="4472C4"/>
+              <w:bottom w:val="single" w:sz="4" w:space="0" w:color="4472C4"/>
+              <w:right w:val="single" w:sz="4" w:space="0" w:color="4472C4"/>
+            </w:tcBorders>
+            <w:shd w:val="clear" w:color="auto" w:fill="4472C4"/>
+            <w:vAlign w:val="center"/>
+          </w:tcPr>
+          <w:p>
+            <w:pPr>
+              <w:spacing w:before="0" w:after="0" w:line="240" w:lineRule="auto"/>
+              <w:jc w:val="center"/>
+            </w:pPr>
+            <w:r>
+              <w:rPr>
+                <w:rFonts w:ascii="Century Gothic" w:hAnsi="Century Gothic" w:cs="Century Gothic" w:eastAsia="Century Gothic"/>
+                <w:b/>
+                <w:i w:val="0"/>
+                <w:color w:val="FFFFFF"/>
+                <w:sz w:val="20"/>
+              </w:rPr>
+              <w:t>Créditos</w:t>
             </w:r>
           </w:p>
         </w:tc>
@@ -1461,7 +1461,7 @@
       <w:tr>
         <w:tc>
           <w:tcPr>
-            <w:tcW w:type="dxa" w:w="1701"/>
+            <w:tcW w:type="dxa" w:w="1814"/>
             <w:tcBorders>
               <w:top w:val="single" w:sz="4" w:space="0" w:color="8EAADB"/>
               <w:left w:val="single" w:sz="4" w:space="0" w:color="8EAADB"/>
@@ -1474,7 +1474,7 @@
           <w:p>
             <w:pPr>
               <w:spacing w:before="0" w:after="0" w:line="240" w:lineRule="auto"/>
-              <w:jc w:val="center"/>
+              <w:jc w:val="both"/>
             </w:pPr>
             <w:r>
               <w:rPr>
@@ -1484,90 +1484,6 @@
                 <w:sz w:val="20"/>
               </w:rPr>
               <w:t>Primero</w:t>
-            </w:r>
-          </w:p>
-        </w:tc>
-        <w:tc>
-          <w:tcPr>
-            <w:tcW w:type="dxa" w:w="1701"/>
-            <w:tcBorders>
-              <w:top w:val="single" w:sz="4" w:space="0" w:color="8EAADB"/>
-              <w:left w:val="single" w:sz="4" w:space="0" w:color="8EAADB"/>
-              <w:bottom w:val="single" w:sz="4" w:space="0" w:color="8EAADB"/>
-              <w:right w:val="single" w:sz="4" w:space="0" w:color="8EAADB"/>
-            </w:tcBorders>
-            <w:shd w:val="clear" w:color="auto" w:fill="D9E2F3"/>
-            <w:vAlign w:val="top"/>
-          </w:tcPr>
-          <w:p>
-            <w:pPr>
-              <w:spacing w:before="0" w:after="0" w:line="240" w:lineRule="auto"/>
-              <w:jc w:val="center"/>
-            </w:pPr>
-            <w:r>
-              <w:rPr>
-                <w:rFonts w:ascii="Century Gothic" w:hAnsi="Century Gothic" w:cs="Century Gothic" w:eastAsia="Century Gothic"/>
-                <w:b w:val="0"/>
-                <w:i w:val="0"/>
-                <w:sz w:val="20"/>
-              </w:rPr>
-              <w:t>1.040</w:t>
-            </w:r>
-          </w:p>
-        </w:tc>
-        <w:tc>
-          <w:tcPr>
-            <w:tcW w:type="dxa" w:w="1928"/>
-            <w:tcBorders>
-              <w:top w:val="single" w:sz="4" w:space="0" w:color="8EAADB"/>
-              <w:left w:val="single" w:sz="4" w:space="0" w:color="8EAADB"/>
-              <w:bottom w:val="single" w:sz="4" w:space="0" w:color="8EAADB"/>
-              <w:right w:val="single" w:sz="4" w:space="0" w:color="8EAADB"/>
-            </w:tcBorders>
-            <w:shd w:val="clear" w:color="auto" w:fill="D9E2F3"/>
-            <w:vAlign w:val="top"/>
-          </w:tcPr>
-          <w:p>
-            <w:pPr>
-              <w:spacing w:before="0" w:after="0" w:line="240" w:lineRule="auto"/>
-              <w:jc w:val="center"/>
-            </w:pPr>
-            <w:r>
-              <w:rPr>
-                <w:rFonts w:ascii="Century Gothic" w:hAnsi="Century Gothic" w:cs="Century Gothic" w:eastAsia="Century Gothic"/>
-                <w:b w:val="0"/>
-                <w:i w:val="0"/>
-                <w:sz w:val="20"/>
-              </w:rPr>
-              <w:t>780</w:t>
-            </w:r>
-          </w:p>
-        </w:tc>
-        <w:tc>
-          <w:tcPr>
-            <w:tcW w:type="dxa" w:w="1928"/>
-            <w:tcBorders>
-              <w:top w:val="single" w:sz="4" w:space="0" w:color="8EAADB"/>
-              <w:left w:val="single" w:sz="4" w:space="0" w:color="8EAADB"/>
-              <w:bottom w:val="single" w:sz="4" w:space="0" w:color="8EAADB"/>
-              <w:right w:val="single" w:sz="4" w:space="0" w:color="8EAADB"/>
-            </w:tcBorders>
-            <w:shd w:val="clear" w:color="auto" w:fill="D9E2F3"/>
-            <w:vAlign w:val="top"/>
-          </w:tcPr>
-          <w:p>
-            <w:pPr>
-              <w:spacing w:before="0" w:after="0" w:line="240" w:lineRule="auto"/>
-              <w:jc w:val="center"/>
-            </w:pPr>
-            <w:r>
-              <w:rPr>
-                <w:rFonts w:ascii="Century Gothic" w:hAnsi="Century Gothic" w:cs="Century Gothic" w:eastAsia="Century Gothic"/>
-                <w:b w:val="0"/>
-                <w:i w:val="0"/>
-                <w:sz w:val="20"/>
-              </w:rPr>
-              <w:t>780</w:t>
             </w:r>
           </w:p>
         </w:tc>
@@ -1586,7 +1502,7 @@
           <w:p>
             <w:pPr>
               <w:spacing w:before="0" w:after="0" w:line="240" w:lineRule="auto"/>
-              <w:jc w:val="center"/>
+              <w:jc w:val="both"/>
             </w:pPr>
             <w:r>
               <w:rPr>
@@ -1595,121 +1511,7 @@
                 <w:i w:val="0"/>
                 <w:sz w:val="20"/>
               </w:rPr>
-              <w:t>1.560</w:t>
-            </w:r>
-          </w:p>
-        </w:tc>
-      </w:tr>
-      <w:tr>
-        <w:tc>
-          <w:tcPr>
-            <w:tcW w:type="dxa" w:w="1701"/>
-            <w:tcBorders>
-              <w:top w:val="single" w:sz="4" w:space="0" w:color="8EAADB"/>
-              <w:left w:val="single" w:sz="4" w:space="0" w:color="8EAADB"/>
-              <w:bottom w:val="single" w:sz="4" w:space="0" w:color="8EAADB"/>
-              <w:right w:val="single" w:sz="4" w:space="0" w:color="8EAADB"/>
-            </w:tcBorders>
-            <w:shd w:val="clear" w:color="auto" w:fill="D9E2F3"/>
-            <w:vAlign w:val="top"/>
-          </w:tcPr>
-          <w:p>
-            <w:pPr>
-              <w:spacing w:before="0" w:after="0" w:line="240" w:lineRule="auto"/>
-              <w:jc w:val="center"/>
-            </w:pPr>
-            <w:r>
-              <w:rPr>
-                <w:rFonts w:ascii="Century Gothic" w:hAnsi="Century Gothic" w:cs="Century Gothic" w:eastAsia="Century Gothic"/>
-                <w:b w:val="0"/>
-                <w:i w:val="0"/>
-                <w:sz w:val="20"/>
-              </w:rPr>
-              <w:t>Segundo</w:t>
-            </w:r>
-          </w:p>
-        </w:tc>
-        <w:tc>
-          <w:tcPr>
-            <w:tcW w:type="dxa" w:w="1701"/>
-            <w:tcBorders>
-              <w:top w:val="single" w:sz="4" w:space="0" w:color="8EAADB"/>
-              <w:left w:val="single" w:sz="4" w:space="0" w:color="8EAADB"/>
-              <w:bottom w:val="single" w:sz="4" w:space="0" w:color="8EAADB"/>
-              <w:right w:val="single" w:sz="4" w:space="0" w:color="8EAADB"/>
-            </w:tcBorders>
-            <w:shd w:val="clear" w:color="auto" w:fill="D9E2F3"/>
-            <w:vAlign w:val="top"/>
-          </w:tcPr>
-          <w:p>
-            <w:pPr>
-              <w:spacing w:before="0" w:after="0" w:line="240" w:lineRule="auto"/>
-              <w:jc w:val="center"/>
-            </w:pPr>
-            <w:r>
-              <w:rPr>
-                <w:rFonts w:ascii="Century Gothic" w:hAnsi="Century Gothic" w:cs="Century Gothic" w:eastAsia="Century Gothic"/>
-                <w:b w:val="0"/>
-                <w:i w:val="0"/>
-                <w:sz w:val="20"/>
-              </w:rPr>
-              <w:t>1.200</w:t>
-            </w:r>
-          </w:p>
-        </w:tc>
-        <w:tc>
-          <w:tcPr>
-            <w:tcW w:type="dxa" w:w="1928"/>
-            <w:tcBorders>
-              <w:top w:val="single" w:sz="4" w:space="0" w:color="8EAADB"/>
-              <w:left w:val="single" w:sz="4" w:space="0" w:color="8EAADB"/>
-              <w:bottom w:val="single" w:sz="4" w:space="0" w:color="8EAADB"/>
-              <w:right w:val="single" w:sz="4" w:space="0" w:color="8EAADB"/>
-            </w:tcBorders>
-            <w:shd w:val="clear" w:color="auto" w:fill="D9E2F3"/>
-            <w:vAlign w:val="top"/>
-          </w:tcPr>
-          <w:p>
-            <w:pPr>
-              <w:spacing w:before="0" w:after="0" w:line="240" w:lineRule="auto"/>
-              <w:jc w:val="center"/>
-            </w:pPr>
-            <w:r>
-              <w:rPr>
-                <w:rFonts w:ascii="Century Gothic" w:hAnsi="Century Gothic" w:cs="Century Gothic" w:eastAsia="Century Gothic"/>
-                <w:b w:val="0"/>
-                <w:i w:val="0"/>
-                <w:sz w:val="20"/>
-              </w:rPr>
-              <w:t>900</w:t>
-            </w:r>
-          </w:p>
-        </w:tc>
-        <w:tc>
-          <w:tcPr>
-            <w:tcW w:type="dxa" w:w="1928"/>
-            <w:tcBorders>
-              <w:top w:val="single" w:sz="4" w:space="0" w:color="8EAADB"/>
-              <w:left w:val="single" w:sz="4" w:space="0" w:color="8EAADB"/>
-              <w:bottom w:val="single" w:sz="4" w:space="0" w:color="8EAADB"/>
-              <w:right w:val="single" w:sz="4" w:space="0" w:color="8EAADB"/>
-            </w:tcBorders>
-            <w:shd w:val="clear" w:color="auto" w:fill="D9E2F3"/>
-            <w:vAlign w:val="top"/>
-          </w:tcPr>
-          <w:p>
-            <w:pPr>
-              <w:spacing w:before="0" w:after="0" w:line="240" w:lineRule="auto"/>
-              <w:jc w:val="center"/>
-            </w:pPr>
-            <w:r>
-              <w:rPr>
-                <w:rFonts w:ascii="Century Gothic" w:hAnsi="Century Gothic" w:cs="Century Gothic" w:eastAsia="Century Gothic"/>
-                <w:b w:val="0"/>
-                <w:i w:val="0"/>
-                <w:sz w:val="20"/>
-              </w:rPr>
-              <w:t>900</w:t>
+              <w:t>1.040</w:t>
             </w:r>
           </w:p>
         </w:tc>
@@ -1728,7 +1530,7 @@
           <w:p>
             <w:pPr>
               <w:spacing w:before="0" w:after="0" w:line="240" w:lineRule="auto"/>
-              <w:jc w:val="center"/>
+              <w:jc w:val="both"/>
             </w:pPr>
             <w:r>
               <w:rPr>
@@ -1737,121 +1539,7 @@
                 <w:i w:val="0"/>
                 <w:sz w:val="20"/>
               </w:rPr>
-              <w:t>1.800</w:t>
-            </w:r>
-          </w:p>
-        </w:tc>
-      </w:tr>
-      <w:tr>
-        <w:tc>
-          <w:tcPr>
-            <w:tcW w:type="dxa" w:w="1701"/>
-            <w:tcBorders>
-              <w:top w:val="single" w:sz="4" w:space="0" w:color="8EAADB"/>
-              <w:left w:val="single" w:sz="4" w:space="0" w:color="8EAADB"/>
-              <w:bottom w:val="single" w:sz="4" w:space="0" w:color="8EAADB"/>
-              <w:right w:val="single" w:sz="4" w:space="0" w:color="8EAADB"/>
-            </w:tcBorders>
-            <w:shd w:val="clear" w:color="auto" w:fill="D9E2F3"/>
-            <w:vAlign w:val="top"/>
-          </w:tcPr>
-          <w:p>
-            <w:pPr>
-              <w:spacing w:before="0" w:after="0" w:line="240" w:lineRule="auto"/>
-              <w:jc w:val="center"/>
-            </w:pPr>
-            <w:r>
-              <w:rPr>
-                <w:rFonts w:ascii="Century Gothic" w:hAnsi="Century Gothic" w:cs="Century Gothic" w:eastAsia="Century Gothic"/>
-                <w:b w:val="0"/>
-                <w:i w:val="0"/>
-                <w:sz w:val="20"/>
-              </w:rPr>
-              <w:t>Tercero</w:t>
-            </w:r>
-          </w:p>
-        </w:tc>
-        <w:tc>
-          <w:tcPr>
-            <w:tcW w:type="dxa" w:w="1701"/>
-            <w:tcBorders>
-              <w:top w:val="single" w:sz="4" w:space="0" w:color="8EAADB"/>
-              <w:left w:val="single" w:sz="4" w:space="0" w:color="8EAADB"/>
-              <w:bottom w:val="single" w:sz="4" w:space="0" w:color="8EAADB"/>
-              <w:right w:val="single" w:sz="4" w:space="0" w:color="8EAADB"/>
-            </w:tcBorders>
-            <w:shd w:val="clear" w:color="auto" w:fill="D9E2F3"/>
-            <w:vAlign w:val="top"/>
-          </w:tcPr>
-          <w:p>
-            <w:pPr>
-              <w:spacing w:before="0" w:after="0" w:line="240" w:lineRule="auto"/>
-              <w:jc w:val="center"/>
-            </w:pPr>
-            <w:r>
-              <w:rPr>
-                <w:rFonts w:ascii="Century Gothic" w:hAnsi="Century Gothic" w:cs="Century Gothic" w:eastAsia="Century Gothic"/>
-                <w:b w:val="0"/>
-                <w:i w:val="0"/>
-                <w:sz w:val="20"/>
-              </w:rPr>
-              <w:t>1.280</w:t>
-            </w:r>
-          </w:p>
-        </w:tc>
-        <w:tc>
-          <w:tcPr>
-            <w:tcW w:type="dxa" w:w="1928"/>
-            <w:tcBorders>
-              <w:top w:val="single" w:sz="4" w:space="0" w:color="8EAADB"/>
-              <w:left w:val="single" w:sz="4" w:space="0" w:color="8EAADB"/>
-              <w:bottom w:val="single" w:sz="4" w:space="0" w:color="8EAADB"/>
-              <w:right w:val="single" w:sz="4" w:space="0" w:color="8EAADB"/>
-            </w:tcBorders>
-            <w:shd w:val="clear" w:color="auto" w:fill="D9E2F3"/>
-            <w:vAlign w:val="top"/>
-          </w:tcPr>
-          <w:p>
-            <w:pPr>
-              <w:spacing w:before="0" w:after="0" w:line="240" w:lineRule="auto"/>
-              <w:jc w:val="center"/>
-            </w:pPr>
-            <w:r>
-              <w:rPr>
-                <w:rFonts w:ascii="Century Gothic" w:hAnsi="Century Gothic" w:cs="Century Gothic" w:eastAsia="Century Gothic"/>
-                <w:b w:val="0"/>
-                <w:i w:val="0"/>
-                <w:sz w:val="20"/>
-              </w:rPr>
-              <w:t>960</w:t>
-            </w:r>
-          </w:p>
-        </w:tc>
-        <w:tc>
-          <w:tcPr>
-            <w:tcW w:type="dxa" w:w="1928"/>
-            <w:tcBorders>
-              <w:top w:val="single" w:sz="4" w:space="0" w:color="8EAADB"/>
-              <w:left w:val="single" w:sz="4" w:space="0" w:color="8EAADB"/>
-              <w:bottom w:val="single" w:sz="4" w:space="0" w:color="8EAADB"/>
-              <w:right w:val="single" w:sz="4" w:space="0" w:color="8EAADB"/>
-            </w:tcBorders>
-            <w:shd w:val="clear" w:color="auto" w:fill="D9E2F3"/>
-            <w:vAlign w:val="top"/>
-          </w:tcPr>
-          <w:p>
-            <w:pPr>
-              <w:spacing w:before="0" w:after="0" w:line="240" w:lineRule="auto"/>
-              <w:jc w:val="center"/>
-            </w:pPr>
-            <w:r>
-              <w:rPr>
-                <w:rFonts w:ascii="Century Gothic" w:hAnsi="Century Gothic" w:cs="Century Gothic" w:eastAsia="Century Gothic"/>
-                <w:b w:val="0"/>
-                <w:i w:val="0"/>
-                <w:sz w:val="20"/>
-              </w:rPr>
-              <w:t>960</w:t>
+              <w:t>760</w:t>
             </w:r>
           </w:p>
         </w:tc>
@@ -1870,7 +1558,7 @@
           <w:p>
             <w:pPr>
               <w:spacing w:before="0" w:after="0" w:line="240" w:lineRule="auto"/>
-              <w:jc w:val="center"/>
+              <w:jc w:val="both"/>
             </w:pPr>
             <w:r>
               <w:rPr>
@@ -1879,121 +1567,7 @@
                 <w:i w:val="0"/>
                 <w:sz w:val="20"/>
               </w:rPr>
-              <w:t>1.920</w:t>
-            </w:r>
-          </w:p>
-        </w:tc>
-      </w:tr>
-      <w:tr>
-        <w:tc>
-          <w:tcPr>
-            <w:tcW w:type="dxa" w:w="1701"/>
-            <w:tcBorders>
-              <w:top w:val="single" w:sz="4" w:space="0" w:color="8EAADB"/>
-              <w:left w:val="single" w:sz="4" w:space="0" w:color="8EAADB"/>
-              <w:bottom w:val="single" w:sz="4" w:space="0" w:color="8EAADB"/>
-              <w:right w:val="single" w:sz="4" w:space="0" w:color="8EAADB"/>
-            </w:tcBorders>
-            <w:shd w:val="clear" w:color="auto" w:fill="D9E2F3"/>
-            <w:vAlign w:val="top"/>
-          </w:tcPr>
-          <w:p>
-            <w:pPr>
-              <w:spacing w:before="0" w:after="0" w:line="240" w:lineRule="auto"/>
-              <w:jc w:val="center"/>
-            </w:pPr>
-            <w:r>
-              <w:rPr>
-                <w:rFonts w:ascii="Century Gothic" w:hAnsi="Century Gothic" w:cs="Century Gothic" w:eastAsia="Century Gothic"/>
-                <w:b w:val="0"/>
-                <w:i w:val="0"/>
-                <w:sz w:val="20"/>
-              </w:rPr>
-              <w:t>Cuarto</w:t>
-            </w:r>
-          </w:p>
-        </w:tc>
-        <w:tc>
-          <w:tcPr>
-            <w:tcW w:type="dxa" w:w="1701"/>
-            <w:tcBorders>
-              <w:top w:val="single" w:sz="4" w:space="0" w:color="8EAADB"/>
-              <w:left w:val="single" w:sz="4" w:space="0" w:color="8EAADB"/>
-              <w:bottom w:val="single" w:sz="4" w:space="0" w:color="8EAADB"/>
-              <w:right w:val="single" w:sz="4" w:space="0" w:color="8EAADB"/>
-            </w:tcBorders>
-            <w:shd w:val="clear" w:color="auto" w:fill="D9E2F3"/>
-            <w:vAlign w:val="top"/>
-          </w:tcPr>
-          <w:p>
-            <w:pPr>
-              <w:spacing w:before="0" w:after="0" w:line="240" w:lineRule="auto"/>
-              <w:jc w:val="center"/>
-            </w:pPr>
-            <w:r>
-              <w:rPr>
-                <w:rFonts w:ascii="Century Gothic" w:hAnsi="Century Gothic" w:cs="Century Gothic" w:eastAsia="Century Gothic"/>
-                <w:b w:val="0"/>
-                <w:i w:val="0"/>
-                <w:sz w:val="20"/>
-              </w:rPr>
-              <w:t>1.280</w:t>
-            </w:r>
-          </w:p>
-        </w:tc>
-        <w:tc>
-          <w:tcPr>
-            <w:tcW w:type="dxa" w:w="1928"/>
-            <w:tcBorders>
-              <w:top w:val="single" w:sz="4" w:space="0" w:color="8EAADB"/>
-              <w:left w:val="single" w:sz="4" w:space="0" w:color="8EAADB"/>
-              <w:bottom w:val="single" w:sz="4" w:space="0" w:color="8EAADB"/>
-              <w:right w:val="single" w:sz="4" w:space="0" w:color="8EAADB"/>
-            </w:tcBorders>
-            <w:shd w:val="clear" w:color="auto" w:fill="D9E2F3"/>
-            <w:vAlign w:val="top"/>
-          </w:tcPr>
-          <w:p>
-            <w:pPr>
-              <w:spacing w:before="0" w:after="0" w:line="240" w:lineRule="auto"/>
-              <w:jc w:val="center"/>
-            </w:pPr>
-            <w:r>
-              <w:rPr>
-                <w:rFonts w:ascii="Century Gothic" w:hAnsi="Century Gothic" w:cs="Century Gothic" w:eastAsia="Century Gothic"/>
-                <w:b w:val="0"/>
-                <w:i w:val="0"/>
-                <w:sz w:val="20"/>
-              </w:rPr>
-              <w:t>960</w:t>
-            </w:r>
-          </w:p>
-        </w:tc>
-        <w:tc>
-          <w:tcPr>
-            <w:tcW w:type="dxa" w:w="1928"/>
-            <w:tcBorders>
-              <w:top w:val="single" w:sz="4" w:space="0" w:color="8EAADB"/>
-              <w:left w:val="single" w:sz="4" w:space="0" w:color="8EAADB"/>
-              <w:bottom w:val="single" w:sz="4" w:space="0" w:color="8EAADB"/>
-              <w:right w:val="single" w:sz="4" w:space="0" w:color="8EAADB"/>
-            </w:tcBorders>
-            <w:shd w:val="clear" w:color="auto" w:fill="D9E2F3"/>
-            <w:vAlign w:val="top"/>
-          </w:tcPr>
-          <w:p>
-            <w:pPr>
-              <w:spacing w:before="0" w:after="0" w:line="240" w:lineRule="auto"/>
-              <w:jc w:val="center"/>
-            </w:pPr>
-            <w:r>
-              <w:rPr>
-                <w:rFonts w:ascii="Century Gothic" w:hAnsi="Century Gothic" w:cs="Century Gothic" w:eastAsia="Century Gothic"/>
-                <w:b w:val="0"/>
-                <w:i w:val="0"/>
-                <w:sz w:val="20"/>
-              </w:rPr>
-              <w:t>960</w:t>
+              <w:t>1.800</w:t>
             </w:r>
           </w:p>
         </w:tc>
@@ -2012,7 +1586,7 @@
           <w:p>
             <w:pPr>
               <w:spacing w:before="0" w:after="0" w:line="240" w:lineRule="auto"/>
-              <w:jc w:val="center"/>
+              <w:jc w:val="both"/>
             </w:pPr>
             <w:r>
               <w:rPr>
@@ -2021,7 +1595,7 @@
                 <w:i w:val="0"/>
                 <w:sz w:val="20"/>
               </w:rPr>
-              <w:t>1.920</w:t>
+              <w:t>60</w:t>
             </w:r>
           </w:p>
         </w:tc>
@@ -2029,7 +1603,7 @@
       <w:tr>
         <w:tc>
           <w:tcPr>
-            <w:tcW w:type="dxa" w:w="1701"/>
+            <w:tcW w:type="dxa" w:w="1814"/>
             <w:tcBorders>
               <w:top w:val="single" w:sz="4" w:space="0" w:color="8EAADB"/>
               <w:left w:val="single" w:sz="4" w:space="0" w:color="8EAADB"/>
@@ -2042,7 +1616,7 @@
           <w:p>
             <w:pPr>
               <w:spacing w:before="0" w:after="0" w:line="240" w:lineRule="auto"/>
-              <w:jc w:val="center"/>
+              <w:jc w:val="both"/>
             </w:pPr>
             <w:r>
               <w:rPr>
@@ -2051,91 +1625,7 @@
                 <w:i w:val="0"/>
                 <w:sz w:val="20"/>
               </w:rPr>
-              <w:t>Quinto</w:t>
-            </w:r>
-          </w:p>
-        </w:tc>
-        <w:tc>
-          <w:tcPr>
-            <w:tcW w:type="dxa" w:w="1701"/>
-            <w:tcBorders>
-              <w:top w:val="single" w:sz="4" w:space="0" w:color="8EAADB"/>
-              <w:left w:val="single" w:sz="4" w:space="0" w:color="8EAADB"/>
-              <w:bottom w:val="single" w:sz="4" w:space="0" w:color="8EAADB"/>
-              <w:right w:val="single" w:sz="4" w:space="0" w:color="8EAADB"/>
-            </w:tcBorders>
-            <w:shd w:val="clear" w:color="auto" w:fill="D9E2F3"/>
-            <w:vAlign w:val="top"/>
-          </w:tcPr>
-          <w:p>
-            <w:pPr>
-              <w:spacing w:before="0" w:after="0" w:line="240" w:lineRule="auto"/>
-              <w:jc w:val="center"/>
-            </w:pPr>
-            <w:r>
-              <w:rPr>
-                <w:rFonts w:ascii="Century Gothic" w:hAnsi="Century Gothic" w:cs="Century Gothic" w:eastAsia="Century Gothic"/>
-                <w:b w:val="0"/>
-                <w:i w:val="0"/>
-                <w:sz w:val="20"/>
-              </w:rPr>
-              <w:t>1.200</w:t>
-            </w:r>
-          </w:p>
-        </w:tc>
-        <w:tc>
-          <w:tcPr>
-            <w:tcW w:type="dxa" w:w="1928"/>
-            <w:tcBorders>
-              <w:top w:val="single" w:sz="4" w:space="0" w:color="8EAADB"/>
-              <w:left w:val="single" w:sz="4" w:space="0" w:color="8EAADB"/>
-              <w:bottom w:val="single" w:sz="4" w:space="0" w:color="8EAADB"/>
-              <w:right w:val="single" w:sz="4" w:space="0" w:color="8EAADB"/>
-            </w:tcBorders>
-            <w:shd w:val="clear" w:color="auto" w:fill="D9E2F3"/>
-            <w:vAlign w:val="top"/>
-          </w:tcPr>
-          <w:p>
-            <w:pPr>
-              <w:spacing w:before="0" w:after="0" w:line="240" w:lineRule="auto"/>
-              <w:jc w:val="center"/>
-            </w:pPr>
-            <w:r>
-              <w:rPr>
-                <w:rFonts w:ascii="Century Gothic" w:hAnsi="Century Gothic" w:cs="Century Gothic" w:eastAsia="Century Gothic"/>
-                <w:b w:val="0"/>
-                <w:i w:val="0"/>
-                <w:sz w:val="20"/>
-              </w:rPr>
-              <w:t>900</w:t>
-            </w:r>
-          </w:p>
-        </w:tc>
-        <w:tc>
-          <w:tcPr>
-            <w:tcW w:type="dxa" w:w="1928"/>
-            <w:tcBorders>
-              <w:top w:val="single" w:sz="4" w:space="0" w:color="8EAADB"/>
-              <w:left w:val="single" w:sz="4" w:space="0" w:color="8EAADB"/>
-              <w:bottom w:val="single" w:sz="4" w:space="0" w:color="8EAADB"/>
-              <w:right w:val="single" w:sz="4" w:space="0" w:color="8EAADB"/>
-            </w:tcBorders>
-            <w:shd w:val="clear" w:color="auto" w:fill="D9E2F3"/>
-            <w:vAlign w:val="top"/>
-          </w:tcPr>
-          <w:p>
-            <w:pPr>
-              <w:spacing w:before="0" w:after="0" w:line="240" w:lineRule="auto"/>
-              <w:jc w:val="center"/>
-            </w:pPr>
-            <w:r>
-              <w:rPr>
-                <w:rFonts w:ascii="Century Gothic" w:hAnsi="Century Gothic" w:cs="Century Gothic" w:eastAsia="Century Gothic"/>
-                <w:b w:val="0"/>
-                <w:i w:val="0"/>
-                <w:sz w:val="20"/>
-              </w:rPr>
-              <w:t>900</w:t>
+              <w:t>Segundo</w:t>
             </w:r>
           </w:p>
         </w:tc>
@@ -2154,7 +1644,7 @@
           <w:p>
             <w:pPr>
               <w:spacing w:before="0" w:after="0" w:line="240" w:lineRule="auto"/>
-              <w:jc w:val="center"/>
+              <w:jc w:val="both"/>
             </w:pPr>
             <w:r>
               <w:rPr>
@@ -2163,121 +1653,7 @@
                 <w:i w:val="0"/>
                 <w:sz w:val="20"/>
               </w:rPr>
-              <w:t>1.800</w:t>
-            </w:r>
-          </w:p>
-        </w:tc>
-      </w:tr>
-      <w:tr>
-        <w:tc>
-          <w:tcPr>
-            <w:tcW w:type="dxa" w:w="1701"/>
-            <w:tcBorders>
-              <w:top w:val="single" w:sz="4" w:space="0" w:color="8EAADB"/>
-              <w:left w:val="single" w:sz="4" w:space="0" w:color="8EAADB"/>
-              <w:bottom w:val="single" w:sz="4" w:space="0" w:color="8EAADB"/>
-              <w:right w:val="single" w:sz="4" w:space="0" w:color="8EAADB"/>
-            </w:tcBorders>
-            <w:shd w:val="clear" w:color="auto" w:fill="D9E2F3"/>
-            <w:vAlign w:val="top"/>
-          </w:tcPr>
-          <w:p>
-            <w:pPr>
-              <w:spacing w:before="0" w:after="0" w:line="240" w:lineRule="auto"/>
-              <w:jc w:val="center"/>
-            </w:pPr>
-            <w:r>
-              <w:rPr>
-                <w:rFonts w:ascii="Century Gothic" w:hAnsi="Century Gothic" w:cs="Century Gothic" w:eastAsia="Century Gothic"/>
-                <w:b/>
-                <w:i w:val="0"/>
-                <w:sz w:val="20"/>
-              </w:rPr>
-              <w:t>Total</w:t>
-            </w:r>
-          </w:p>
-        </w:tc>
-        <w:tc>
-          <w:tcPr>
-            <w:tcW w:type="dxa" w:w="1701"/>
-            <w:tcBorders>
-              <w:top w:val="single" w:sz="4" w:space="0" w:color="8EAADB"/>
-              <w:left w:val="single" w:sz="4" w:space="0" w:color="8EAADB"/>
-              <w:bottom w:val="single" w:sz="4" w:space="0" w:color="8EAADB"/>
-              <w:right w:val="single" w:sz="4" w:space="0" w:color="8EAADB"/>
-            </w:tcBorders>
-            <w:shd w:val="clear" w:color="auto" w:fill="D9E2F3"/>
-            <w:vAlign w:val="top"/>
-          </w:tcPr>
-          <w:p>
-            <w:pPr>
-              <w:spacing w:before="0" w:after="0" w:line="240" w:lineRule="auto"/>
-              <w:jc w:val="center"/>
-            </w:pPr>
-            <w:r>
-              <w:rPr>
-                <w:rFonts w:ascii="Century Gothic" w:hAnsi="Century Gothic" w:cs="Century Gothic" w:eastAsia="Century Gothic"/>
-                <w:b/>
-                <w:i w:val="0"/>
-                <w:sz w:val="20"/>
-              </w:rPr>
-              <w:t>6.000</w:t>
-            </w:r>
-          </w:p>
-        </w:tc>
-        <w:tc>
-          <w:tcPr>
-            <w:tcW w:type="dxa" w:w="1928"/>
-            <w:tcBorders>
-              <w:top w:val="single" w:sz="4" w:space="0" w:color="8EAADB"/>
-              <w:left w:val="single" w:sz="4" w:space="0" w:color="8EAADB"/>
-              <w:bottom w:val="single" w:sz="4" w:space="0" w:color="8EAADB"/>
-              <w:right w:val="single" w:sz="4" w:space="0" w:color="8EAADB"/>
-            </w:tcBorders>
-            <w:shd w:val="clear" w:color="auto" w:fill="D9E2F3"/>
-            <w:vAlign w:val="top"/>
-          </w:tcPr>
-          <w:p>
-            <w:pPr>
-              <w:spacing w:before="0" w:after="0" w:line="240" w:lineRule="auto"/>
-              <w:jc w:val="center"/>
-            </w:pPr>
-            <w:r>
-              <w:rPr>
-                <w:rFonts w:ascii="Century Gothic" w:hAnsi="Century Gothic" w:cs="Century Gothic" w:eastAsia="Century Gothic"/>
-                <w:b/>
-                <w:i w:val="0"/>
-                <w:sz w:val="20"/>
-              </w:rPr>
-              <w:t>4.500</w:t>
-            </w:r>
-          </w:p>
-        </w:tc>
-        <w:tc>
-          <w:tcPr>
-            <w:tcW w:type="dxa" w:w="1928"/>
-            <w:tcBorders>
-              <w:top w:val="single" w:sz="4" w:space="0" w:color="8EAADB"/>
-              <w:left w:val="single" w:sz="4" w:space="0" w:color="8EAADB"/>
-              <w:bottom w:val="single" w:sz="4" w:space="0" w:color="8EAADB"/>
-              <w:right w:val="single" w:sz="4" w:space="0" w:color="8EAADB"/>
-            </w:tcBorders>
-            <w:shd w:val="clear" w:color="auto" w:fill="D9E2F3"/>
-            <w:vAlign w:val="top"/>
-          </w:tcPr>
-          <w:p>
-            <w:pPr>
-              <w:spacing w:before="0" w:after="0" w:line="240" w:lineRule="auto"/>
-              <w:jc w:val="center"/>
-            </w:pPr>
-            <w:r>
-              <w:rPr>
-                <w:rFonts w:ascii="Century Gothic" w:hAnsi="Century Gothic" w:cs="Century Gothic" w:eastAsia="Century Gothic"/>
-                <w:b/>
-                <w:i w:val="0"/>
-                <w:sz w:val="20"/>
-              </w:rPr>
-              <w:t>4.500</w:t>
+              <w:t>1.200</w:t>
             </w:r>
           </w:p>
         </w:tc>
@@ -2296,7 +1672,603 @@
           <w:p>
             <w:pPr>
               <w:spacing w:before="0" w:after="0" w:line="240" w:lineRule="auto"/>
-              <w:jc w:val="center"/>
+              <w:jc w:val="both"/>
+            </w:pPr>
+            <w:r>
+              <w:rPr>
+                <w:rFonts w:ascii="Century Gothic" w:hAnsi="Century Gothic" w:cs="Century Gothic" w:eastAsia="Century Gothic"/>
+                <w:b w:val="0"/>
+                <w:i w:val="0"/>
+                <w:sz w:val="20"/>
+              </w:rPr>
+              <w:t>600</w:t>
+            </w:r>
+          </w:p>
+        </w:tc>
+        <w:tc>
+          <w:tcPr>
+            <w:tcW w:type="dxa" w:w="1814"/>
+            <w:tcBorders>
+              <w:top w:val="single" w:sz="4" w:space="0" w:color="8EAADB"/>
+              <w:left w:val="single" w:sz="4" w:space="0" w:color="8EAADB"/>
+              <w:bottom w:val="single" w:sz="4" w:space="0" w:color="8EAADB"/>
+              <w:right w:val="single" w:sz="4" w:space="0" w:color="8EAADB"/>
+            </w:tcBorders>
+            <w:shd w:val="clear" w:color="auto" w:fill="D9E2F3"/>
+            <w:vAlign w:val="top"/>
+          </w:tcPr>
+          <w:p>
+            <w:pPr>
+              <w:spacing w:before="0" w:after="0" w:line="240" w:lineRule="auto"/>
+              <w:jc w:val="both"/>
+            </w:pPr>
+            <w:r>
+              <w:rPr>
+                <w:rFonts w:ascii="Century Gothic" w:hAnsi="Century Gothic" w:cs="Century Gothic" w:eastAsia="Century Gothic"/>
+                <w:b w:val="0"/>
+                <w:i w:val="0"/>
+                <w:sz w:val="20"/>
+              </w:rPr>
+              <w:t>1.800</w:t>
+            </w:r>
+          </w:p>
+        </w:tc>
+        <w:tc>
+          <w:tcPr>
+            <w:tcW w:type="dxa" w:w="1814"/>
+            <w:tcBorders>
+              <w:top w:val="single" w:sz="4" w:space="0" w:color="8EAADB"/>
+              <w:left w:val="single" w:sz="4" w:space="0" w:color="8EAADB"/>
+              <w:bottom w:val="single" w:sz="4" w:space="0" w:color="8EAADB"/>
+              <w:right w:val="single" w:sz="4" w:space="0" w:color="8EAADB"/>
+            </w:tcBorders>
+            <w:shd w:val="clear" w:color="auto" w:fill="D9E2F3"/>
+            <w:vAlign w:val="top"/>
+          </w:tcPr>
+          <w:p>
+            <w:pPr>
+              <w:spacing w:before="0" w:after="0" w:line="240" w:lineRule="auto"/>
+              <w:jc w:val="both"/>
+            </w:pPr>
+            <w:r>
+              <w:rPr>
+                <w:rFonts w:ascii="Century Gothic" w:hAnsi="Century Gothic" w:cs="Century Gothic" w:eastAsia="Century Gothic"/>
+                <w:b w:val="0"/>
+                <w:i w:val="0"/>
+                <w:sz w:val="20"/>
+              </w:rPr>
+              <w:t>60</w:t>
+            </w:r>
+          </w:p>
+        </w:tc>
+      </w:tr>
+      <w:tr>
+        <w:tc>
+          <w:tcPr>
+            <w:tcW w:type="dxa" w:w="1814"/>
+            <w:tcBorders>
+              <w:top w:val="single" w:sz="4" w:space="0" w:color="8EAADB"/>
+              <w:left w:val="single" w:sz="4" w:space="0" w:color="8EAADB"/>
+              <w:bottom w:val="single" w:sz="4" w:space="0" w:color="8EAADB"/>
+              <w:right w:val="single" w:sz="4" w:space="0" w:color="8EAADB"/>
+            </w:tcBorders>
+            <w:shd w:val="clear" w:color="auto" w:fill="D9E2F3"/>
+            <w:vAlign w:val="top"/>
+          </w:tcPr>
+          <w:p>
+            <w:pPr>
+              <w:spacing w:before="0" w:after="0" w:line="240" w:lineRule="auto"/>
+              <w:jc w:val="both"/>
+            </w:pPr>
+            <w:r>
+              <w:rPr>
+                <w:rFonts w:ascii="Century Gothic" w:hAnsi="Century Gothic" w:cs="Century Gothic" w:eastAsia="Century Gothic"/>
+                <w:b w:val="0"/>
+                <w:i w:val="0"/>
+                <w:sz w:val="20"/>
+              </w:rPr>
+              <w:t>Tercero</w:t>
+            </w:r>
+          </w:p>
+        </w:tc>
+        <w:tc>
+          <w:tcPr>
+            <w:tcW w:type="dxa" w:w="1814"/>
+            <w:tcBorders>
+              <w:top w:val="single" w:sz="4" w:space="0" w:color="8EAADB"/>
+              <w:left w:val="single" w:sz="4" w:space="0" w:color="8EAADB"/>
+              <w:bottom w:val="single" w:sz="4" w:space="0" w:color="8EAADB"/>
+              <w:right w:val="single" w:sz="4" w:space="0" w:color="8EAADB"/>
+            </w:tcBorders>
+            <w:shd w:val="clear" w:color="auto" w:fill="D9E2F3"/>
+            <w:vAlign w:val="top"/>
+          </w:tcPr>
+          <w:p>
+            <w:pPr>
+              <w:spacing w:before="0" w:after="0" w:line="240" w:lineRule="auto"/>
+              <w:jc w:val="both"/>
+            </w:pPr>
+            <w:r>
+              <w:rPr>
+                <w:rFonts w:ascii="Century Gothic" w:hAnsi="Century Gothic" w:cs="Century Gothic" w:eastAsia="Century Gothic"/>
+                <w:b w:val="0"/>
+                <w:i w:val="0"/>
+                <w:sz w:val="20"/>
+              </w:rPr>
+              <w:t>1.280</w:t>
+            </w:r>
+          </w:p>
+        </w:tc>
+        <w:tc>
+          <w:tcPr>
+            <w:tcW w:type="dxa" w:w="1814"/>
+            <w:tcBorders>
+              <w:top w:val="single" w:sz="4" w:space="0" w:color="8EAADB"/>
+              <w:left w:val="single" w:sz="4" w:space="0" w:color="8EAADB"/>
+              <w:bottom w:val="single" w:sz="4" w:space="0" w:color="8EAADB"/>
+              <w:right w:val="single" w:sz="4" w:space="0" w:color="8EAADB"/>
+            </w:tcBorders>
+            <w:shd w:val="clear" w:color="auto" w:fill="D9E2F3"/>
+            <w:vAlign w:val="top"/>
+          </w:tcPr>
+          <w:p>
+            <w:pPr>
+              <w:spacing w:before="0" w:after="0" w:line="240" w:lineRule="auto"/>
+              <w:jc w:val="both"/>
+            </w:pPr>
+            <w:r>
+              <w:rPr>
+                <w:rFonts w:ascii="Century Gothic" w:hAnsi="Century Gothic" w:cs="Century Gothic" w:eastAsia="Century Gothic"/>
+                <w:b w:val="0"/>
+                <w:i w:val="0"/>
+                <w:sz w:val="20"/>
+              </w:rPr>
+              <w:t>520</w:t>
+            </w:r>
+          </w:p>
+        </w:tc>
+        <w:tc>
+          <w:tcPr>
+            <w:tcW w:type="dxa" w:w="1814"/>
+            <w:tcBorders>
+              <w:top w:val="single" w:sz="4" w:space="0" w:color="8EAADB"/>
+              <w:left w:val="single" w:sz="4" w:space="0" w:color="8EAADB"/>
+              <w:bottom w:val="single" w:sz="4" w:space="0" w:color="8EAADB"/>
+              <w:right w:val="single" w:sz="4" w:space="0" w:color="8EAADB"/>
+            </w:tcBorders>
+            <w:shd w:val="clear" w:color="auto" w:fill="D9E2F3"/>
+            <w:vAlign w:val="top"/>
+          </w:tcPr>
+          <w:p>
+            <w:pPr>
+              <w:spacing w:before="0" w:after="0" w:line="240" w:lineRule="auto"/>
+              <w:jc w:val="both"/>
+            </w:pPr>
+            <w:r>
+              <w:rPr>
+                <w:rFonts w:ascii="Century Gothic" w:hAnsi="Century Gothic" w:cs="Century Gothic" w:eastAsia="Century Gothic"/>
+                <w:b w:val="0"/>
+                <w:i w:val="0"/>
+                <w:sz w:val="20"/>
+              </w:rPr>
+              <w:t>1.800</w:t>
+            </w:r>
+          </w:p>
+        </w:tc>
+        <w:tc>
+          <w:tcPr>
+            <w:tcW w:type="dxa" w:w="1814"/>
+            <w:tcBorders>
+              <w:top w:val="single" w:sz="4" w:space="0" w:color="8EAADB"/>
+              <w:left w:val="single" w:sz="4" w:space="0" w:color="8EAADB"/>
+              <w:bottom w:val="single" w:sz="4" w:space="0" w:color="8EAADB"/>
+              <w:right w:val="single" w:sz="4" w:space="0" w:color="8EAADB"/>
+            </w:tcBorders>
+            <w:shd w:val="clear" w:color="auto" w:fill="D9E2F3"/>
+            <w:vAlign w:val="top"/>
+          </w:tcPr>
+          <w:p>
+            <w:pPr>
+              <w:spacing w:before="0" w:after="0" w:line="240" w:lineRule="auto"/>
+              <w:jc w:val="both"/>
+            </w:pPr>
+            <w:r>
+              <w:rPr>
+                <w:rFonts w:ascii="Century Gothic" w:hAnsi="Century Gothic" w:cs="Century Gothic" w:eastAsia="Century Gothic"/>
+                <w:b w:val="0"/>
+                <w:i w:val="0"/>
+                <w:sz w:val="20"/>
+              </w:rPr>
+              <w:t>60</w:t>
+            </w:r>
+          </w:p>
+        </w:tc>
+      </w:tr>
+      <w:tr>
+        <w:tc>
+          <w:tcPr>
+            <w:tcW w:type="dxa" w:w="1814"/>
+            <w:tcBorders>
+              <w:top w:val="single" w:sz="4" w:space="0" w:color="8EAADB"/>
+              <w:left w:val="single" w:sz="4" w:space="0" w:color="8EAADB"/>
+              <w:bottom w:val="single" w:sz="4" w:space="0" w:color="8EAADB"/>
+              <w:right w:val="single" w:sz="4" w:space="0" w:color="8EAADB"/>
+            </w:tcBorders>
+            <w:shd w:val="clear" w:color="auto" w:fill="D9E2F3"/>
+            <w:vAlign w:val="top"/>
+          </w:tcPr>
+          <w:p>
+            <w:pPr>
+              <w:spacing w:before="0" w:after="0" w:line="240" w:lineRule="auto"/>
+              <w:jc w:val="both"/>
+            </w:pPr>
+            <w:r>
+              <w:rPr>
+                <w:rFonts w:ascii="Century Gothic" w:hAnsi="Century Gothic" w:cs="Century Gothic" w:eastAsia="Century Gothic"/>
+                <w:b w:val="0"/>
+                <w:i w:val="0"/>
+                <w:sz w:val="20"/>
+              </w:rPr>
+              <w:t>Cuarto</w:t>
+            </w:r>
+          </w:p>
+        </w:tc>
+        <w:tc>
+          <w:tcPr>
+            <w:tcW w:type="dxa" w:w="1814"/>
+            <w:tcBorders>
+              <w:top w:val="single" w:sz="4" w:space="0" w:color="8EAADB"/>
+              <w:left w:val="single" w:sz="4" w:space="0" w:color="8EAADB"/>
+              <w:bottom w:val="single" w:sz="4" w:space="0" w:color="8EAADB"/>
+              <w:right w:val="single" w:sz="4" w:space="0" w:color="8EAADB"/>
+            </w:tcBorders>
+            <w:shd w:val="clear" w:color="auto" w:fill="D9E2F3"/>
+            <w:vAlign w:val="top"/>
+          </w:tcPr>
+          <w:p>
+            <w:pPr>
+              <w:spacing w:before="0" w:after="0" w:line="240" w:lineRule="auto"/>
+              <w:jc w:val="both"/>
+            </w:pPr>
+            <w:r>
+              <w:rPr>
+                <w:rFonts w:ascii="Century Gothic" w:hAnsi="Century Gothic" w:cs="Century Gothic" w:eastAsia="Century Gothic"/>
+                <w:b w:val="0"/>
+                <w:i w:val="0"/>
+                <w:sz w:val="20"/>
+              </w:rPr>
+              <w:t>1.280</w:t>
+            </w:r>
+          </w:p>
+        </w:tc>
+        <w:tc>
+          <w:tcPr>
+            <w:tcW w:type="dxa" w:w="1814"/>
+            <w:tcBorders>
+              <w:top w:val="single" w:sz="4" w:space="0" w:color="8EAADB"/>
+              <w:left w:val="single" w:sz="4" w:space="0" w:color="8EAADB"/>
+              <w:bottom w:val="single" w:sz="4" w:space="0" w:color="8EAADB"/>
+              <w:right w:val="single" w:sz="4" w:space="0" w:color="8EAADB"/>
+            </w:tcBorders>
+            <w:shd w:val="clear" w:color="auto" w:fill="D9E2F3"/>
+            <w:vAlign w:val="top"/>
+          </w:tcPr>
+          <w:p>
+            <w:pPr>
+              <w:spacing w:before="0" w:after="0" w:line="240" w:lineRule="auto"/>
+              <w:jc w:val="both"/>
+            </w:pPr>
+            <w:r>
+              <w:rPr>
+                <w:rFonts w:ascii="Century Gothic" w:hAnsi="Century Gothic" w:cs="Century Gothic" w:eastAsia="Century Gothic"/>
+                <w:b w:val="0"/>
+                <w:i w:val="0"/>
+                <w:sz w:val="20"/>
+              </w:rPr>
+              <w:t>520</w:t>
+            </w:r>
+          </w:p>
+        </w:tc>
+        <w:tc>
+          <w:tcPr>
+            <w:tcW w:type="dxa" w:w="1814"/>
+            <w:tcBorders>
+              <w:top w:val="single" w:sz="4" w:space="0" w:color="8EAADB"/>
+              <w:left w:val="single" w:sz="4" w:space="0" w:color="8EAADB"/>
+              <w:bottom w:val="single" w:sz="4" w:space="0" w:color="8EAADB"/>
+              <w:right w:val="single" w:sz="4" w:space="0" w:color="8EAADB"/>
+            </w:tcBorders>
+            <w:shd w:val="clear" w:color="auto" w:fill="D9E2F3"/>
+            <w:vAlign w:val="top"/>
+          </w:tcPr>
+          <w:p>
+            <w:pPr>
+              <w:spacing w:before="0" w:after="0" w:line="240" w:lineRule="auto"/>
+              <w:jc w:val="both"/>
+            </w:pPr>
+            <w:r>
+              <w:rPr>
+                <w:rFonts w:ascii="Century Gothic" w:hAnsi="Century Gothic" w:cs="Century Gothic" w:eastAsia="Century Gothic"/>
+                <w:b w:val="0"/>
+                <w:i w:val="0"/>
+                <w:sz w:val="20"/>
+              </w:rPr>
+              <w:t>1.800</w:t>
+            </w:r>
+          </w:p>
+        </w:tc>
+        <w:tc>
+          <w:tcPr>
+            <w:tcW w:type="dxa" w:w="1814"/>
+            <w:tcBorders>
+              <w:top w:val="single" w:sz="4" w:space="0" w:color="8EAADB"/>
+              <w:left w:val="single" w:sz="4" w:space="0" w:color="8EAADB"/>
+              <w:bottom w:val="single" w:sz="4" w:space="0" w:color="8EAADB"/>
+              <w:right w:val="single" w:sz="4" w:space="0" w:color="8EAADB"/>
+            </w:tcBorders>
+            <w:shd w:val="clear" w:color="auto" w:fill="D9E2F3"/>
+            <w:vAlign w:val="top"/>
+          </w:tcPr>
+          <w:p>
+            <w:pPr>
+              <w:spacing w:before="0" w:after="0" w:line="240" w:lineRule="auto"/>
+              <w:jc w:val="both"/>
+            </w:pPr>
+            <w:r>
+              <w:rPr>
+                <w:rFonts w:ascii="Century Gothic" w:hAnsi="Century Gothic" w:cs="Century Gothic" w:eastAsia="Century Gothic"/>
+                <w:b w:val="0"/>
+                <w:i w:val="0"/>
+                <w:sz w:val="20"/>
+              </w:rPr>
+              <w:t>60</w:t>
+            </w:r>
+          </w:p>
+        </w:tc>
+      </w:tr>
+      <w:tr>
+        <w:tc>
+          <w:tcPr>
+            <w:tcW w:type="dxa" w:w="1814"/>
+            <w:tcBorders>
+              <w:top w:val="single" w:sz="4" w:space="0" w:color="8EAADB"/>
+              <w:left w:val="single" w:sz="4" w:space="0" w:color="8EAADB"/>
+              <w:bottom w:val="single" w:sz="4" w:space="0" w:color="8EAADB"/>
+              <w:right w:val="single" w:sz="4" w:space="0" w:color="8EAADB"/>
+            </w:tcBorders>
+            <w:shd w:val="clear" w:color="auto" w:fill="D9E2F3"/>
+            <w:vAlign w:val="top"/>
+          </w:tcPr>
+          <w:p>
+            <w:pPr>
+              <w:spacing w:before="0" w:after="0" w:line="240" w:lineRule="auto"/>
+              <w:jc w:val="both"/>
+            </w:pPr>
+            <w:r>
+              <w:rPr>
+                <w:rFonts w:ascii="Century Gothic" w:hAnsi="Century Gothic" w:cs="Century Gothic" w:eastAsia="Century Gothic"/>
+                <w:b w:val="0"/>
+                <w:i w:val="0"/>
+                <w:sz w:val="20"/>
+              </w:rPr>
+              <w:t>Quinto</w:t>
+            </w:r>
+          </w:p>
+        </w:tc>
+        <w:tc>
+          <w:tcPr>
+            <w:tcW w:type="dxa" w:w="1814"/>
+            <w:tcBorders>
+              <w:top w:val="single" w:sz="4" w:space="0" w:color="8EAADB"/>
+              <w:left w:val="single" w:sz="4" w:space="0" w:color="8EAADB"/>
+              <w:bottom w:val="single" w:sz="4" w:space="0" w:color="8EAADB"/>
+              <w:right w:val="single" w:sz="4" w:space="0" w:color="8EAADB"/>
+            </w:tcBorders>
+            <w:shd w:val="clear" w:color="auto" w:fill="D9E2F3"/>
+            <w:vAlign w:val="top"/>
+          </w:tcPr>
+          <w:p>
+            <w:pPr>
+              <w:spacing w:before="0" w:after="0" w:line="240" w:lineRule="auto"/>
+              <w:jc w:val="both"/>
+            </w:pPr>
+            <w:r>
+              <w:rPr>
+                <w:rFonts w:ascii="Century Gothic" w:hAnsi="Century Gothic" w:cs="Century Gothic" w:eastAsia="Century Gothic"/>
+                <w:b w:val="0"/>
+                <w:i w:val="0"/>
+                <w:sz w:val="20"/>
+              </w:rPr>
+              <w:t>1.200</w:t>
+            </w:r>
+          </w:p>
+        </w:tc>
+        <w:tc>
+          <w:tcPr>
+            <w:tcW w:type="dxa" w:w="1814"/>
+            <w:tcBorders>
+              <w:top w:val="single" w:sz="4" w:space="0" w:color="8EAADB"/>
+              <w:left w:val="single" w:sz="4" w:space="0" w:color="8EAADB"/>
+              <w:bottom w:val="single" w:sz="4" w:space="0" w:color="8EAADB"/>
+              <w:right w:val="single" w:sz="4" w:space="0" w:color="8EAADB"/>
+            </w:tcBorders>
+            <w:shd w:val="clear" w:color="auto" w:fill="D9E2F3"/>
+            <w:vAlign w:val="top"/>
+          </w:tcPr>
+          <w:p>
+            <w:pPr>
+              <w:spacing w:before="0" w:after="0" w:line="240" w:lineRule="auto"/>
+              <w:jc w:val="both"/>
+            </w:pPr>
+            <w:r>
+              <w:rPr>
+                <w:rFonts w:ascii="Century Gothic" w:hAnsi="Century Gothic" w:cs="Century Gothic" w:eastAsia="Century Gothic"/>
+                <w:b w:val="0"/>
+                <w:i w:val="0"/>
+                <w:sz w:val="20"/>
+              </w:rPr>
+              <w:t>600</w:t>
+            </w:r>
+          </w:p>
+        </w:tc>
+        <w:tc>
+          <w:tcPr>
+            <w:tcW w:type="dxa" w:w="1814"/>
+            <w:tcBorders>
+              <w:top w:val="single" w:sz="4" w:space="0" w:color="8EAADB"/>
+              <w:left w:val="single" w:sz="4" w:space="0" w:color="8EAADB"/>
+              <w:bottom w:val="single" w:sz="4" w:space="0" w:color="8EAADB"/>
+              <w:right w:val="single" w:sz="4" w:space="0" w:color="8EAADB"/>
+            </w:tcBorders>
+            <w:shd w:val="clear" w:color="auto" w:fill="D9E2F3"/>
+            <w:vAlign w:val="top"/>
+          </w:tcPr>
+          <w:p>
+            <w:pPr>
+              <w:spacing w:before="0" w:after="0" w:line="240" w:lineRule="auto"/>
+              <w:jc w:val="both"/>
+            </w:pPr>
+            <w:r>
+              <w:rPr>
+                <w:rFonts w:ascii="Century Gothic" w:hAnsi="Century Gothic" w:cs="Century Gothic" w:eastAsia="Century Gothic"/>
+                <w:b w:val="0"/>
+                <w:i w:val="0"/>
+                <w:sz w:val="20"/>
+              </w:rPr>
+              <w:t>1.800</w:t>
+            </w:r>
+          </w:p>
+        </w:tc>
+        <w:tc>
+          <w:tcPr>
+            <w:tcW w:type="dxa" w:w="1814"/>
+            <w:tcBorders>
+              <w:top w:val="single" w:sz="4" w:space="0" w:color="8EAADB"/>
+              <w:left w:val="single" w:sz="4" w:space="0" w:color="8EAADB"/>
+              <w:bottom w:val="single" w:sz="4" w:space="0" w:color="8EAADB"/>
+              <w:right w:val="single" w:sz="4" w:space="0" w:color="8EAADB"/>
+            </w:tcBorders>
+            <w:shd w:val="clear" w:color="auto" w:fill="D9E2F3"/>
+            <w:vAlign w:val="top"/>
+          </w:tcPr>
+          <w:p>
+            <w:pPr>
+              <w:spacing w:before="0" w:after="0" w:line="240" w:lineRule="auto"/>
+              <w:jc w:val="both"/>
+            </w:pPr>
+            <w:r>
+              <w:rPr>
+                <w:rFonts w:ascii="Century Gothic" w:hAnsi="Century Gothic" w:cs="Century Gothic" w:eastAsia="Century Gothic"/>
+                <w:b w:val="0"/>
+                <w:i w:val="0"/>
+                <w:sz w:val="20"/>
+              </w:rPr>
+              <w:t>60</w:t>
+            </w:r>
+          </w:p>
+        </w:tc>
+      </w:tr>
+      <w:tr>
+        <w:tc>
+          <w:tcPr>
+            <w:tcW w:type="dxa" w:w="1814"/>
+            <w:tcBorders>
+              <w:top w:val="single" w:sz="4" w:space="0" w:color="8EAADB"/>
+              <w:left w:val="single" w:sz="4" w:space="0" w:color="8EAADB"/>
+              <w:bottom w:val="single" w:sz="4" w:space="0" w:color="8EAADB"/>
+              <w:right w:val="single" w:sz="4" w:space="0" w:color="8EAADB"/>
+            </w:tcBorders>
+            <w:shd w:val="clear" w:color="auto" w:fill="D9E2F3"/>
+            <w:vAlign w:val="top"/>
+          </w:tcPr>
+          <w:p>
+            <w:pPr>
+              <w:spacing w:before="0" w:after="0" w:line="240" w:lineRule="auto"/>
+              <w:jc w:val="both"/>
+            </w:pPr>
+            <w:r>
+              <w:rPr>
+                <w:rFonts w:ascii="Century Gothic" w:hAnsi="Century Gothic" w:cs="Century Gothic" w:eastAsia="Century Gothic"/>
+                <w:b/>
+                <w:i w:val="0"/>
+                <w:sz w:val="20"/>
+              </w:rPr>
+              <w:t>Total</w:t>
+            </w:r>
+          </w:p>
+        </w:tc>
+        <w:tc>
+          <w:tcPr>
+            <w:tcW w:type="dxa" w:w="1814"/>
+            <w:tcBorders>
+              <w:top w:val="single" w:sz="4" w:space="0" w:color="8EAADB"/>
+              <w:left w:val="single" w:sz="4" w:space="0" w:color="8EAADB"/>
+              <w:bottom w:val="single" w:sz="4" w:space="0" w:color="8EAADB"/>
+              <w:right w:val="single" w:sz="4" w:space="0" w:color="8EAADB"/>
+            </w:tcBorders>
+            <w:shd w:val="clear" w:color="auto" w:fill="D9E2F3"/>
+            <w:vAlign w:val="top"/>
+          </w:tcPr>
+          <w:p>
+            <w:pPr>
+              <w:spacing w:before="0" w:after="0" w:line="240" w:lineRule="auto"/>
+              <w:jc w:val="both"/>
+            </w:pPr>
+            <w:r>
+              <w:rPr>
+                <w:rFonts w:ascii="Century Gothic" w:hAnsi="Century Gothic" w:cs="Century Gothic" w:eastAsia="Century Gothic"/>
+                <w:b/>
+                <w:i w:val="0"/>
+                <w:sz w:val="20"/>
+              </w:rPr>
+              <w:t>6.000</w:t>
+            </w:r>
+          </w:p>
+        </w:tc>
+        <w:tc>
+          <w:tcPr>
+            <w:tcW w:type="dxa" w:w="1814"/>
+            <w:tcBorders>
+              <w:top w:val="single" w:sz="4" w:space="0" w:color="8EAADB"/>
+              <w:left w:val="single" w:sz="4" w:space="0" w:color="8EAADB"/>
+              <w:bottom w:val="single" w:sz="4" w:space="0" w:color="8EAADB"/>
+              <w:right w:val="single" w:sz="4" w:space="0" w:color="8EAADB"/>
+            </w:tcBorders>
+            <w:shd w:val="clear" w:color="auto" w:fill="D9E2F3"/>
+            <w:vAlign w:val="top"/>
+          </w:tcPr>
+          <w:p>
+            <w:pPr>
+              <w:spacing w:before="0" w:after="0" w:line="240" w:lineRule="auto"/>
+              <w:jc w:val="both"/>
+            </w:pPr>
+            <w:r>
+              <w:rPr>
+                <w:rFonts w:ascii="Century Gothic" w:hAnsi="Century Gothic" w:cs="Century Gothic" w:eastAsia="Century Gothic"/>
+                <w:b/>
+                <w:i w:val="0"/>
+                <w:sz w:val="20"/>
+              </w:rPr>
+              <w:t>3.000</w:t>
+            </w:r>
+          </w:p>
+        </w:tc>
+        <w:tc>
+          <w:tcPr>
+            <w:tcW w:type="dxa" w:w="1814"/>
+            <w:tcBorders>
+              <w:top w:val="single" w:sz="4" w:space="0" w:color="8EAADB"/>
+              <w:left w:val="single" w:sz="4" w:space="0" w:color="8EAADB"/>
+              <w:bottom w:val="single" w:sz="4" w:space="0" w:color="8EAADB"/>
+              <w:right w:val="single" w:sz="4" w:space="0" w:color="8EAADB"/>
+            </w:tcBorders>
+            <w:shd w:val="clear" w:color="auto" w:fill="D9E2F3"/>
+            <w:vAlign w:val="top"/>
+          </w:tcPr>
+          <w:p>
+            <w:pPr>
+              <w:spacing w:before="0" w:after="0" w:line="240" w:lineRule="auto"/>
+              <w:jc w:val="both"/>
             </w:pPr>
             <w:r>
               <w:rPr>
@@ -2306,6 +2278,34 @@
                 <w:sz w:val="20"/>
               </w:rPr>
               <w:t>9.000</w:t>
+            </w:r>
+          </w:p>
+        </w:tc>
+        <w:tc>
+          <w:tcPr>
+            <w:tcW w:type="dxa" w:w="1814"/>
+            <w:tcBorders>
+              <w:top w:val="single" w:sz="4" w:space="0" w:color="8EAADB"/>
+              <w:left w:val="single" w:sz="4" w:space="0" w:color="8EAADB"/>
+              <w:bottom w:val="single" w:sz="4" w:space="0" w:color="8EAADB"/>
+              <w:right w:val="single" w:sz="4" w:space="0" w:color="8EAADB"/>
+            </w:tcBorders>
+            <w:shd w:val="clear" w:color="auto" w:fill="D9E2F3"/>
+            <w:vAlign w:val="top"/>
+          </w:tcPr>
+          <w:p>
+            <w:pPr>
+              <w:spacing w:before="0" w:after="0" w:line="240" w:lineRule="auto"/>
+              <w:jc w:val="both"/>
+            </w:pPr>
+            <w:r>
+              <w:rPr>
+                <w:rFonts w:ascii="Century Gothic" w:hAnsi="Century Gothic" w:cs="Century Gothic" w:eastAsia="Century Gothic"/>
+                <w:b/>
+                <w:i w:val="0"/>
+                <w:sz w:val="20"/>
+              </w:rPr>
+              <w:t>300</w:t>
             </w:r>
           </w:p>
         </w:tc>
@@ -2323,7 +2323,7 @@
           <w:i w:val="0"/>
           <w:sz w:val="16"/>
         </w:rPr>
-        <w:t>Fuente: elaboración con base en la malla curricular 2027.</w:t>
+        <w:t>Fuente: Malla Curricular 2026 de la Carrera de Contaduría Pública.</w:t>
       </w:r>
     </w:p>
     <w:p>
@@ -2347,7 +2347,7 @@
           <w:i w:val="0"/>
           <w:sz w:val="20"/>
         </w:rPr>
-        <w:t>6.000 horas académicas</w:t>
+        <w:t>6.000 horas académicas presenciales</w:t>
       </w:r>
       <w:r>
         <w:rPr>
@@ -2356,7 +2356,7 @@
           <w:i w:val="0"/>
           <w:sz w:val="20"/>
         </w:rPr>
-        <w:t xml:space="preserve"> presenciales, equivalentes a 4.500 horas cronológicas, y </w:t>
+        <w:t xml:space="preserve">, equivalentes a 4.500 horas cronológicas, y </w:t>
       </w:r>
       <w:r>
         <w:rPr>
@@ -2374,7 +2374,7 @@
           <w:i w:val="0"/>
           <w:sz w:val="20"/>
         </w:rPr>
-        <w:t xml:space="preserve"> del estudiante al sumar las 4.500 horas cronológicas no presenciales. Las 6.000 horas académicas corresponden al máximo fijado por el Artículo 28 del Reglamento General de Títulos y Grados y se ubican en el límite superior del rango de 4.500 a 6.000 horas compatibilizado por la III-XIII Reunión Sectorial de las Carreras de Contaduría Pública. De ese total, 4.000 horas, el 66,67 %, corresponden a las áreas troncales y 2.000 horas, el 33,33 %, a las áreas contextuales.</w:t>
+        <w:t xml:space="preserve"> del estudiante al sumar 3.000 horas no presenciales. Las 6.000 horas académicas corresponden al máximo fijado por el Artículo 28 del Reglamento General de Títulos y Grados y se ubican en el límite superior del rango de 4.500 a 6.000 horas compatibilizado por la III-XIII Reunión Sectorial de las Carreras de Contaduría Pública. De ese total, 4.000 horas, el 66,67 %, corresponden a las áreas troncales y 2.000 horas, el 33,33 %, a las áreas contextuales.</w:t>
       </w:r>
     </w:p>
     <w:p>
@@ -2446,11 +2446,12 @@
         <w:tblLook w:firstColumn="1" w:firstRow="1" w:lastColumn="0" w:lastRow="0" w:noHBand="0" w:noVBand="1" w:val="04A0"/>
       </w:tblPr>
       <w:tblGrid>
-        <w:gridCol w:w="3175"/>
+        <w:gridCol w:w="2835"/>
         <w:gridCol w:w="907"/>
-        <w:gridCol w:w="1644"/>
-        <w:gridCol w:w="1644"/>
-        <w:gridCol w:w="1701"/>
+        <w:gridCol w:w="1361"/>
+        <w:gridCol w:w="1474"/>
+        <w:gridCol w:w="1134"/>
+        <w:gridCol w:w="907"/>
       </w:tblGrid>
       <w:tr>
         <w:trPr>
@@ -2458,7 +2459,7 @@
         </w:trPr>
         <w:tc>
           <w:tcPr>
-            <w:tcW w:type="dxa" w:w="3175"/>
+            <w:tcW w:type="dxa" w:w="2835"/>
             <w:tcBorders>
               <w:top w:val="single" w:sz="4" w:space="0" w:color="4472C4"/>
               <w:left w:val="single" w:sz="4" w:space="0" w:color="4472C4"/>
@@ -2516,7 +2517,7 @@
         </w:tc>
         <w:tc>
           <w:tcPr>
-            <w:tcW w:type="dxa" w:w="1644"/>
+            <w:tcW w:type="dxa" w:w="1361"/>
             <w:tcBorders>
               <w:top w:val="single" w:sz="4" w:space="0" w:color="4472C4"/>
               <w:left w:val="single" w:sz="4" w:space="0" w:color="4472C4"/>
@@ -2539,13 +2540,13 @@
                 <w:color w:val="FFFFFF"/>
                 <w:sz w:val="20"/>
               </w:rPr>
-              <w:t>Horas cronológicas presenciales</w:t>
+              <w:t>Horas académicas presenciales</w:t>
             </w:r>
           </w:p>
         </w:tc>
         <w:tc>
           <w:tcPr>
-            <w:tcW w:type="dxa" w:w="1644"/>
+            <w:tcW w:type="dxa" w:w="1474"/>
             <w:tcBorders>
               <w:top w:val="single" w:sz="4" w:space="0" w:color="4472C4"/>
               <w:left w:val="single" w:sz="4" w:space="0" w:color="4472C4"/>
@@ -2568,13 +2569,13 @@
                 <w:color w:val="FFFFFF"/>
                 <w:sz w:val="20"/>
               </w:rPr>
-              <w:t>Horas cronológicas no presenciales</w:t>
+              <w:t>Horas no presenciales</w:t>
             </w:r>
           </w:p>
         </w:tc>
         <w:tc>
           <w:tcPr>
-            <w:tcW w:type="dxa" w:w="1701"/>
+            <w:tcW w:type="dxa" w:w="1134"/>
             <w:tcBorders>
               <w:top w:val="single" w:sz="4" w:space="0" w:color="4472C4"/>
               <w:left w:val="single" w:sz="4" w:space="0" w:color="4472C4"/>
@@ -2597,7 +2598,36 @@
                 <w:color w:val="FFFFFF"/>
                 <w:sz w:val="20"/>
               </w:rPr>
-              <w:t>Total</w:t>
+              <w:t>Horas de trabajo</w:t>
+            </w:r>
+          </w:p>
+        </w:tc>
+        <w:tc>
+          <w:tcPr>
+            <w:tcW w:type="dxa" w:w="907"/>
+            <w:tcBorders>
+              <w:top w:val="single" w:sz="4" w:space="0" w:color="4472C4"/>
+              <w:left w:val="single" w:sz="4" w:space="0" w:color="4472C4"/>
+              <w:bottom w:val="single" w:sz="4" w:space="0" w:color="4472C4"/>
+              <w:right w:val="single" w:sz="4" w:space="0" w:color="4472C4"/>
+            </w:tcBorders>
+            <w:shd w:val="clear" w:color="auto" w:fill="4472C4"/>
+            <w:vAlign w:val="center"/>
+          </w:tcPr>
+          <w:p>
+            <w:pPr>
+              <w:spacing w:before="0" w:after="0" w:line="240" w:lineRule="auto"/>
+              <w:jc w:val="center"/>
+            </w:pPr>
+            <w:r>
+              <w:rPr>
+                <w:rFonts w:ascii="Century Gothic" w:hAnsi="Century Gothic" w:cs="Century Gothic" w:eastAsia="Century Gothic"/>
+                <w:b/>
+                <w:i w:val="0"/>
+                <w:color w:val="FFFFFF"/>
+                <w:sz w:val="20"/>
+              </w:rPr>
+              <w:t>Créditos</w:t>
             </w:r>
           </w:p>
         </w:tc>
@@ -2605,7 +2635,7 @@
       <w:tr>
         <w:tc>
           <w:tcPr>
-            <w:tcW w:type="dxa" w:w="3175"/>
+            <w:tcW w:type="dxa" w:w="2835"/>
             <w:tcBorders>
               <w:top w:val="single" w:sz="4" w:space="0" w:color="8EAADB"/>
               <w:left w:val="single" w:sz="4" w:space="0" w:color="8EAADB"/>
@@ -2618,7 +2648,7 @@
           <w:p>
             <w:pPr>
               <w:spacing w:before="0" w:after="0" w:line="240" w:lineRule="auto"/>
-              <w:jc w:val="left"/>
+              <w:jc w:val="both"/>
             </w:pPr>
             <w:r>
               <w:rPr>
@@ -2646,7 +2676,7 @@
           <w:p>
             <w:pPr>
               <w:spacing w:before="0" w:after="0" w:line="240" w:lineRule="auto"/>
-              <w:jc w:val="left"/>
+              <w:jc w:val="both"/>
             </w:pPr>
             <w:r>
               <w:rPr>
@@ -2661,7 +2691,7 @@
         </w:tc>
         <w:tc>
           <w:tcPr>
-            <w:tcW w:type="dxa" w:w="1644"/>
+            <w:tcW w:type="dxa" w:w="1361"/>
             <w:tcBorders>
               <w:top w:val="single" w:sz="4" w:space="0" w:color="8EAADB"/>
               <w:left w:val="single" w:sz="4" w:space="0" w:color="8EAADB"/>
@@ -2674,7 +2704,7 @@
           <w:p>
             <w:pPr>
               <w:spacing w:before="0" w:after="0" w:line="240" w:lineRule="auto"/>
-              <w:jc w:val="left"/>
+              <w:jc w:val="both"/>
             </w:pPr>
             <w:r>
               <w:rPr>
@@ -2683,13 +2713,13 @@
                 <w:i w:val="0"/>
                 <w:sz w:val="20"/>
               </w:rPr>
-              <w:t>60</w:t>
+              <w:t>80</w:t>
             </w:r>
           </w:p>
         </w:tc>
         <w:tc>
           <w:tcPr>
-            <w:tcW w:type="dxa" w:w="1644"/>
+            <w:tcW w:type="dxa" w:w="1474"/>
             <w:tcBorders>
               <w:top w:val="single" w:sz="4" w:space="0" w:color="8EAADB"/>
               <w:left w:val="single" w:sz="4" w:space="0" w:color="8EAADB"/>
@@ -2702,7 +2732,7 @@
           <w:p>
             <w:pPr>
               <w:spacing w:before="0" w:after="0" w:line="240" w:lineRule="auto"/>
-              <w:jc w:val="left"/>
+              <w:jc w:val="both"/>
             </w:pPr>
             <w:r>
               <w:rPr>
@@ -2711,13 +2741,13 @@
                 <w:i w:val="0"/>
                 <w:sz w:val="20"/>
               </w:rPr>
-              <w:t>60</w:t>
+              <w:t>40</w:t>
             </w:r>
           </w:p>
         </w:tc>
         <w:tc>
           <w:tcPr>
-            <w:tcW w:type="dxa" w:w="1701"/>
+            <w:tcW w:type="dxa" w:w="1134"/>
             <w:tcBorders>
               <w:top w:val="single" w:sz="4" w:space="0" w:color="8EAADB"/>
               <w:left w:val="single" w:sz="4" w:space="0" w:color="8EAADB"/>
@@ -2730,7 +2760,7 @@
           <w:p>
             <w:pPr>
               <w:spacing w:before="0" w:after="0" w:line="240" w:lineRule="auto"/>
-              <w:jc w:val="left"/>
+              <w:jc w:val="both"/>
             </w:pPr>
             <w:r>
               <w:rPr>
@@ -2743,11 +2773,9 @@
             </w:r>
           </w:p>
         </w:tc>
-      </w:tr>
-      <w:tr>
         <w:tc>
           <w:tcPr>
-            <w:tcW w:type="dxa" w:w="3175"/>
+            <w:tcW w:type="dxa" w:w="907"/>
             <w:tcBorders>
               <w:top w:val="single" w:sz="4" w:space="0" w:color="8EAADB"/>
               <w:left w:val="single" w:sz="4" w:space="0" w:color="8EAADB"/>
@@ -2760,7 +2788,37 @@
           <w:p>
             <w:pPr>
               <w:spacing w:before="0" w:after="0" w:line="240" w:lineRule="auto"/>
-              <w:jc w:val="left"/>
+              <w:jc w:val="both"/>
+            </w:pPr>
+            <w:r>
+              <w:rPr>
+                <w:rFonts w:ascii="Century Gothic" w:hAnsi="Century Gothic" w:cs="Century Gothic" w:eastAsia="Century Gothic"/>
+                <w:b w:val="0"/>
+                <w:i w:val="0"/>
+                <w:sz w:val="20"/>
+              </w:rPr>
+              <w:t>4</w:t>
+            </w:r>
+          </w:p>
+        </w:tc>
+      </w:tr>
+      <w:tr>
+        <w:tc>
+          <w:tcPr>
+            <w:tcW w:type="dxa" w:w="2835"/>
+            <w:tcBorders>
+              <w:top w:val="single" w:sz="4" w:space="0" w:color="8EAADB"/>
+              <w:left w:val="single" w:sz="4" w:space="0" w:color="8EAADB"/>
+              <w:bottom w:val="single" w:sz="4" w:space="0" w:color="8EAADB"/>
+              <w:right w:val="single" w:sz="4" w:space="0" w:color="8EAADB"/>
+            </w:tcBorders>
+            <w:shd w:val="clear" w:color="auto" w:fill="D9E2F3"/>
+            <w:vAlign w:val="top"/>
+          </w:tcPr>
+          <w:p>
+            <w:pPr>
+              <w:spacing w:before="0" w:after="0" w:line="240" w:lineRule="auto"/>
+              <w:jc w:val="both"/>
             </w:pPr>
             <w:r>
               <w:rPr>
@@ -2788,7 +2846,7 @@
           <w:p>
             <w:pPr>
               <w:spacing w:before="0" w:after="0" w:line="240" w:lineRule="auto"/>
-              <w:jc w:val="left"/>
+              <w:jc w:val="both"/>
             </w:pPr>
             <w:r>
               <w:rPr>
@@ -2803,7 +2861,7 @@
         </w:tc>
         <w:tc>
           <w:tcPr>
-            <w:tcW w:type="dxa" w:w="1644"/>
+            <w:tcW w:type="dxa" w:w="1361"/>
             <w:tcBorders>
               <w:top w:val="single" w:sz="4" w:space="0" w:color="8EAADB"/>
               <w:left w:val="single" w:sz="4" w:space="0" w:color="8EAADB"/>
@@ -2816,7 +2874,7 @@
           <w:p>
             <w:pPr>
               <w:spacing w:before="0" w:after="0" w:line="240" w:lineRule="auto"/>
-              <w:jc w:val="left"/>
+              <w:jc w:val="both"/>
             </w:pPr>
             <w:r>
               <w:rPr>
@@ -2825,13 +2883,13 @@
                 <w:i w:val="0"/>
                 <w:sz w:val="20"/>
               </w:rPr>
-              <w:t>60</w:t>
+              <w:t>80</w:t>
             </w:r>
           </w:p>
         </w:tc>
         <w:tc>
           <w:tcPr>
-            <w:tcW w:type="dxa" w:w="1644"/>
+            <w:tcW w:type="dxa" w:w="1474"/>
             <w:tcBorders>
               <w:top w:val="single" w:sz="4" w:space="0" w:color="8EAADB"/>
               <w:left w:val="single" w:sz="4" w:space="0" w:color="8EAADB"/>
@@ -2844,7 +2902,7 @@
           <w:p>
             <w:pPr>
               <w:spacing w:before="0" w:after="0" w:line="240" w:lineRule="auto"/>
-              <w:jc w:val="left"/>
+              <w:jc w:val="both"/>
             </w:pPr>
             <w:r>
               <w:rPr>
@@ -2853,13 +2911,13 @@
                 <w:i w:val="0"/>
                 <w:sz w:val="20"/>
               </w:rPr>
-              <w:t>60</w:t>
+              <w:t>40</w:t>
             </w:r>
           </w:p>
         </w:tc>
         <w:tc>
           <w:tcPr>
-            <w:tcW w:type="dxa" w:w="1701"/>
+            <w:tcW w:type="dxa" w:w="1134"/>
             <w:tcBorders>
               <w:top w:val="single" w:sz="4" w:space="0" w:color="8EAADB"/>
               <w:left w:val="single" w:sz="4" w:space="0" w:color="8EAADB"/>
@@ -2872,7 +2930,7 @@
           <w:p>
             <w:pPr>
               <w:spacing w:before="0" w:after="0" w:line="240" w:lineRule="auto"/>
-              <w:jc w:val="left"/>
+              <w:jc w:val="both"/>
             </w:pPr>
             <w:r>
               <w:rPr>
@@ -2885,11 +2943,9 @@
             </w:r>
           </w:p>
         </w:tc>
-      </w:tr>
-      <w:tr>
         <w:tc>
           <w:tcPr>
-            <w:tcW w:type="dxa" w:w="3175"/>
+            <w:tcW w:type="dxa" w:w="907"/>
             <w:tcBorders>
               <w:top w:val="single" w:sz="4" w:space="0" w:color="8EAADB"/>
               <w:left w:val="single" w:sz="4" w:space="0" w:color="8EAADB"/>
@@ -2902,7 +2958,37 @@
           <w:p>
             <w:pPr>
               <w:spacing w:before="0" w:after="0" w:line="240" w:lineRule="auto"/>
-              <w:jc w:val="left"/>
+              <w:jc w:val="both"/>
+            </w:pPr>
+            <w:r>
+              <w:rPr>
+                <w:rFonts w:ascii="Century Gothic" w:hAnsi="Century Gothic" w:cs="Century Gothic" w:eastAsia="Century Gothic"/>
+                <w:b w:val="0"/>
+                <w:i w:val="0"/>
+                <w:sz w:val="20"/>
+              </w:rPr>
+              <w:t>4</w:t>
+            </w:r>
+          </w:p>
+        </w:tc>
+      </w:tr>
+      <w:tr>
+        <w:tc>
+          <w:tcPr>
+            <w:tcW w:type="dxa" w:w="2835"/>
+            <w:tcBorders>
+              <w:top w:val="single" w:sz="4" w:space="0" w:color="8EAADB"/>
+              <w:left w:val="single" w:sz="4" w:space="0" w:color="8EAADB"/>
+              <w:bottom w:val="single" w:sz="4" w:space="0" w:color="8EAADB"/>
+              <w:right w:val="single" w:sz="4" w:space="0" w:color="8EAADB"/>
+            </w:tcBorders>
+            <w:shd w:val="clear" w:color="auto" w:fill="D9E2F3"/>
+            <w:vAlign w:val="top"/>
+          </w:tcPr>
+          <w:p>
+            <w:pPr>
+              <w:spacing w:before="0" w:after="0" w:line="240" w:lineRule="auto"/>
+              <w:jc w:val="both"/>
             </w:pPr>
             <w:r>
               <w:rPr>
@@ -2930,13 +3016,13 @@
           <w:p>
             <w:pPr>
               <w:spacing w:before="0" w:after="0" w:line="240" w:lineRule="auto"/>
-              <w:jc w:val="left"/>
+              <w:jc w:val="both"/>
             </w:pPr>
           </w:p>
         </w:tc>
         <w:tc>
           <w:tcPr>
-            <w:tcW w:type="dxa" w:w="1644"/>
+            <w:tcW w:type="dxa" w:w="1361"/>
             <w:tcBorders>
               <w:top w:val="single" w:sz="4" w:space="0" w:color="8EAADB"/>
               <w:left w:val="single" w:sz="4" w:space="0" w:color="8EAADB"/>
@@ -2949,7 +3035,7 @@
           <w:p>
             <w:pPr>
               <w:spacing w:before="0" w:after="0" w:line="240" w:lineRule="auto"/>
-              <w:jc w:val="left"/>
+              <w:jc w:val="both"/>
             </w:pPr>
             <w:r>
               <w:rPr>
@@ -2958,13 +3044,13 @@
                 <w:i w:val="0"/>
                 <w:sz w:val="20"/>
               </w:rPr>
-              <w:t>120</w:t>
+              <w:t>160</w:t>
             </w:r>
           </w:p>
         </w:tc>
         <w:tc>
           <w:tcPr>
-            <w:tcW w:type="dxa" w:w="1644"/>
+            <w:tcW w:type="dxa" w:w="1474"/>
             <w:tcBorders>
               <w:top w:val="single" w:sz="4" w:space="0" w:color="8EAADB"/>
               <w:left w:val="single" w:sz="4" w:space="0" w:color="8EAADB"/>
@@ -2977,7 +3063,7 @@
           <w:p>
             <w:pPr>
               <w:spacing w:before="0" w:after="0" w:line="240" w:lineRule="auto"/>
-              <w:jc w:val="left"/>
+              <w:jc w:val="both"/>
             </w:pPr>
             <w:r>
               <w:rPr>
@@ -2986,13 +3072,13 @@
                 <w:i w:val="0"/>
                 <w:sz w:val="20"/>
               </w:rPr>
-              <w:t>120</w:t>
+              <w:t>80</w:t>
             </w:r>
           </w:p>
         </w:tc>
         <w:tc>
           <w:tcPr>
-            <w:tcW w:type="dxa" w:w="1701"/>
+            <w:tcW w:type="dxa" w:w="1134"/>
             <w:tcBorders>
               <w:top w:val="single" w:sz="4" w:space="0" w:color="8EAADB"/>
               <w:left w:val="single" w:sz="4" w:space="0" w:color="8EAADB"/>
@@ -3005,7 +3091,7 @@
           <w:p>
             <w:pPr>
               <w:spacing w:before="0" w:after="0" w:line="240" w:lineRule="auto"/>
-              <w:jc w:val="left"/>
+              <w:jc w:val="both"/>
             </w:pPr>
             <w:r>
               <w:rPr>
@@ -3018,11 +3104,9 @@
             </w:r>
           </w:p>
         </w:tc>
-      </w:tr>
-      <w:tr>
         <w:tc>
           <w:tcPr>
-            <w:tcW w:type="dxa" w:w="3175"/>
+            <w:tcW w:type="dxa" w:w="907"/>
             <w:tcBorders>
               <w:top w:val="single" w:sz="4" w:space="0" w:color="8EAADB"/>
               <w:left w:val="single" w:sz="4" w:space="0" w:color="8EAADB"/>
@@ -3035,7 +3119,37 @@
           <w:p>
             <w:pPr>
               <w:spacing w:before="0" w:after="0" w:line="240" w:lineRule="auto"/>
-              <w:jc w:val="left"/>
+              <w:jc w:val="both"/>
+            </w:pPr>
+            <w:r>
+              <w:rPr>
+                <w:rFonts w:ascii="Century Gothic" w:hAnsi="Century Gothic" w:cs="Century Gothic" w:eastAsia="Century Gothic"/>
+                <w:b/>
+                <w:i w:val="0"/>
+                <w:sz w:val="20"/>
+              </w:rPr>
+              <w:t>8</w:t>
+            </w:r>
+          </w:p>
+        </w:tc>
+      </w:tr>
+      <w:tr>
+        <w:tc>
+          <w:tcPr>
+            <w:tcW w:type="dxa" w:w="2835"/>
+            <w:tcBorders>
+              <w:top w:val="single" w:sz="4" w:space="0" w:color="8EAADB"/>
+              <w:left w:val="single" w:sz="4" w:space="0" w:color="8EAADB"/>
+              <w:bottom w:val="single" w:sz="4" w:space="0" w:color="8EAADB"/>
+              <w:right w:val="single" w:sz="4" w:space="0" w:color="8EAADB"/>
+            </w:tcBorders>
+            <w:shd w:val="clear" w:color="auto" w:fill="D9E2F3"/>
+            <w:vAlign w:val="top"/>
+          </w:tcPr>
+          <w:p>
+            <w:pPr>
+              <w:spacing w:before="0" w:after="0" w:line="240" w:lineRule="auto"/>
+              <w:jc w:val="both"/>
             </w:pPr>
             <w:r>
               <w:rPr>
@@ -3063,7 +3177,7 @@
           <w:p>
             <w:pPr>
               <w:spacing w:before="0" w:after="0" w:line="240" w:lineRule="auto"/>
-              <w:jc w:val="left"/>
+              <w:jc w:val="both"/>
             </w:pPr>
             <w:r>
               <w:rPr>
@@ -3078,7 +3192,7 @@
         </w:tc>
         <w:tc>
           <w:tcPr>
-            <w:tcW w:type="dxa" w:w="1644"/>
+            <w:tcW w:type="dxa" w:w="1361"/>
             <w:tcBorders>
               <w:top w:val="single" w:sz="4" w:space="0" w:color="8EAADB"/>
               <w:left w:val="single" w:sz="4" w:space="0" w:color="8EAADB"/>
@@ -3091,7 +3205,7 @@
           <w:p>
             <w:pPr>
               <w:spacing w:before="0" w:after="0" w:line="240" w:lineRule="auto"/>
-              <w:jc w:val="left"/>
+              <w:jc w:val="both"/>
             </w:pPr>
             <w:r>
               <w:rPr>
@@ -3106,7 +3220,7 @@
         </w:tc>
         <w:tc>
           <w:tcPr>
-            <w:tcW w:type="dxa" w:w="1644"/>
+            <w:tcW w:type="dxa" w:w="1474"/>
             <w:tcBorders>
               <w:top w:val="single" w:sz="4" w:space="0" w:color="8EAADB"/>
               <w:left w:val="single" w:sz="4" w:space="0" w:color="8EAADB"/>
@@ -3119,7 +3233,7 @@
           <w:p>
             <w:pPr>
               <w:spacing w:before="0" w:after="0" w:line="240" w:lineRule="auto"/>
-              <w:jc w:val="left"/>
+              <w:jc w:val="both"/>
             </w:pPr>
             <w:r>
               <w:rPr>
@@ -3134,7 +3248,7 @@
         </w:tc>
         <w:tc>
           <w:tcPr>
-            <w:tcW w:type="dxa" w:w="1701"/>
+            <w:tcW w:type="dxa" w:w="1134"/>
             <w:tcBorders>
               <w:top w:val="single" w:sz="4" w:space="0" w:color="8EAADB"/>
               <w:left w:val="single" w:sz="4" w:space="0" w:color="8EAADB"/>
@@ -3147,7 +3261,7 @@
           <w:p>
             <w:pPr>
               <w:spacing w:before="0" w:after="0" w:line="240" w:lineRule="auto"/>
-              <w:jc w:val="left"/>
+              <w:jc w:val="both"/>
             </w:pPr>
             <w:r>
               <w:rPr>
@@ -3160,11 +3274,9 @@
             </w:r>
           </w:p>
         </w:tc>
-      </w:tr>
-      <w:tr>
         <w:tc>
           <w:tcPr>
-            <w:tcW w:type="dxa" w:w="3175"/>
+            <w:tcW w:type="dxa" w:w="907"/>
             <w:tcBorders>
               <w:top w:val="single" w:sz="4" w:space="0" w:color="8EAADB"/>
               <w:left w:val="single" w:sz="4" w:space="0" w:color="8EAADB"/>
@@ -3177,7 +3289,28 @@
           <w:p>
             <w:pPr>
               <w:spacing w:before="0" w:after="0" w:line="240" w:lineRule="auto"/>
-              <w:jc w:val="left"/>
+              <w:jc w:val="both"/>
+            </w:pPr>
+          </w:p>
+        </w:tc>
+      </w:tr>
+      <w:tr>
+        <w:tc>
+          <w:tcPr>
+            <w:tcW w:type="dxa" w:w="2835"/>
+            <w:tcBorders>
+              <w:top w:val="single" w:sz="4" w:space="0" w:color="8EAADB"/>
+              <w:left w:val="single" w:sz="4" w:space="0" w:color="8EAADB"/>
+              <w:bottom w:val="single" w:sz="4" w:space="0" w:color="8EAADB"/>
+              <w:right w:val="single" w:sz="4" w:space="0" w:color="8EAADB"/>
+            </w:tcBorders>
+            <w:shd w:val="clear" w:color="auto" w:fill="D9E2F3"/>
+            <w:vAlign w:val="top"/>
+          </w:tcPr>
+          <w:p>
+            <w:pPr>
+              <w:spacing w:before="0" w:after="0" w:line="240" w:lineRule="auto"/>
+              <w:jc w:val="both"/>
             </w:pPr>
             <w:r>
               <w:rPr>
@@ -3205,7 +3338,7 @@
           <w:p>
             <w:pPr>
               <w:spacing w:before="0" w:after="0" w:line="240" w:lineRule="auto"/>
-              <w:jc w:val="left"/>
+              <w:jc w:val="both"/>
             </w:pPr>
             <w:r>
               <w:rPr>
@@ -3220,7 +3353,7 @@
         </w:tc>
         <w:tc>
           <w:tcPr>
-            <w:tcW w:type="dxa" w:w="1644"/>
+            <w:tcW w:type="dxa" w:w="1361"/>
             <w:tcBorders>
               <w:top w:val="single" w:sz="4" w:space="0" w:color="8EAADB"/>
               <w:left w:val="single" w:sz="4" w:space="0" w:color="8EAADB"/>
@@ -3233,7 +3366,7 @@
           <w:p>
             <w:pPr>
               <w:spacing w:before="0" w:after="0" w:line="240" w:lineRule="auto"/>
-              <w:jc w:val="left"/>
+              <w:jc w:val="both"/>
             </w:pPr>
             <w:r>
               <w:rPr>
@@ -3248,7 +3381,7 @@
         </w:tc>
         <w:tc>
           <w:tcPr>
-            <w:tcW w:type="dxa" w:w="1644"/>
+            <w:tcW w:type="dxa" w:w="1474"/>
             <w:tcBorders>
               <w:top w:val="single" w:sz="4" w:space="0" w:color="8EAADB"/>
               <w:left w:val="single" w:sz="4" w:space="0" w:color="8EAADB"/>
@@ -3261,7 +3394,7 @@
           <w:p>
             <w:pPr>
               <w:spacing w:before="0" w:after="0" w:line="240" w:lineRule="auto"/>
-              <w:jc w:val="left"/>
+              <w:jc w:val="both"/>
             </w:pPr>
             <w:r>
               <w:rPr>
@@ -3276,7 +3409,7 @@
         </w:tc>
         <w:tc>
           <w:tcPr>
-            <w:tcW w:type="dxa" w:w="1701"/>
+            <w:tcW w:type="dxa" w:w="1134"/>
             <w:tcBorders>
               <w:top w:val="single" w:sz="4" w:space="0" w:color="8EAADB"/>
               <w:left w:val="single" w:sz="4" w:space="0" w:color="8EAADB"/>
@@ -3289,7 +3422,7 @@
           <w:p>
             <w:pPr>
               <w:spacing w:before="0" w:after="0" w:line="240" w:lineRule="auto"/>
-              <w:jc w:val="left"/>
+              <w:jc w:val="both"/>
             </w:pPr>
             <w:r>
               <w:rPr>
@@ -3300,6 +3433,25 @@
               </w:rPr>
               <w:t>Variable</w:t>
             </w:r>
+          </w:p>
+        </w:tc>
+        <w:tc>
+          <w:tcPr>
+            <w:tcW w:type="dxa" w:w="907"/>
+            <w:tcBorders>
+              <w:top w:val="single" w:sz="4" w:space="0" w:color="8EAADB"/>
+              <w:left w:val="single" w:sz="4" w:space="0" w:color="8EAADB"/>
+              <w:bottom w:val="single" w:sz="4" w:space="0" w:color="8EAADB"/>
+              <w:right w:val="single" w:sz="4" w:space="0" w:color="8EAADB"/>
+            </w:tcBorders>
+            <w:shd w:val="clear" w:color="auto" w:fill="D9E2F3"/>
+            <w:vAlign w:val="top"/>
+          </w:tcPr>
+          <w:p>
+            <w:pPr>
+              <w:spacing w:before="0" w:after="0" w:line="240" w:lineRule="auto"/>
+              <w:jc w:val="both"/>
+            </w:pPr>
           </w:p>
         </w:tc>
       </w:tr>
@@ -3316,7 +3468,7 @@
           <w:i w:val="0"/>
           <w:sz w:val="16"/>
         </w:rPr>
-        <w:t>Fuente: elaboración con base en la malla curricular 2027 y el punto 5.4.</w:t>
+        <w:t>Fuente: elaboración con base en la Malla Curricular 2026 de la Carrera de Contaduría Pública y el punto 5.4.</w:t>
       </w:r>
     </w:p>
     <w:p>
@@ -3331,7 +3483,7 @@
           <w:i w:val="0"/>
           <w:sz w:val="20"/>
         </w:rPr>
-        <w:t>Las dos asignaturas de investigación suman 240 horas cronológicas de trabajo, equivalentes a 8 créditos. Cada plan de asignatura debe destinar parte de sus horas no presenciales a trabajos de investigación formativa vinculados a las líneas del punto 6.2, conforme al Artículo 12 de la Resolución HCU N.º 032/2025. En el nivel docente, el Instituto de Investigaciones cuenta con 320 horas mensuales asignadas a su Director y a sus docentes investigadores.</w:t>
+        <w:t>Las dos asignaturas de investigación suman 160 horas académicas presenciales y 240 horas de trabajo, equivalentes a 8 créditos. Cada plan de asignatura debe destinar parte de sus horas no presenciales a trabajos de investigación formativa vinculados a las líneas del punto 6.2, conforme al Artículo 12 de la Resolución HCU N.º 032/2025. En el nivel docente, el Instituto de Investigaciones cuenta con 320 horas mensuales asignadas a su Director y a sus docentes investigadores.</w:t>
       </w:r>
     </w:p>
     <w:p>
@@ -3376,7 +3528,25 @@
           <w:i w:val="0"/>
           <w:sz w:val="20"/>
         </w:rPr>
-        <w:t xml:space="preserve">El plan aplica el Sistema de Créditos Académicos de la UMSA, desarrollado en el punto 4.3.5: un crédito equivale a 30 horas de trabajo del estudiante, presenciales y no presenciales, con 60 créditos y 1.800 horas de referencia por año. La Carrera suma </w:t>
+        <w:t xml:space="preserve">El plan aplica el Sistema de Créditos Académicos de la UMSA, desarrollado en el punto 4.3.5. Conforme a la Resolución HCU N.º 351/2021, se asignan </w:t>
+      </w:r>
+      <w:r>
+        <w:rPr>
+          <w:rFonts w:ascii="Century Gothic" w:hAnsi="Century Gothic" w:cs="Century Gothic" w:eastAsia="Century Gothic"/>
+          <w:b/>
+          <w:i w:val="0"/>
+          <w:sz w:val="20"/>
+        </w:rPr>
+        <w:t>60 créditos por año académico</w:t>
+      </w:r>
+      <w:r>
+        <w:rPr>
+          <w:rFonts w:ascii="Century Gothic" w:hAnsi="Century Gothic" w:cs="Century Gothic" w:eastAsia="Century Gothic"/>
+          <w:b w:val="0"/>
+          <w:i w:val="0"/>
+          <w:sz w:val="20"/>
+        </w:rPr>
+        <w:t xml:space="preserve"> y un crédito equivale a 30 horas de trabajo del estudiante, presenciales y no presenciales. La Carrera suma </w:t>
       </w:r>
       <w:r>
         <w:rPr>
@@ -3394,7 +3564,7 @@
           <w:i w:val="0"/>
           <w:sz w:val="20"/>
         </w:rPr>
-        <w:t>, equivalentes a 300 créditos del Crédito Latinoamericano de Referencia. Las asignaturas de 4 horas académicas semanales tienen 8 créditos y las de 2 horas, 4 créditos.</w:t>
+        <w:t xml:space="preserve"> y 9.000 horas de trabajo, equivalentes a 300 créditos del Crédito Latinoamericano de Referencia.</w:t>
       </w:r>
     </w:p>
     <w:p>
@@ -3421,10 +3591,11 @@
         <w:tblLook w:firstColumn="1" w:firstRow="1" w:lastColumn="0" w:lastRow="0" w:noHBand="0" w:noVBand="1" w:val="04A0"/>
       </w:tblPr>
       <w:tblGrid>
-        <w:gridCol w:w="2268"/>
-        <w:gridCol w:w="2268"/>
-        <w:gridCol w:w="2268"/>
-        <w:gridCol w:w="2268"/>
+        <w:gridCol w:w="1814"/>
+        <w:gridCol w:w="1814"/>
+        <w:gridCol w:w="1814"/>
+        <w:gridCol w:w="1814"/>
+        <w:gridCol w:w="1814"/>
       </w:tblGrid>
       <w:tr>
         <w:trPr>
@@ -3432,7 +3603,7 @@
         </w:trPr>
         <w:tc>
           <w:tcPr>
-            <w:tcW w:type="dxa" w:w="2268"/>
+            <w:tcW w:type="dxa" w:w="1814"/>
             <w:tcBorders>
               <w:top w:val="single" w:sz="4" w:space="0" w:color="4472C4"/>
               <w:left w:val="single" w:sz="4" w:space="0" w:color="4472C4"/>
@@ -3461,7 +3632,7 @@
         </w:tc>
         <w:tc>
           <w:tcPr>
-            <w:tcW w:type="dxa" w:w="2268"/>
+            <w:tcW w:type="dxa" w:w="1814"/>
             <w:tcBorders>
               <w:top w:val="single" w:sz="4" w:space="0" w:color="4472C4"/>
               <w:left w:val="single" w:sz="4" w:space="0" w:color="4472C4"/>
@@ -3484,13 +3655,13 @@
                 <w:color w:val="FFFFFF"/>
                 <w:sz w:val="20"/>
               </w:rPr>
-              <w:t>Asignaturas de 8 créditos</w:t>
+              <w:t>Asignaturas</w:t>
             </w:r>
           </w:p>
         </w:tc>
         <w:tc>
           <w:tcPr>
-            <w:tcW w:type="dxa" w:w="2268"/>
+            <w:tcW w:type="dxa" w:w="1814"/>
             <w:tcBorders>
               <w:top w:val="single" w:sz="4" w:space="0" w:color="4472C4"/>
               <w:left w:val="single" w:sz="4" w:space="0" w:color="4472C4"/>
@@ -3513,13 +3684,13 @@
                 <w:color w:val="FFFFFF"/>
                 <w:sz w:val="20"/>
               </w:rPr>
-              <w:t>Asignaturas de 4 créditos</w:t>
+              <w:t>Horas académicas presenciales</w:t>
             </w:r>
           </w:p>
         </w:tc>
         <w:tc>
           <w:tcPr>
-            <w:tcW w:type="dxa" w:w="2268"/>
+            <w:tcW w:type="dxa" w:w="1814"/>
             <w:tcBorders>
               <w:top w:val="single" w:sz="4" w:space="0" w:color="4472C4"/>
               <w:left w:val="single" w:sz="4" w:space="0" w:color="4472C4"/>
@@ -3546,11 +3717,40 @@
             </w:r>
           </w:p>
         </w:tc>
+        <w:tc>
+          <w:tcPr>
+            <w:tcW w:type="dxa" w:w="1814"/>
+            <w:tcBorders>
+              <w:top w:val="single" w:sz="4" w:space="0" w:color="4472C4"/>
+              <w:left w:val="single" w:sz="4" w:space="0" w:color="4472C4"/>
+              <w:bottom w:val="single" w:sz="4" w:space="0" w:color="4472C4"/>
+              <w:right w:val="single" w:sz="4" w:space="0" w:color="4472C4"/>
+            </w:tcBorders>
+            <w:shd w:val="clear" w:color="auto" w:fill="4472C4"/>
+            <w:vAlign w:val="center"/>
+          </w:tcPr>
+          <w:p>
+            <w:pPr>
+              <w:spacing w:before="0" w:after="0" w:line="240" w:lineRule="auto"/>
+              <w:jc w:val="center"/>
+            </w:pPr>
+            <w:r>
+              <w:rPr>
+                <w:rFonts w:ascii="Century Gothic" w:hAnsi="Century Gothic" w:cs="Century Gothic" w:eastAsia="Century Gothic"/>
+                <w:b/>
+                <w:i w:val="0"/>
+                <w:color w:val="FFFFFF"/>
+                <w:sz w:val="20"/>
+              </w:rPr>
+              <w:t>Horas de trabajo</w:t>
+            </w:r>
+          </w:p>
+        </w:tc>
       </w:tr>
       <w:tr>
         <w:tc>
           <w:tcPr>
-            <w:tcW w:type="dxa" w:w="2268"/>
+            <w:tcW w:type="dxa" w:w="1814"/>
             <w:tcBorders>
               <w:top w:val="single" w:sz="4" w:space="0" w:color="8EAADB"/>
               <w:left w:val="single" w:sz="4" w:space="0" w:color="8EAADB"/>
@@ -3563,7 +3763,7 @@
           <w:p>
             <w:pPr>
               <w:spacing w:before="0" w:after="0" w:line="240" w:lineRule="auto"/>
-              <w:jc w:val="center"/>
+              <w:jc w:val="both"/>
             </w:pPr>
             <w:r>
               <w:rPr>
@@ -3578,7 +3778,7 @@
         </w:tc>
         <w:tc>
           <w:tcPr>
-            <w:tcW w:type="dxa" w:w="2268"/>
+            <w:tcW w:type="dxa" w:w="1814"/>
             <w:tcBorders>
               <w:top w:val="single" w:sz="4" w:space="0" w:color="8EAADB"/>
               <w:left w:val="single" w:sz="4" w:space="0" w:color="8EAADB"/>
@@ -3591,7 +3791,7 @@
           <w:p>
             <w:pPr>
               <w:spacing w:before="0" w:after="0" w:line="240" w:lineRule="auto"/>
-              <w:jc w:val="center"/>
+              <w:jc w:val="both"/>
             </w:pPr>
             <w:r>
               <w:rPr>
@@ -3600,13 +3800,13 @@
                 <w:i w:val="0"/>
                 <w:sz w:val="20"/>
               </w:rPr>
-              <w:t>5</w:t>
+              <w:t>8</w:t>
             </w:r>
           </w:p>
         </w:tc>
         <w:tc>
           <w:tcPr>
-            <w:tcW w:type="dxa" w:w="2268"/>
+            <w:tcW w:type="dxa" w:w="1814"/>
             <w:tcBorders>
               <w:top w:val="single" w:sz="4" w:space="0" w:color="8EAADB"/>
               <w:left w:val="single" w:sz="4" w:space="0" w:color="8EAADB"/>
@@ -3619,7 +3819,7 @@
           <w:p>
             <w:pPr>
               <w:spacing w:before="0" w:after="0" w:line="240" w:lineRule="auto"/>
-              <w:jc w:val="center"/>
+              <w:jc w:val="both"/>
             </w:pPr>
             <w:r>
               <w:rPr>
@@ -3628,13 +3828,13 @@
                 <w:i w:val="0"/>
                 <w:sz w:val="20"/>
               </w:rPr>
-              <w:t>3</w:t>
+              <w:t>1.040</w:t>
             </w:r>
           </w:p>
         </w:tc>
         <w:tc>
           <w:tcPr>
-            <w:tcW w:type="dxa" w:w="2268"/>
+            <w:tcW w:type="dxa" w:w="1814"/>
             <w:tcBorders>
               <w:top w:val="single" w:sz="4" w:space="0" w:color="8EAADB"/>
               <w:left w:val="single" w:sz="4" w:space="0" w:color="8EAADB"/>
@@ -3647,7 +3847,7 @@
           <w:p>
             <w:pPr>
               <w:spacing w:before="0" w:after="0" w:line="240" w:lineRule="auto"/>
-              <w:jc w:val="center"/>
+              <w:jc w:val="both"/>
             </w:pPr>
             <w:r>
               <w:rPr>
@@ -3656,15 +3856,13 @@
                 <w:i w:val="0"/>
                 <w:sz w:val="20"/>
               </w:rPr>
-              <w:t>52</w:t>
+              <w:t>60</w:t>
             </w:r>
           </w:p>
         </w:tc>
-      </w:tr>
-      <w:tr>
         <w:tc>
           <w:tcPr>
-            <w:tcW w:type="dxa" w:w="2268"/>
+            <w:tcW w:type="dxa" w:w="1814"/>
             <w:tcBorders>
               <w:top w:val="single" w:sz="4" w:space="0" w:color="8EAADB"/>
               <w:left w:val="single" w:sz="4" w:space="0" w:color="8EAADB"/>
@@ -3677,7 +3875,37 @@
           <w:p>
             <w:pPr>
               <w:spacing w:before="0" w:after="0" w:line="240" w:lineRule="auto"/>
-              <w:jc w:val="center"/>
+              <w:jc w:val="both"/>
+            </w:pPr>
+            <w:r>
+              <w:rPr>
+                <w:rFonts w:ascii="Century Gothic" w:hAnsi="Century Gothic" w:cs="Century Gothic" w:eastAsia="Century Gothic"/>
+                <w:b w:val="0"/>
+                <w:i w:val="0"/>
+                <w:sz w:val="20"/>
+              </w:rPr>
+              <w:t>1.800</w:t>
+            </w:r>
+          </w:p>
+        </w:tc>
+      </w:tr>
+      <w:tr>
+        <w:tc>
+          <w:tcPr>
+            <w:tcW w:type="dxa" w:w="1814"/>
+            <w:tcBorders>
+              <w:top w:val="single" w:sz="4" w:space="0" w:color="8EAADB"/>
+              <w:left w:val="single" w:sz="4" w:space="0" w:color="8EAADB"/>
+              <w:bottom w:val="single" w:sz="4" w:space="0" w:color="8EAADB"/>
+              <w:right w:val="single" w:sz="4" w:space="0" w:color="8EAADB"/>
+            </w:tcBorders>
+            <w:shd w:val="clear" w:color="auto" w:fill="D9E2F3"/>
+            <w:vAlign w:val="top"/>
+          </w:tcPr>
+          <w:p>
+            <w:pPr>
+              <w:spacing w:before="0" w:after="0" w:line="240" w:lineRule="auto"/>
+              <w:jc w:val="both"/>
             </w:pPr>
             <w:r>
               <w:rPr>
@@ -3692,7 +3920,7 @@
         </w:tc>
         <w:tc>
           <w:tcPr>
-            <w:tcW w:type="dxa" w:w="2268"/>
+            <w:tcW w:type="dxa" w:w="1814"/>
             <w:tcBorders>
               <w:top w:val="single" w:sz="4" w:space="0" w:color="8EAADB"/>
               <w:left w:val="single" w:sz="4" w:space="0" w:color="8EAADB"/>
@@ -3705,7 +3933,7 @@
           <w:p>
             <w:pPr>
               <w:spacing w:before="0" w:after="0" w:line="240" w:lineRule="auto"/>
-              <w:jc w:val="center"/>
+              <w:jc w:val="both"/>
             </w:pPr>
             <w:r>
               <w:rPr>
@@ -3714,13 +3942,13 @@
                 <w:i w:val="0"/>
                 <w:sz w:val="20"/>
               </w:rPr>
-              <w:t>7</w:t>
+              <w:t>8</w:t>
             </w:r>
           </w:p>
         </w:tc>
         <w:tc>
           <w:tcPr>
-            <w:tcW w:type="dxa" w:w="2268"/>
+            <w:tcW w:type="dxa" w:w="1814"/>
             <w:tcBorders>
               <w:top w:val="single" w:sz="4" w:space="0" w:color="8EAADB"/>
               <w:left w:val="single" w:sz="4" w:space="0" w:color="8EAADB"/>
@@ -3733,7 +3961,7 @@
           <w:p>
             <w:pPr>
               <w:spacing w:before="0" w:after="0" w:line="240" w:lineRule="auto"/>
-              <w:jc w:val="center"/>
+              <w:jc w:val="both"/>
             </w:pPr>
             <w:r>
               <w:rPr>
@@ -3742,13 +3970,13 @@
                 <w:i w:val="0"/>
                 <w:sz w:val="20"/>
               </w:rPr>
-              <w:t>1</w:t>
+              <w:t>1.200</w:t>
             </w:r>
           </w:p>
         </w:tc>
         <w:tc>
           <w:tcPr>
-            <w:tcW w:type="dxa" w:w="2268"/>
+            <w:tcW w:type="dxa" w:w="1814"/>
             <w:tcBorders>
               <w:top w:val="single" w:sz="4" w:space="0" w:color="8EAADB"/>
               <w:left w:val="single" w:sz="4" w:space="0" w:color="8EAADB"/>
@@ -3761,7 +3989,7 @@
           <w:p>
             <w:pPr>
               <w:spacing w:before="0" w:after="0" w:line="240" w:lineRule="auto"/>
-              <w:jc w:val="center"/>
+              <w:jc w:val="both"/>
             </w:pPr>
             <w:r>
               <w:rPr>
@@ -3774,11 +4002,9 @@
             </w:r>
           </w:p>
         </w:tc>
-      </w:tr>
-      <w:tr>
         <w:tc>
           <w:tcPr>
-            <w:tcW w:type="dxa" w:w="2268"/>
+            <w:tcW w:type="dxa" w:w="1814"/>
             <w:tcBorders>
               <w:top w:val="single" w:sz="4" w:space="0" w:color="8EAADB"/>
               <w:left w:val="single" w:sz="4" w:space="0" w:color="8EAADB"/>
@@ -3791,7 +4017,37 @@
           <w:p>
             <w:pPr>
               <w:spacing w:before="0" w:after="0" w:line="240" w:lineRule="auto"/>
-              <w:jc w:val="center"/>
+              <w:jc w:val="both"/>
+            </w:pPr>
+            <w:r>
+              <w:rPr>
+                <w:rFonts w:ascii="Century Gothic" w:hAnsi="Century Gothic" w:cs="Century Gothic" w:eastAsia="Century Gothic"/>
+                <w:b w:val="0"/>
+                <w:i w:val="0"/>
+                <w:sz w:val="20"/>
+              </w:rPr>
+              <w:t>1.800</w:t>
+            </w:r>
+          </w:p>
+        </w:tc>
+      </w:tr>
+      <w:tr>
+        <w:tc>
+          <w:tcPr>
+            <w:tcW w:type="dxa" w:w="1814"/>
+            <w:tcBorders>
+              <w:top w:val="single" w:sz="4" w:space="0" w:color="8EAADB"/>
+              <w:left w:val="single" w:sz="4" w:space="0" w:color="8EAADB"/>
+              <w:bottom w:val="single" w:sz="4" w:space="0" w:color="8EAADB"/>
+              <w:right w:val="single" w:sz="4" w:space="0" w:color="8EAADB"/>
+            </w:tcBorders>
+            <w:shd w:val="clear" w:color="auto" w:fill="D9E2F3"/>
+            <w:vAlign w:val="top"/>
+          </w:tcPr>
+          <w:p>
+            <w:pPr>
+              <w:spacing w:before="0" w:after="0" w:line="240" w:lineRule="auto"/>
+              <w:jc w:val="both"/>
             </w:pPr>
             <w:r>
               <w:rPr>
@@ -3806,7 +4062,7 @@
         </w:tc>
         <w:tc>
           <w:tcPr>
-            <w:tcW w:type="dxa" w:w="2268"/>
+            <w:tcW w:type="dxa" w:w="1814"/>
             <w:tcBorders>
               <w:top w:val="single" w:sz="4" w:space="0" w:color="8EAADB"/>
               <w:left w:val="single" w:sz="4" w:space="0" w:color="8EAADB"/>
@@ -3819,7 +4075,7 @@
           <w:p>
             <w:pPr>
               <w:spacing w:before="0" w:after="0" w:line="240" w:lineRule="auto"/>
-              <w:jc w:val="center"/>
+              <w:jc w:val="both"/>
             </w:pPr>
             <w:r>
               <w:rPr>
@@ -3834,7 +4090,7 @@
         </w:tc>
         <w:tc>
           <w:tcPr>
-            <w:tcW w:type="dxa" w:w="2268"/>
+            <w:tcW w:type="dxa" w:w="1814"/>
             <w:tcBorders>
               <w:top w:val="single" w:sz="4" w:space="0" w:color="8EAADB"/>
               <w:left w:val="single" w:sz="4" w:space="0" w:color="8EAADB"/>
@@ -3847,7 +4103,7 @@
           <w:p>
             <w:pPr>
               <w:spacing w:before="0" w:after="0" w:line="240" w:lineRule="auto"/>
-              <w:jc w:val="center"/>
+              <w:jc w:val="both"/>
             </w:pPr>
             <w:r>
               <w:rPr>
@@ -3856,13 +4112,13 @@
                 <w:i w:val="0"/>
                 <w:sz w:val="20"/>
               </w:rPr>
-              <w:t>0</w:t>
+              <w:t>1.280</w:t>
             </w:r>
           </w:p>
         </w:tc>
         <w:tc>
           <w:tcPr>
-            <w:tcW w:type="dxa" w:w="2268"/>
+            <w:tcW w:type="dxa" w:w="1814"/>
             <w:tcBorders>
               <w:top w:val="single" w:sz="4" w:space="0" w:color="8EAADB"/>
               <w:left w:val="single" w:sz="4" w:space="0" w:color="8EAADB"/>
@@ -3875,7 +4131,7 @@
           <w:p>
             <w:pPr>
               <w:spacing w:before="0" w:after="0" w:line="240" w:lineRule="auto"/>
-              <w:jc w:val="center"/>
+              <w:jc w:val="both"/>
             </w:pPr>
             <w:r>
               <w:rPr>
@@ -3884,15 +4140,13 @@
                 <w:i w:val="0"/>
                 <w:sz w:val="20"/>
               </w:rPr>
-              <w:t>64</w:t>
+              <w:t>60</w:t>
             </w:r>
           </w:p>
         </w:tc>
-      </w:tr>
-      <w:tr>
         <w:tc>
           <w:tcPr>
-            <w:tcW w:type="dxa" w:w="2268"/>
+            <w:tcW w:type="dxa" w:w="1814"/>
             <w:tcBorders>
               <w:top w:val="single" w:sz="4" w:space="0" w:color="8EAADB"/>
               <w:left w:val="single" w:sz="4" w:space="0" w:color="8EAADB"/>
@@ -3905,7 +4159,37 @@
           <w:p>
             <w:pPr>
               <w:spacing w:before="0" w:after="0" w:line="240" w:lineRule="auto"/>
-              <w:jc w:val="center"/>
+              <w:jc w:val="both"/>
+            </w:pPr>
+            <w:r>
+              <w:rPr>
+                <w:rFonts w:ascii="Century Gothic" w:hAnsi="Century Gothic" w:cs="Century Gothic" w:eastAsia="Century Gothic"/>
+                <w:b w:val="0"/>
+                <w:i w:val="0"/>
+                <w:sz w:val="20"/>
+              </w:rPr>
+              <w:t>1.800</w:t>
+            </w:r>
+          </w:p>
+        </w:tc>
+      </w:tr>
+      <w:tr>
+        <w:tc>
+          <w:tcPr>
+            <w:tcW w:type="dxa" w:w="1814"/>
+            <w:tcBorders>
+              <w:top w:val="single" w:sz="4" w:space="0" w:color="8EAADB"/>
+              <w:left w:val="single" w:sz="4" w:space="0" w:color="8EAADB"/>
+              <w:bottom w:val="single" w:sz="4" w:space="0" w:color="8EAADB"/>
+              <w:right w:val="single" w:sz="4" w:space="0" w:color="8EAADB"/>
+            </w:tcBorders>
+            <w:shd w:val="clear" w:color="auto" w:fill="D9E2F3"/>
+            <w:vAlign w:val="top"/>
+          </w:tcPr>
+          <w:p>
+            <w:pPr>
+              <w:spacing w:before="0" w:after="0" w:line="240" w:lineRule="auto"/>
+              <w:jc w:val="both"/>
             </w:pPr>
             <w:r>
               <w:rPr>
@@ -3920,7 +4204,7 @@
         </w:tc>
         <w:tc>
           <w:tcPr>
-            <w:tcW w:type="dxa" w:w="2268"/>
+            <w:tcW w:type="dxa" w:w="1814"/>
             <w:tcBorders>
               <w:top w:val="single" w:sz="4" w:space="0" w:color="8EAADB"/>
               <w:left w:val="single" w:sz="4" w:space="0" w:color="8EAADB"/>
@@ -3933,7 +4217,7 @@
           <w:p>
             <w:pPr>
               <w:spacing w:before="0" w:after="0" w:line="240" w:lineRule="auto"/>
-              <w:jc w:val="center"/>
+              <w:jc w:val="both"/>
             </w:pPr>
             <w:r>
               <w:rPr>
@@ -3942,13 +4226,13 @@
                 <w:i w:val="0"/>
                 <w:sz w:val="20"/>
               </w:rPr>
-              <w:t>7</w:t>
+              <w:t>9</w:t>
             </w:r>
           </w:p>
         </w:tc>
         <w:tc>
           <w:tcPr>
-            <w:tcW w:type="dxa" w:w="2268"/>
+            <w:tcW w:type="dxa" w:w="1814"/>
             <w:tcBorders>
               <w:top w:val="single" w:sz="4" w:space="0" w:color="8EAADB"/>
               <w:left w:val="single" w:sz="4" w:space="0" w:color="8EAADB"/>
@@ -3961,7 +4245,7 @@
           <w:p>
             <w:pPr>
               <w:spacing w:before="0" w:after="0" w:line="240" w:lineRule="auto"/>
-              <w:jc w:val="center"/>
+              <w:jc w:val="both"/>
             </w:pPr>
             <w:r>
               <w:rPr>
@@ -3970,13 +4254,13 @@
                 <w:i w:val="0"/>
                 <w:sz w:val="20"/>
               </w:rPr>
-              <w:t>2</w:t>
+              <w:t>1.280</w:t>
             </w:r>
           </w:p>
         </w:tc>
         <w:tc>
           <w:tcPr>
-            <w:tcW w:type="dxa" w:w="2268"/>
+            <w:tcW w:type="dxa" w:w="1814"/>
             <w:tcBorders>
               <w:top w:val="single" w:sz="4" w:space="0" w:color="8EAADB"/>
               <w:left w:val="single" w:sz="4" w:space="0" w:color="8EAADB"/>
@@ -3989,7 +4273,7 @@
           <w:p>
             <w:pPr>
               <w:spacing w:before="0" w:after="0" w:line="240" w:lineRule="auto"/>
-              <w:jc w:val="center"/>
+              <w:jc w:val="both"/>
             </w:pPr>
             <w:r>
               <w:rPr>
@@ -3998,15 +4282,13 @@
                 <w:i w:val="0"/>
                 <w:sz w:val="20"/>
               </w:rPr>
-              <w:t>64</w:t>
+              <w:t>60</w:t>
             </w:r>
           </w:p>
         </w:tc>
-      </w:tr>
-      <w:tr>
         <w:tc>
           <w:tcPr>
-            <w:tcW w:type="dxa" w:w="2268"/>
+            <w:tcW w:type="dxa" w:w="1814"/>
             <w:tcBorders>
               <w:top w:val="single" w:sz="4" w:space="0" w:color="8EAADB"/>
               <w:left w:val="single" w:sz="4" w:space="0" w:color="8EAADB"/>
@@ -4019,7 +4301,37 @@
           <w:p>
             <w:pPr>
               <w:spacing w:before="0" w:after="0" w:line="240" w:lineRule="auto"/>
-              <w:jc w:val="center"/>
+              <w:jc w:val="both"/>
+            </w:pPr>
+            <w:r>
+              <w:rPr>
+                <w:rFonts w:ascii="Century Gothic" w:hAnsi="Century Gothic" w:cs="Century Gothic" w:eastAsia="Century Gothic"/>
+                <w:b w:val="0"/>
+                <w:i w:val="0"/>
+                <w:sz w:val="20"/>
+              </w:rPr>
+              <w:t>1.800</w:t>
+            </w:r>
+          </w:p>
+        </w:tc>
+      </w:tr>
+      <w:tr>
+        <w:tc>
+          <w:tcPr>
+            <w:tcW w:type="dxa" w:w="1814"/>
+            <w:tcBorders>
+              <w:top w:val="single" w:sz="4" w:space="0" w:color="8EAADB"/>
+              <w:left w:val="single" w:sz="4" w:space="0" w:color="8EAADB"/>
+              <w:bottom w:val="single" w:sz="4" w:space="0" w:color="8EAADB"/>
+              <w:right w:val="single" w:sz="4" w:space="0" w:color="8EAADB"/>
+            </w:tcBorders>
+            <w:shd w:val="clear" w:color="auto" w:fill="D9E2F3"/>
+            <w:vAlign w:val="top"/>
+          </w:tcPr>
+          <w:p>
+            <w:pPr>
+              <w:spacing w:before="0" w:after="0" w:line="240" w:lineRule="auto"/>
+              <w:jc w:val="both"/>
             </w:pPr>
             <w:r>
               <w:rPr>
@@ -4034,7 +4346,7 @@
         </w:tc>
         <w:tc>
           <w:tcPr>
-            <w:tcW w:type="dxa" w:w="2268"/>
+            <w:tcW w:type="dxa" w:w="1814"/>
             <w:tcBorders>
               <w:top w:val="single" w:sz="4" w:space="0" w:color="8EAADB"/>
               <w:left w:val="single" w:sz="4" w:space="0" w:color="8EAADB"/>
@@ -4047,7 +4359,7 @@
           <w:p>
             <w:pPr>
               <w:spacing w:before="0" w:after="0" w:line="240" w:lineRule="auto"/>
-              <w:jc w:val="center"/>
+              <w:jc w:val="both"/>
             </w:pPr>
             <w:r>
               <w:rPr>
@@ -4056,13 +4368,13 @@
                 <w:i w:val="0"/>
                 <w:sz w:val="20"/>
               </w:rPr>
-              <w:t>5</w:t>
+              <w:t>10</w:t>
             </w:r>
           </w:p>
         </w:tc>
         <w:tc>
           <w:tcPr>
-            <w:tcW w:type="dxa" w:w="2268"/>
+            <w:tcW w:type="dxa" w:w="1814"/>
             <w:tcBorders>
               <w:top w:val="single" w:sz="4" w:space="0" w:color="8EAADB"/>
               <w:left w:val="single" w:sz="4" w:space="0" w:color="8EAADB"/>
@@ -4075,7 +4387,7 @@
           <w:p>
             <w:pPr>
               <w:spacing w:before="0" w:after="0" w:line="240" w:lineRule="auto"/>
-              <w:jc w:val="center"/>
+              <w:jc w:val="both"/>
             </w:pPr>
             <w:r>
               <w:rPr>
@@ -4084,13 +4396,13 @@
                 <w:i w:val="0"/>
                 <w:sz w:val="20"/>
               </w:rPr>
-              <w:t>5</w:t>
+              <w:t>1.200</w:t>
             </w:r>
           </w:p>
         </w:tc>
         <w:tc>
           <w:tcPr>
-            <w:tcW w:type="dxa" w:w="2268"/>
+            <w:tcW w:type="dxa" w:w="1814"/>
             <w:tcBorders>
               <w:top w:val="single" w:sz="4" w:space="0" w:color="8EAADB"/>
               <w:left w:val="single" w:sz="4" w:space="0" w:color="8EAADB"/>
@@ -4103,7 +4415,7 @@
           <w:p>
             <w:pPr>
               <w:spacing w:before="0" w:after="0" w:line="240" w:lineRule="auto"/>
-              <w:jc w:val="center"/>
+              <w:jc w:val="both"/>
             </w:pPr>
             <w:r>
               <w:rPr>
@@ -4116,11 +4428,9 @@
             </w:r>
           </w:p>
         </w:tc>
-      </w:tr>
-      <w:tr>
         <w:tc>
           <w:tcPr>
-            <w:tcW w:type="dxa" w:w="2268"/>
+            <w:tcW w:type="dxa" w:w="1814"/>
             <w:tcBorders>
               <w:top w:val="single" w:sz="4" w:space="0" w:color="8EAADB"/>
               <w:left w:val="single" w:sz="4" w:space="0" w:color="8EAADB"/>
@@ -4133,7 +4443,37 @@
           <w:p>
             <w:pPr>
               <w:spacing w:before="0" w:after="0" w:line="240" w:lineRule="auto"/>
-              <w:jc w:val="center"/>
+              <w:jc w:val="both"/>
+            </w:pPr>
+            <w:r>
+              <w:rPr>
+                <w:rFonts w:ascii="Century Gothic" w:hAnsi="Century Gothic" w:cs="Century Gothic" w:eastAsia="Century Gothic"/>
+                <w:b w:val="0"/>
+                <w:i w:val="0"/>
+                <w:sz w:val="20"/>
+              </w:rPr>
+              <w:t>1.800</w:t>
+            </w:r>
+          </w:p>
+        </w:tc>
+      </w:tr>
+      <w:tr>
+        <w:tc>
+          <w:tcPr>
+            <w:tcW w:type="dxa" w:w="1814"/>
+            <w:tcBorders>
+              <w:top w:val="single" w:sz="4" w:space="0" w:color="8EAADB"/>
+              <w:left w:val="single" w:sz="4" w:space="0" w:color="8EAADB"/>
+              <w:bottom w:val="single" w:sz="4" w:space="0" w:color="8EAADB"/>
+              <w:right w:val="single" w:sz="4" w:space="0" w:color="8EAADB"/>
+            </w:tcBorders>
+            <w:shd w:val="clear" w:color="auto" w:fill="D9E2F3"/>
+            <w:vAlign w:val="top"/>
+          </w:tcPr>
+          <w:p>
+            <w:pPr>
+              <w:spacing w:before="0" w:after="0" w:line="240" w:lineRule="auto"/>
+              <w:jc w:val="both"/>
             </w:pPr>
             <w:r>
               <w:rPr>
@@ -4148,7 +4488,7 @@
         </w:tc>
         <w:tc>
           <w:tcPr>
-            <w:tcW w:type="dxa" w:w="2268"/>
+            <w:tcW w:type="dxa" w:w="1814"/>
             <w:tcBorders>
               <w:top w:val="single" w:sz="4" w:space="0" w:color="8EAADB"/>
               <w:left w:val="single" w:sz="4" w:space="0" w:color="8EAADB"/>
@@ -4161,7 +4501,7 @@
           <w:p>
             <w:pPr>
               <w:spacing w:before="0" w:after="0" w:line="240" w:lineRule="auto"/>
-              <w:jc w:val="center"/>
+              <w:jc w:val="both"/>
             </w:pPr>
             <w:r>
               <w:rPr>
@@ -4170,13 +4510,13 @@
                 <w:i w:val="0"/>
                 <w:sz w:val="20"/>
               </w:rPr>
-              <w:t>32</w:t>
+              <w:t>43</w:t>
             </w:r>
           </w:p>
         </w:tc>
         <w:tc>
           <w:tcPr>
-            <w:tcW w:type="dxa" w:w="2268"/>
+            <w:tcW w:type="dxa" w:w="1814"/>
             <w:tcBorders>
               <w:top w:val="single" w:sz="4" w:space="0" w:color="8EAADB"/>
               <w:left w:val="single" w:sz="4" w:space="0" w:color="8EAADB"/>
@@ -4189,7 +4529,7 @@
           <w:p>
             <w:pPr>
               <w:spacing w:before="0" w:after="0" w:line="240" w:lineRule="auto"/>
-              <w:jc w:val="center"/>
+              <w:jc w:val="both"/>
             </w:pPr>
             <w:r>
               <w:rPr>
@@ -4198,13 +4538,13 @@
                 <w:i w:val="0"/>
                 <w:sz w:val="20"/>
               </w:rPr>
-              <w:t>11</w:t>
+              <w:t>6.000</w:t>
             </w:r>
           </w:p>
         </w:tc>
         <w:tc>
           <w:tcPr>
-            <w:tcW w:type="dxa" w:w="2268"/>
+            <w:tcW w:type="dxa" w:w="1814"/>
             <w:tcBorders>
               <w:top w:val="single" w:sz="4" w:space="0" w:color="8EAADB"/>
               <w:left w:val="single" w:sz="4" w:space="0" w:color="8EAADB"/>
@@ -4217,7 +4557,7 @@
           <w:p>
             <w:pPr>
               <w:spacing w:before="0" w:after="0" w:line="240" w:lineRule="auto"/>
-              <w:jc w:val="center"/>
+              <w:jc w:val="both"/>
             </w:pPr>
             <w:r>
               <w:rPr>
@@ -4227,6 +4567,34 @@
                 <w:sz w:val="20"/>
               </w:rPr>
               <w:t>300</w:t>
+            </w:r>
+          </w:p>
+        </w:tc>
+        <w:tc>
+          <w:tcPr>
+            <w:tcW w:type="dxa" w:w="1814"/>
+            <w:tcBorders>
+              <w:top w:val="single" w:sz="4" w:space="0" w:color="8EAADB"/>
+              <w:left w:val="single" w:sz="4" w:space="0" w:color="8EAADB"/>
+              <w:bottom w:val="single" w:sz="4" w:space="0" w:color="8EAADB"/>
+              <w:right w:val="single" w:sz="4" w:space="0" w:color="8EAADB"/>
+            </w:tcBorders>
+            <w:shd w:val="clear" w:color="auto" w:fill="D9E2F3"/>
+            <w:vAlign w:val="top"/>
+          </w:tcPr>
+          <w:p>
+            <w:pPr>
+              <w:spacing w:before="0" w:after="0" w:line="240" w:lineRule="auto"/>
+              <w:jc w:val="both"/>
+            </w:pPr>
+            <w:r>
+              <w:rPr>
+                <w:rFonts w:ascii="Century Gothic" w:hAnsi="Century Gothic" w:cs="Century Gothic" w:eastAsia="Century Gothic"/>
+                <w:b/>
+                <w:i w:val="0"/>
+                <w:sz w:val="20"/>
+              </w:rPr>
+              <w:t>9.000</w:t>
             </w:r>
           </w:p>
         </w:tc>
@@ -4244,7 +4612,7 @@
           <w:i w:val="0"/>
           <w:sz w:val="16"/>
         </w:rPr>
-        <w:t>Fuente: elaboración con base en la malla curricular 2027.</w:t>
+        <w:t>Fuente: Malla Curricular 2026 de la Carrera de Contaduría Pública.</w:t>
       </w:r>
     </w:p>
     <w:p>
@@ -4259,7 +4627,1067 @@
           <w:i w:val="0"/>
           <w:sz w:val="20"/>
         </w:rPr>
-        <w:t>La distribución anual varía entre 52 y 64 créditos en torno al normalizador de 60 créditos por año, y el total de la Carrera coincide con los 300 créditos de referencia.</w:t>
+        <w:t>Los créditos de cada asignatura no son proporcionales a sus horas presenciales, porque incorporan el trabajo no presencial que exige cada una. Las asignaturas de 160 horas presenciales tienen entre 6 y 12 créditos, y las de 80 horas, entre 3 y 8 créditos:</w:t>
+      </w:r>
+    </w:p>
+    <w:p>
+      <w:pPr>
+        <w:keepNext/>
+        <w:spacing w:before="40" w:after="80" w:line="240" w:lineRule="auto"/>
+        <w:jc w:val="center"/>
+      </w:pPr>
+      <w:r>
+        <w:rPr>
+          <w:rFonts w:ascii="Century Gothic" w:hAnsi="Century Gothic" w:cs="Century Gothic" w:eastAsia="Century Gothic"/>
+          <w:b/>
+          <w:i w:val="0"/>
+          <w:sz w:val="20"/>
+        </w:rPr>
+        <w:t>Cuadro 5. Distribución de créditos por asignatura</w:t>
+      </w:r>
+    </w:p>
+    <w:tbl>
+      <w:tblPr>
+        <w:tblW w:type="auto" w:w="0"/>
+        <w:jc w:val="center"/>
+        <w:tblLayout w:type="fixed"/>
+        <w:tblLook w:firstColumn="1" w:firstRow="1" w:lastColumn="0" w:lastRow="0" w:noHBand="0" w:noVBand="1" w:val="04A0"/>
+      </w:tblPr>
+      <w:tblGrid>
+        <w:gridCol w:w="1134"/>
+        <w:gridCol w:w="1247"/>
+        <w:gridCol w:w="6009"/>
+        <w:gridCol w:w="680"/>
+      </w:tblGrid>
+      <w:tr>
+        <w:trPr>
+          <w:tblHeader/>
+        </w:trPr>
+        <w:tc>
+          <w:tcPr>
+            <w:tcW w:type="dxa" w:w="1134"/>
+            <w:tcBorders>
+              <w:top w:val="single" w:sz="4" w:space="0" w:color="4472C4"/>
+              <w:left w:val="single" w:sz="4" w:space="0" w:color="4472C4"/>
+              <w:bottom w:val="single" w:sz="4" w:space="0" w:color="4472C4"/>
+              <w:right w:val="single" w:sz="4" w:space="0" w:color="4472C4"/>
+            </w:tcBorders>
+            <w:shd w:val="clear" w:color="auto" w:fill="4472C4"/>
+            <w:vAlign w:val="center"/>
+          </w:tcPr>
+          <w:p>
+            <w:pPr>
+              <w:spacing w:before="0" w:after="0" w:line="240" w:lineRule="auto"/>
+              <w:jc w:val="center"/>
+            </w:pPr>
+            <w:r>
+              <w:rPr>
+                <w:rFonts w:ascii="Century Gothic" w:hAnsi="Century Gothic" w:cs="Century Gothic" w:eastAsia="Century Gothic"/>
+                <w:b/>
+                <w:i w:val="0"/>
+                <w:color w:val="FFFFFF"/>
+                <w:sz w:val="20"/>
+              </w:rPr>
+              <w:t>Créditos</w:t>
+            </w:r>
+          </w:p>
+        </w:tc>
+        <w:tc>
+          <w:tcPr>
+            <w:tcW w:type="dxa" w:w="1247"/>
+            <w:tcBorders>
+              <w:top w:val="single" w:sz="4" w:space="0" w:color="4472C4"/>
+              <w:left w:val="single" w:sz="4" w:space="0" w:color="4472C4"/>
+              <w:bottom w:val="single" w:sz="4" w:space="0" w:color="4472C4"/>
+              <w:right w:val="single" w:sz="4" w:space="0" w:color="4472C4"/>
+            </w:tcBorders>
+            <w:shd w:val="clear" w:color="auto" w:fill="4472C4"/>
+            <w:vAlign w:val="center"/>
+          </w:tcPr>
+          <w:p>
+            <w:pPr>
+              <w:spacing w:before="0" w:after="0" w:line="240" w:lineRule="auto"/>
+              <w:jc w:val="center"/>
+            </w:pPr>
+            <w:r>
+              <w:rPr>
+                <w:rFonts w:ascii="Century Gothic" w:hAnsi="Century Gothic" w:cs="Century Gothic" w:eastAsia="Century Gothic"/>
+                <w:b/>
+                <w:i w:val="0"/>
+                <w:color w:val="FFFFFF"/>
+                <w:sz w:val="20"/>
+              </w:rPr>
+              <w:t>Horas de trabajo</w:t>
+            </w:r>
+          </w:p>
+        </w:tc>
+        <w:tc>
+          <w:tcPr>
+            <w:tcW w:type="dxa" w:w="6009"/>
+            <w:tcBorders>
+              <w:top w:val="single" w:sz="4" w:space="0" w:color="4472C4"/>
+              <w:left w:val="single" w:sz="4" w:space="0" w:color="4472C4"/>
+              <w:bottom w:val="single" w:sz="4" w:space="0" w:color="4472C4"/>
+              <w:right w:val="single" w:sz="4" w:space="0" w:color="4472C4"/>
+            </w:tcBorders>
+            <w:shd w:val="clear" w:color="auto" w:fill="4472C4"/>
+            <w:vAlign w:val="center"/>
+          </w:tcPr>
+          <w:p>
+            <w:pPr>
+              <w:spacing w:before="0" w:after="0" w:line="240" w:lineRule="auto"/>
+              <w:jc w:val="center"/>
+            </w:pPr>
+            <w:r>
+              <w:rPr>
+                <w:rFonts w:ascii="Century Gothic" w:hAnsi="Century Gothic" w:cs="Century Gothic" w:eastAsia="Century Gothic"/>
+                <w:b/>
+                <w:i w:val="0"/>
+                <w:color w:val="FFFFFF"/>
+                <w:sz w:val="20"/>
+              </w:rPr>
+              <w:t>Asignaturas</w:t>
+            </w:r>
+          </w:p>
+        </w:tc>
+        <w:tc>
+          <w:tcPr>
+            <w:tcW w:type="dxa" w:w="680"/>
+            <w:tcBorders>
+              <w:top w:val="single" w:sz="4" w:space="0" w:color="4472C4"/>
+              <w:left w:val="single" w:sz="4" w:space="0" w:color="4472C4"/>
+              <w:bottom w:val="single" w:sz="4" w:space="0" w:color="4472C4"/>
+              <w:right w:val="single" w:sz="4" w:space="0" w:color="4472C4"/>
+            </w:tcBorders>
+            <w:shd w:val="clear" w:color="auto" w:fill="4472C4"/>
+            <w:vAlign w:val="center"/>
+          </w:tcPr>
+          <w:p>
+            <w:pPr>
+              <w:spacing w:before="0" w:after="0" w:line="240" w:lineRule="auto"/>
+              <w:jc w:val="center"/>
+            </w:pPr>
+            <w:r>
+              <w:rPr>
+                <w:rFonts w:ascii="Century Gothic" w:hAnsi="Century Gothic" w:cs="Century Gothic" w:eastAsia="Century Gothic"/>
+                <w:b/>
+                <w:i w:val="0"/>
+                <w:color w:val="FFFFFF"/>
+                <w:sz w:val="20"/>
+              </w:rPr>
+              <w:t>N.º</w:t>
+            </w:r>
+          </w:p>
+        </w:tc>
+      </w:tr>
+      <w:tr>
+        <w:tc>
+          <w:tcPr>
+            <w:tcW w:type="dxa" w:w="1134"/>
+            <w:tcBorders>
+              <w:top w:val="single" w:sz="4" w:space="0" w:color="8EAADB"/>
+              <w:left w:val="single" w:sz="4" w:space="0" w:color="8EAADB"/>
+              <w:bottom w:val="single" w:sz="4" w:space="0" w:color="8EAADB"/>
+              <w:right w:val="single" w:sz="4" w:space="0" w:color="8EAADB"/>
+            </w:tcBorders>
+            <w:shd w:val="clear" w:color="auto" w:fill="D9E2F3"/>
+            <w:vAlign w:val="top"/>
+          </w:tcPr>
+          <w:p>
+            <w:pPr>
+              <w:spacing w:before="0" w:after="0" w:line="240" w:lineRule="auto"/>
+              <w:jc w:val="both"/>
+            </w:pPr>
+            <w:r>
+              <w:rPr>
+                <w:rFonts w:ascii="Century Gothic" w:hAnsi="Century Gothic" w:cs="Century Gothic" w:eastAsia="Century Gothic"/>
+                <w:b w:val="0"/>
+                <w:i w:val="0"/>
+                <w:sz w:val="20"/>
+              </w:rPr>
+              <w:t>12</w:t>
+            </w:r>
+          </w:p>
+        </w:tc>
+        <w:tc>
+          <w:tcPr>
+            <w:tcW w:type="dxa" w:w="1247"/>
+            <w:tcBorders>
+              <w:top w:val="single" w:sz="4" w:space="0" w:color="8EAADB"/>
+              <w:left w:val="single" w:sz="4" w:space="0" w:color="8EAADB"/>
+              <w:bottom w:val="single" w:sz="4" w:space="0" w:color="8EAADB"/>
+              <w:right w:val="single" w:sz="4" w:space="0" w:color="8EAADB"/>
+            </w:tcBorders>
+            <w:shd w:val="clear" w:color="auto" w:fill="D9E2F3"/>
+            <w:vAlign w:val="top"/>
+          </w:tcPr>
+          <w:p>
+            <w:pPr>
+              <w:spacing w:before="0" w:after="0" w:line="240" w:lineRule="auto"/>
+              <w:jc w:val="both"/>
+            </w:pPr>
+            <w:r>
+              <w:rPr>
+                <w:rFonts w:ascii="Century Gothic" w:hAnsi="Century Gothic" w:cs="Century Gothic" w:eastAsia="Century Gothic"/>
+                <w:b w:val="0"/>
+                <w:i w:val="0"/>
+                <w:sz w:val="20"/>
+              </w:rPr>
+              <w:t>360</w:t>
+            </w:r>
+          </w:p>
+        </w:tc>
+        <w:tc>
+          <w:tcPr>
+            <w:tcW w:type="dxa" w:w="6009"/>
+            <w:tcBorders>
+              <w:top w:val="single" w:sz="4" w:space="0" w:color="8EAADB"/>
+              <w:left w:val="single" w:sz="4" w:space="0" w:color="8EAADB"/>
+              <w:bottom w:val="single" w:sz="4" w:space="0" w:color="8EAADB"/>
+              <w:right w:val="single" w:sz="4" w:space="0" w:color="8EAADB"/>
+            </w:tcBorders>
+            <w:shd w:val="clear" w:color="auto" w:fill="D9E2F3"/>
+            <w:vAlign w:val="top"/>
+          </w:tcPr>
+          <w:p>
+            <w:pPr>
+              <w:spacing w:before="0" w:after="0" w:line="240" w:lineRule="auto"/>
+              <w:jc w:val="both"/>
+            </w:pPr>
+            <w:r>
+              <w:rPr>
+                <w:rFonts w:ascii="Century Gothic" w:hAnsi="Century Gothic" w:cs="Century Gothic" w:eastAsia="Century Gothic"/>
+                <w:b w:val="0"/>
+                <w:i w:val="0"/>
+                <w:sz w:val="20"/>
+              </w:rPr>
+              <w:t>CPA-101</w:t>
+            </w:r>
+          </w:p>
+        </w:tc>
+        <w:tc>
+          <w:tcPr>
+            <w:tcW w:type="dxa" w:w="680"/>
+            <w:tcBorders>
+              <w:top w:val="single" w:sz="4" w:space="0" w:color="8EAADB"/>
+              <w:left w:val="single" w:sz="4" w:space="0" w:color="8EAADB"/>
+              <w:bottom w:val="single" w:sz="4" w:space="0" w:color="8EAADB"/>
+              <w:right w:val="single" w:sz="4" w:space="0" w:color="8EAADB"/>
+            </w:tcBorders>
+            <w:shd w:val="clear" w:color="auto" w:fill="D9E2F3"/>
+            <w:vAlign w:val="top"/>
+          </w:tcPr>
+          <w:p>
+            <w:pPr>
+              <w:spacing w:before="0" w:after="0" w:line="240" w:lineRule="auto"/>
+              <w:jc w:val="both"/>
+            </w:pPr>
+            <w:r>
+              <w:rPr>
+                <w:rFonts w:ascii="Century Gothic" w:hAnsi="Century Gothic" w:cs="Century Gothic" w:eastAsia="Century Gothic"/>
+                <w:b w:val="0"/>
+                <w:i w:val="0"/>
+                <w:sz w:val="20"/>
+              </w:rPr>
+              <w:t>1</w:t>
+            </w:r>
+          </w:p>
+        </w:tc>
+      </w:tr>
+      <w:tr>
+        <w:tc>
+          <w:tcPr>
+            <w:tcW w:type="dxa" w:w="1134"/>
+            <w:tcBorders>
+              <w:top w:val="single" w:sz="4" w:space="0" w:color="8EAADB"/>
+              <w:left w:val="single" w:sz="4" w:space="0" w:color="8EAADB"/>
+              <w:bottom w:val="single" w:sz="4" w:space="0" w:color="8EAADB"/>
+              <w:right w:val="single" w:sz="4" w:space="0" w:color="8EAADB"/>
+            </w:tcBorders>
+            <w:shd w:val="clear" w:color="auto" w:fill="D9E2F3"/>
+            <w:vAlign w:val="top"/>
+          </w:tcPr>
+          <w:p>
+            <w:pPr>
+              <w:spacing w:before="0" w:after="0" w:line="240" w:lineRule="auto"/>
+              <w:jc w:val="both"/>
+            </w:pPr>
+            <w:r>
+              <w:rPr>
+                <w:rFonts w:ascii="Century Gothic" w:hAnsi="Century Gothic" w:cs="Century Gothic" w:eastAsia="Century Gothic"/>
+                <w:b w:val="0"/>
+                <w:i w:val="0"/>
+                <w:sz w:val="20"/>
+              </w:rPr>
+              <w:t>9</w:t>
+            </w:r>
+          </w:p>
+        </w:tc>
+        <w:tc>
+          <w:tcPr>
+            <w:tcW w:type="dxa" w:w="1247"/>
+            <w:tcBorders>
+              <w:top w:val="single" w:sz="4" w:space="0" w:color="8EAADB"/>
+              <w:left w:val="single" w:sz="4" w:space="0" w:color="8EAADB"/>
+              <w:bottom w:val="single" w:sz="4" w:space="0" w:color="8EAADB"/>
+              <w:right w:val="single" w:sz="4" w:space="0" w:color="8EAADB"/>
+            </w:tcBorders>
+            <w:shd w:val="clear" w:color="auto" w:fill="D9E2F3"/>
+            <w:vAlign w:val="top"/>
+          </w:tcPr>
+          <w:p>
+            <w:pPr>
+              <w:spacing w:before="0" w:after="0" w:line="240" w:lineRule="auto"/>
+              <w:jc w:val="both"/>
+            </w:pPr>
+            <w:r>
+              <w:rPr>
+                <w:rFonts w:ascii="Century Gothic" w:hAnsi="Century Gothic" w:cs="Century Gothic" w:eastAsia="Century Gothic"/>
+                <w:b w:val="0"/>
+                <w:i w:val="0"/>
+                <w:sz w:val="20"/>
+              </w:rPr>
+              <w:t>270</w:t>
+            </w:r>
+          </w:p>
+        </w:tc>
+        <w:tc>
+          <w:tcPr>
+            <w:tcW w:type="dxa" w:w="6009"/>
+            <w:tcBorders>
+              <w:top w:val="single" w:sz="4" w:space="0" w:color="8EAADB"/>
+              <w:left w:val="single" w:sz="4" w:space="0" w:color="8EAADB"/>
+              <w:bottom w:val="single" w:sz="4" w:space="0" w:color="8EAADB"/>
+              <w:right w:val="single" w:sz="4" w:space="0" w:color="8EAADB"/>
+            </w:tcBorders>
+            <w:shd w:val="clear" w:color="auto" w:fill="D9E2F3"/>
+            <w:vAlign w:val="top"/>
+          </w:tcPr>
+          <w:p>
+            <w:pPr>
+              <w:spacing w:before="0" w:after="0" w:line="240" w:lineRule="auto"/>
+              <w:jc w:val="both"/>
+            </w:pPr>
+            <w:r>
+              <w:rPr>
+                <w:rFonts w:ascii="Century Gothic" w:hAnsi="Century Gothic" w:cs="Century Gothic" w:eastAsia="Century Gothic"/>
+                <w:b w:val="0"/>
+                <w:i w:val="0"/>
+                <w:sz w:val="20"/>
+              </w:rPr>
+              <w:t>CPA-301 y CPA-302</w:t>
+            </w:r>
+          </w:p>
+        </w:tc>
+        <w:tc>
+          <w:tcPr>
+            <w:tcW w:type="dxa" w:w="680"/>
+            <w:tcBorders>
+              <w:top w:val="single" w:sz="4" w:space="0" w:color="8EAADB"/>
+              <w:left w:val="single" w:sz="4" w:space="0" w:color="8EAADB"/>
+              <w:bottom w:val="single" w:sz="4" w:space="0" w:color="8EAADB"/>
+              <w:right w:val="single" w:sz="4" w:space="0" w:color="8EAADB"/>
+            </w:tcBorders>
+            <w:shd w:val="clear" w:color="auto" w:fill="D9E2F3"/>
+            <w:vAlign w:val="top"/>
+          </w:tcPr>
+          <w:p>
+            <w:pPr>
+              <w:spacing w:before="0" w:after="0" w:line="240" w:lineRule="auto"/>
+              <w:jc w:val="both"/>
+            </w:pPr>
+            <w:r>
+              <w:rPr>
+                <w:rFonts w:ascii="Century Gothic" w:hAnsi="Century Gothic" w:cs="Century Gothic" w:eastAsia="Century Gothic"/>
+                <w:b w:val="0"/>
+                <w:i w:val="0"/>
+                <w:sz w:val="20"/>
+              </w:rPr>
+              <w:t>2</w:t>
+            </w:r>
+          </w:p>
+        </w:tc>
+      </w:tr>
+      <w:tr>
+        <w:tc>
+          <w:tcPr>
+            <w:tcW w:type="dxa" w:w="1134"/>
+            <w:tcBorders>
+              <w:top w:val="single" w:sz="4" w:space="0" w:color="8EAADB"/>
+              <w:left w:val="single" w:sz="4" w:space="0" w:color="8EAADB"/>
+              <w:bottom w:val="single" w:sz="4" w:space="0" w:color="8EAADB"/>
+              <w:right w:val="single" w:sz="4" w:space="0" w:color="8EAADB"/>
+            </w:tcBorders>
+            <w:shd w:val="clear" w:color="auto" w:fill="D9E2F3"/>
+            <w:vAlign w:val="top"/>
+          </w:tcPr>
+          <w:p>
+            <w:pPr>
+              <w:spacing w:before="0" w:after="0" w:line="240" w:lineRule="auto"/>
+              <w:jc w:val="both"/>
+            </w:pPr>
+            <w:r>
+              <w:rPr>
+                <w:rFonts w:ascii="Century Gothic" w:hAnsi="Century Gothic" w:cs="Century Gothic" w:eastAsia="Century Gothic"/>
+                <w:b w:val="0"/>
+                <w:i w:val="0"/>
+                <w:sz w:val="20"/>
+              </w:rPr>
+              <w:t>8</w:t>
+            </w:r>
+          </w:p>
+        </w:tc>
+        <w:tc>
+          <w:tcPr>
+            <w:tcW w:type="dxa" w:w="1247"/>
+            <w:tcBorders>
+              <w:top w:val="single" w:sz="4" w:space="0" w:color="8EAADB"/>
+              <w:left w:val="single" w:sz="4" w:space="0" w:color="8EAADB"/>
+              <w:bottom w:val="single" w:sz="4" w:space="0" w:color="8EAADB"/>
+              <w:right w:val="single" w:sz="4" w:space="0" w:color="8EAADB"/>
+            </w:tcBorders>
+            <w:shd w:val="clear" w:color="auto" w:fill="D9E2F3"/>
+            <w:vAlign w:val="top"/>
+          </w:tcPr>
+          <w:p>
+            <w:pPr>
+              <w:spacing w:before="0" w:after="0" w:line="240" w:lineRule="auto"/>
+              <w:jc w:val="both"/>
+            </w:pPr>
+            <w:r>
+              <w:rPr>
+                <w:rFonts w:ascii="Century Gothic" w:hAnsi="Century Gothic" w:cs="Century Gothic" w:eastAsia="Century Gothic"/>
+                <w:b w:val="0"/>
+                <w:i w:val="0"/>
+                <w:sz w:val="20"/>
+              </w:rPr>
+              <w:t>240</w:t>
+            </w:r>
+          </w:p>
+        </w:tc>
+        <w:tc>
+          <w:tcPr>
+            <w:tcW w:type="dxa" w:w="6009"/>
+            <w:tcBorders>
+              <w:top w:val="single" w:sz="4" w:space="0" w:color="8EAADB"/>
+              <w:left w:val="single" w:sz="4" w:space="0" w:color="8EAADB"/>
+              <w:bottom w:val="single" w:sz="4" w:space="0" w:color="8EAADB"/>
+              <w:right w:val="single" w:sz="4" w:space="0" w:color="8EAADB"/>
+            </w:tcBorders>
+            <w:shd w:val="clear" w:color="auto" w:fill="D9E2F3"/>
+            <w:vAlign w:val="top"/>
+          </w:tcPr>
+          <w:p>
+            <w:pPr>
+              <w:spacing w:before="0" w:after="0" w:line="240" w:lineRule="auto"/>
+              <w:jc w:val="both"/>
+            </w:pPr>
+            <w:r>
+              <w:rPr>
+                <w:rFonts w:ascii="Century Gothic" w:hAnsi="Century Gothic" w:cs="Century Gothic" w:eastAsia="Century Gothic"/>
+                <w:b w:val="0"/>
+                <w:i w:val="0"/>
+                <w:sz w:val="20"/>
+              </w:rPr>
+              <w:t>CPA-102, ADM-101, ECO-101, MAT-101, MAT-102, CPA-201, CPA-202, CPA-203, ADM-201, DER-201, ECO-201, MAT-201, CPA-303, CPA-304, CPA-305, CPA-401, CPA-402, CPA-403, CPA-404, CPA-501, CPA-502, CPA-503, CPA-504 y CPA-505</w:t>
+            </w:r>
+          </w:p>
+        </w:tc>
+        <w:tc>
+          <w:tcPr>
+            <w:tcW w:type="dxa" w:w="680"/>
+            <w:tcBorders>
+              <w:top w:val="single" w:sz="4" w:space="0" w:color="8EAADB"/>
+              <w:left w:val="single" w:sz="4" w:space="0" w:color="8EAADB"/>
+              <w:bottom w:val="single" w:sz="4" w:space="0" w:color="8EAADB"/>
+              <w:right w:val="single" w:sz="4" w:space="0" w:color="8EAADB"/>
+            </w:tcBorders>
+            <w:shd w:val="clear" w:color="auto" w:fill="D9E2F3"/>
+            <w:vAlign w:val="top"/>
+          </w:tcPr>
+          <w:p>
+            <w:pPr>
+              <w:spacing w:before="0" w:after="0" w:line="240" w:lineRule="auto"/>
+              <w:jc w:val="both"/>
+            </w:pPr>
+            <w:r>
+              <w:rPr>
+                <w:rFonts w:ascii="Century Gothic" w:hAnsi="Century Gothic" w:cs="Century Gothic" w:eastAsia="Century Gothic"/>
+                <w:b w:val="0"/>
+                <w:i w:val="0"/>
+                <w:sz w:val="20"/>
+              </w:rPr>
+              <w:t>24</w:t>
+            </w:r>
+          </w:p>
+        </w:tc>
+      </w:tr>
+      <w:tr>
+        <w:tc>
+          <w:tcPr>
+            <w:tcW w:type="dxa" w:w="1134"/>
+            <w:tcBorders>
+              <w:top w:val="single" w:sz="4" w:space="0" w:color="8EAADB"/>
+              <w:left w:val="single" w:sz="4" w:space="0" w:color="8EAADB"/>
+              <w:bottom w:val="single" w:sz="4" w:space="0" w:color="8EAADB"/>
+              <w:right w:val="single" w:sz="4" w:space="0" w:color="8EAADB"/>
+            </w:tcBorders>
+            <w:shd w:val="clear" w:color="auto" w:fill="D9E2F3"/>
+            <w:vAlign w:val="top"/>
+          </w:tcPr>
+          <w:p>
+            <w:pPr>
+              <w:spacing w:before="0" w:after="0" w:line="240" w:lineRule="auto"/>
+              <w:jc w:val="both"/>
+            </w:pPr>
+            <w:r>
+              <w:rPr>
+                <w:rFonts w:ascii="Century Gothic" w:hAnsi="Century Gothic" w:cs="Century Gothic" w:eastAsia="Century Gothic"/>
+                <w:b w:val="0"/>
+                <w:i w:val="0"/>
+                <w:sz w:val="20"/>
+              </w:rPr>
+              <w:t>7</w:t>
+            </w:r>
+          </w:p>
+        </w:tc>
+        <w:tc>
+          <w:tcPr>
+            <w:tcW w:type="dxa" w:w="1247"/>
+            <w:tcBorders>
+              <w:top w:val="single" w:sz="4" w:space="0" w:color="8EAADB"/>
+              <w:left w:val="single" w:sz="4" w:space="0" w:color="8EAADB"/>
+              <w:bottom w:val="single" w:sz="4" w:space="0" w:color="8EAADB"/>
+              <w:right w:val="single" w:sz="4" w:space="0" w:color="8EAADB"/>
+            </w:tcBorders>
+            <w:shd w:val="clear" w:color="auto" w:fill="D9E2F3"/>
+            <w:vAlign w:val="top"/>
+          </w:tcPr>
+          <w:p>
+            <w:pPr>
+              <w:spacing w:before="0" w:after="0" w:line="240" w:lineRule="auto"/>
+              <w:jc w:val="both"/>
+            </w:pPr>
+            <w:r>
+              <w:rPr>
+                <w:rFonts w:ascii="Century Gothic" w:hAnsi="Century Gothic" w:cs="Century Gothic" w:eastAsia="Century Gothic"/>
+                <w:b w:val="0"/>
+                <w:i w:val="0"/>
+                <w:sz w:val="20"/>
+              </w:rPr>
+              <w:t>210</w:t>
+            </w:r>
+          </w:p>
+        </w:tc>
+        <w:tc>
+          <w:tcPr>
+            <w:tcW w:type="dxa" w:w="6009"/>
+            <w:tcBorders>
+              <w:top w:val="single" w:sz="4" w:space="0" w:color="8EAADB"/>
+              <w:left w:val="single" w:sz="4" w:space="0" w:color="8EAADB"/>
+              <w:bottom w:val="single" w:sz="4" w:space="0" w:color="8EAADB"/>
+              <w:right w:val="single" w:sz="4" w:space="0" w:color="8EAADB"/>
+            </w:tcBorders>
+            <w:shd w:val="clear" w:color="auto" w:fill="D9E2F3"/>
+            <w:vAlign w:val="top"/>
+          </w:tcPr>
+          <w:p>
+            <w:pPr>
+              <w:spacing w:before="0" w:after="0" w:line="240" w:lineRule="auto"/>
+              <w:jc w:val="both"/>
+            </w:pPr>
+            <w:r>
+              <w:rPr>
+                <w:rFonts w:ascii="Century Gothic" w:hAnsi="Century Gothic" w:cs="Century Gothic" w:eastAsia="Century Gothic"/>
+                <w:b w:val="0"/>
+                <w:i w:val="0"/>
+                <w:sz w:val="20"/>
+              </w:rPr>
+              <w:t>CPA-405, CPA-407 y CPA-408</w:t>
+            </w:r>
+          </w:p>
+        </w:tc>
+        <w:tc>
+          <w:tcPr>
+            <w:tcW w:type="dxa" w:w="680"/>
+            <w:tcBorders>
+              <w:top w:val="single" w:sz="4" w:space="0" w:color="8EAADB"/>
+              <w:left w:val="single" w:sz="4" w:space="0" w:color="8EAADB"/>
+              <w:bottom w:val="single" w:sz="4" w:space="0" w:color="8EAADB"/>
+              <w:right w:val="single" w:sz="4" w:space="0" w:color="8EAADB"/>
+            </w:tcBorders>
+            <w:shd w:val="clear" w:color="auto" w:fill="D9E2F3"/>
+            <w:vAlign w:val="top"/>
+          </w:tcPr>
+          <w:p>
+            <w:pPr>
+              <w:spacing w:before="0" w:after="0" w:line="240" w:lineRule="auto"/>
+              <w:jc w:val="both"/>
+            </w:pPr>
+            <w:r>
+              <w:rPr>
+                <w:rFonts w:ascii="Century Gothic" w:hAnsi="Century Gothic" w:cs="Century Gothic" w:eastAsia="Century Gothic"/>
+                <w:b w:val="0"/>
+                <w:i w:val="0"/>
+                <w:sz w:val="20"/>
+              </w:rPr>
+              <w:t>3</w:t>
+            </w:r>
+          </w:p>
+        </w:tc>
+      </w:tr>
+      <w:tr>
+        <w:tc>
+          <w:tcPr>
+            <w:tcW w:type="dxa" w:w="1134"/>
+            <w:tcBorders>
+              <w:top w:val="single" w:sz="4" w:space="0" w:color="8EAADB"/>
+              <w:left w:val="single" w:sz="4" w:space="0" w:color="8EAADB"/>
+              <w:bottom w:val="single" w:sz="4" w:space="0" w:color="8EAADB"/>
+              <w:right w:val="single" w:sz="4" w:space="0" w:color="8EAADB"/>
+            </w:tcBorders>
+            <w:shd w:val="clear" w:color="auto" w:fill="D9E2F3"/>
+            <w:vAlign w:val="top"/>
+          </w:tcPr>
+          <w:p>
+            <w:pPr>
+              <w:spacing w:before="0" w:after="0" w:line="240" w:lineRule="auto"/>
+              <w:jc w:val="both"/>
+            </w:pPr>
+            <w:r>
+              <w:rPr>
+                <w:rFonts w:ascii="Century Gothic" w:hAnsi="Century Gothic" w:cs="Century Gothic" w:eastAsia="Century Gothic"/>
+                <w:b w:val="0"/>
+                <w:i w:val="0"/>
+                <w:sz w:val="20"/>
+              </w:rPr>
+              <w:t>6</w:t>
+            </w:r>
+          </w:p>
+        </w:tc>
+        <w:tc>
+          <w:tcPr>
+            <w:tcW w:type="dxa" w:w="1247"/>
+            <w:tcBorders>
+              <w:top w:val="single" w:sz="4" w:space="0" w:color="8EAADB"/>
+              <w:left w:val="single" w:sz="4" w:space="0" w:color="8EAADB"/>
+              <w:bottom w:val="single" w:sz="4" w:space="0" w:color="8EAADB"/>
+              <w:right w:val="single" w:sz="4" w:space="0" w:color="8EAADB"/>
+            </w:tcBorders>
+            <w:shd w:val="clear" w:color="auto" w:fill="D9E2F3"/>
+            <w:vAlign w:val="top"/>
+          </w:tcPr>
+          <w:p>
+            <w:pPr>
+              <w:spacing w:before="0" w:after="0" w:line="240" w:lineRule="auto"/>
+              <w:jc w:val="both"/>
+            </w:pPr>
+            <w:r>
+              <w:rPr>
+                <w:rFonts w:ascii="Century Gothic" w:hAnsi="Century Gothic" w:cs="Century Gothic" w:eastAsia="Century Gothic"/>
+                <w:b w:val="0"/>
+                <w:i w:val="0"/>
+                <w:sz w:val="20"/>
+              </w:rPr>
+              <w:t>180</w:t>
+            </w:r>
+          </w:p>
+        </w:tc>
+        <w:tc>
+          <w:tcPr>
+            <w:tcW w:type="dxa" w:w="6009"/>
+            <w:tcBorders>
+              <w:top w:val="single" w:sz="4" w:space="0" w:color="8EAADB"/>
+              <w:left w:val="single" w:sz="4" w:space="0" w:color="8EAADB"/>
+              <w:bottom w:val="single" w:sz="4" w:space="0" w:color="8EAADB"/>
+              <w:right w:val="single" w:sz="4" w:space="0" w:color="8EAADB"/>
+            </w:tcBorders>
+            <w:shd w:val="clear" w:color="auto" w:fill="D9E2F3"/>
+            <w:vAlign w:val="top"/>
+          </w:tcPr>
+          <w:p>
+            <w:pPr>
+              <w:spacing w:before="0" w:after="0" w:line="240" w:lineRule="auto"/>
+              <w:jc w:val="both"/>
+            </w:pPr>
+            <w:r>
+              <w:rPr>
+                <w:rFonts w:ascii="Century Gothic" w:hAnsi="Century Gothic" w:cs="Century Gothic" w:eastAsia="Century Gothic"/>
+                <w:b w:val="0"/>
+                <w:i w:val="0"/>
+                <w:sz w:val="20"/>
+              </w:rPr>
+              <w:t>ADM-301, ECO-301 y MAT-301</w:t>
+            </w:r>
+          </w:p>
+        </w:tc>
+        <w:tc>
+          <w:tcPr>
+            <w:tcW w:type="dxa" w:w="680"/>
+            <w:tcBorders>
+              <w:top w:val="single" w:sz="4" w:space="0" w:color="8EAADB"/>
+              <w:left w:val="single" w:sz="4" w:space="0" w:color="8EAADB"/>
+              <w:bottom w:val="single" w:sz="4" w:space="0" w:color="8EAADB"/>
+              <w:right w:val="single" w:sz="4" w:space="0" w:color="8EAADB"/>
+            </w:tcBorders>
+            <w:shd w:val="clear" w:color="auto" w:fill="D9E2F3"/>
+            <w:vAlign w:val="top"/>
+          </w:tcPr>
+          <w:p>
+            <w:pPr>
+              <w:spacing w:before="0" w:after="0" w:line="240" w:lineRule="auto"/>
+              <w:jc w:val="both"/>
+            </w:pPr>
+            <w:r>
+              <w:rPr>
+                <w:rFonts w:ascii="Century Gothic" w:hAnsi="Century Gothic" w:cs="Century Gothic" w:eastAsia="Century Gothic"/>
+                <w:b w:val="0"/>
+                <w:i w:val="0"/>
+                <w:sz w:val="20"/>
+              </w:rPr>
+              <w:t>3</w:t>
+            </w:r>
+          </w:p>
+        </w:tc>
+      </w:tr>
+      <w:tr>
+        <w:tc>
+          <w:tcPr>
+            <w:tcW w:type="dxa" w:w="1134"/>
+            <w:tcBorders>
+              <w:top w:val="single" w:sz="4" w:space="0" w:color="8EAADB"/>
+              <w:left w:val="single" w:sz="4" w:space="0" w:color="8EAADB"/>
+              <w:bottom w:val="single" w:sz="4" w:space="0" w:color="8EAADB"/>
+              <w:right w:val="single" w:sz="4" w:space="0" w:color="8EAADB"/>
+            </w:tcBorders>
+            <w:shd w:val="clear" w:color="auto" w:fill="D9E2F3"/>
+            <w:vAlign w:val="top"/>
+          </w:tcPr>
+          <w:p>
+            <w:pPr>
+              <w:spacing w:before="0" w:after="0" w:line="240" w:lineRule="auto"/>
+              <w:jc w:val="both"/>
+            </w:pPr>
+            <w:r>
+              <w:rPr>
+                <w:rFonts w:ascii="Century Gothic" w:hAnsi="Century Gothic" w:cs="Century Gothic" w:eastAsia="Century Gothic"/>
+                <w:b w:val="0"/>
+                <w:i w:val="0"/>
+                <w:sz w:val="20"/>
+              </w:rPr>
+              <w:t>4</w:t>
+            </w:r>
+          </w:p>
+        </w:tc>
+        <w:tc>
+          <w:tcPr>
+            <w:tcW w:type="dxa" w:w="1247"/>
+            <w:tcBorders>
+              <w:top w:val="single" w:sz="4" w:space="0" w:color="8EAADB"/>
+              <w:left w:val="single" w:sz="4" w:space="0" w:color="8EAADB"/>
+              <w:bottom w:val="single" w:sz="4" w:space="0" w:color="8EAADB"/>
+              <w:right w:val="single" w:sz="4" w:space="0" w:color="8EAADB"/>
+            </w:tcBorders>
+            <w:shd w:val="clear" w:color="auto" w:fill="D9E2F3"/>
+            <w:vAlign w:val="top"/>
+          </w:tcPr>
+          <w:p>
+            <w:pPr>
+              <w:spacing w:before="0" w:after="0" w:line="240" w:lineRule="auto"/>
+              <w:jc w:val="both"/>
+            </w:pPr>
+            <w:r>
+              <w:rPr>
+                <w:rFonts w:ascii="Century Gothic" w:hAnsi="Century Gothic" w:cs="Century Gothic" w:eastAsia="Century Gothic"/>
+                <w:b w:val="0"/>
+                <w:i w:val="0"/>
+                <w:sz w:val="20"/>
+              </w:rPr>
+              <w:t>120</w:t>
+            </w:r>
+          </w:p>
+        </w:tc>
+        <w:tc>
+          <w:tcPr>
+            <w:tcW w:type="dxa" w:w="6009"/>
+            <w:tcBorders>
+              <w:top w:val="single" w:sz="4" w:space="0" w:color="8EAADB"/>
+              <w:left w:val="single" w:sz="4" w:space="0" w:color="8EAADB"/>
+              <w:bottom w:val="single" w:sz="4" w:space="0" w:color="8EAADB"/>
+              <w:right w:val="single" w:sz="4" w:space="0" w:color="8EAADB"/>
+            </w:tcBorders>
+            <w:shd w:val="clear" w:color="auto" w:fill="D9E2F3"/>
+            <w:vAlign w:val="top"/>
+          </w:tcPr>
+          <w:p>
+            <w:pPr>
+              <w:spacing w:before="0" w:after="0" w:line="240" w:lineRule="auto"/>
+              <w:jc w:val="both"/>
+            </w:pPr>
+            <w:r>
+              <w:rPr>
+                <w:rFonts w:ascii="Century Gothic" w:hAnsi="Century Gothic" w:cs="Century Gothic" w:eastAsia="Century Gothic"/>
+                <w:b w:val="0"/>
+                <w:i w:val="0"/>
+                <w:sz w:val="20"/>
+              </w:rPr>
+              <w:t>DER-101, DER-102, CPA-204, CPA-406, CPA-506, CPA-507, CPA-508, CPA-509 y CPA-510</w:t>
+            </w:r>
+          </w:p>
+        </w:tc>
+        <w:tc>
+          <w:tcPr>
+            <w:tcW w:type="dxa" w:w="680"/>
+            <w:tcBorders>
+              <w:top w:val="single" w:sz="4" w:space="0" w:color="8EAADB"/>
+              <w:left w:val="single" w:sz="4" w:space="0" w:color="8EAADB"/>
+              <w:bottom w:val="single" w:sz="4" w:space="0" w:color="8EAADB"/>
+              <w:right w:val="single" w:sz="4" w:space="0" w:color="8EAADB"/>
+            </w:tcBorders>
+            <w:shd w:val="clear" w:color="auto" w:fill="D9E2F3"/>
+            <w:vAlign w:val="top"/>
+          </w:tcPr>
+          <w:p>
+            <w:pPr>
+              <w:spacing w:before="0" w:after="0" w:line="240" w:lineRule="auto"/>
+              <w:jc w:val="both"/>
+            </w:pPr>
+            <w:r>
+              <w:rPr>
+                <w:rFonts w:ascii="Century Gothic" w:hAnsi="Century Gothic" w:cs="Century Gothic" w:eastAsia="Century Gothic"/>
+                <w:b w:val="0"/>
+                <w:i w:val="0"/>
+                <w:sz w:val="20"/>
+              </w:rPr>
+              <w:t>9</w:t>
+            </w:r>
+          </w:p>
+        </w:tc>
+      </w:tr>
+      <w:tr>
+        <w:tc>
+          <w:tcPr>
+            <w:tcW w:type="dxa" w:w="1134"/>
+            <w:tcBorders>
+              <w:top w:val="single" w:sz="4" w:space="0" w:color="8EAADB"/>
+              <w:left w:val="single" w:sz="4" w:space="0" w:color="8EAADB"/>
+              <w:bottom w:val="single" w:sz="4" w:space="0" w:color="8EAADB"/>
+              <w:right w:val="single" w:sz="4" w:space="0" w:color="8EAADB"/>
+            </w:tcBorders>
+            <w:shd w:val="clear" w:color="auto" w:fill="D9E2F3"/>
+            <w:vAlign w:val="top"/>
+          </w:tcPr>
+          <w:p>
+            <w:pPr>
+              <w:spacing w:before="0" w:after="0" w:line="240" w:lineRule="auto"/>
+              <w:jc w:val="both"/>
+            </w:pPr>
+            <w:r>
+              <w:rPr>
+                <w:rFonts w:ascii="Century Gothic" w:hAnsi="Century Gothic" w:cs="Century Gothic" w:eastAsia="Century Gothic"/>
+                <w:b w:val="0"/>
+                <w:i w:val="0"/>
+                <w:sz w:val="20"/>
+              </w:rPr>
+              <w:t>3</w:t>
+            </w:r>
+          </w:p>
+        </w:tc>
+        <w:tc>
+          <w:tcPr>
+            <w:tcW w:type="dxa" w:w="1247"/>
+            <w:tcBorders>
+              <w:top w:val="single" w:sz="4" w:space="0" w:color="8EAADB"/>
+              <w:left w:val="single" w:sz="4" w:space="0" w:color="8EAADB"/>
+              <w:bottom w:val="single" w:sz="4" w:space="0" w:color="8EAADB"/>
+              <w:right w:val="single" w:sz="4" w:space="0" w:color="8EAADB"/>
+            </w:tcBorders>
+            <w:shd w:val="clear" w:color="auto" w:fill="D9E2F3"/>
+            <w:vAlign w:val="top"/>
+          </w:tcPr>
+          <w:p>
+            <w:pPr>
+              <w:spacing w:before="0" w:after="0" w:line="240" w:lineRule="auto"/>
+              <w:jc w:val="both"/>
+            </w:pPr>
+            <w:r>
+              <w:rPr>
+                <w:rFonts w:ascii="Century Gothic" w:hAnsi="Century Gothic" w:cs="Century Gothic" w:eastAsia="Century Gothic"/>
+                <w:b w:val="0"/>
+                <w:i w:val="0"/>
+                <w:sz w:val="20"/>
+              </w:rPr>
+              <w:t>90</w:t>
+            </w:r>
+          </w:p>
+        </w:tc>
+        <w:tc>
+          <w:tcPr>
+            <w:tcW w:type="dxa" w:w="6009"/>
+            <w:tcBorders>
+              <w:top w:val="single" w:sz="4" w:space="0" w:color="8EAADB"/>
+              <w:left w:val="single" w:sz="4" w:space="0" w:color="8EAADB"/>
+              <w:bottom w:val="single" w:sz="4" w:space="0" w:color="8EAADB"/>
+              <w:right w:val="single" w:sz="4" w:space="0" w:color="8EAADB"/>
+            </w:tcBorders>
+            <w:shd w:val="clear" w:color="auto" w:fill="D9E2F3"/>
+            <w:vAlign w:val="top"/>
+          </w:tcPr>
+          <w:p>
+            <w:pPr>
+              <w:spacing w:before="0" w:after="0" w:line="240" w:lineRule="auto"/>
+              <w:jc w:val="both"/>
+            </w:pPr>
+            <w:r>
+              <w:rPr>
+                <w:rFonts w:ascii="Century Gothic" w:hAnsi="Century Gothic" w:cs="Century Gothic" w:eastAsia="Century Gothic"/>
+                <w:b w:val="0"/>
+                <w:i w:val="0"/>
+                <w:sz w:val="20"/>
+              </w:rPr>
+              <w:t>MAT-401</w:t>
+            </w:r>
+          </w:p>
+        </w:tc>
+        <w:tc>
+          <w:tcPr>
+            <w:tcW w:type="dxa" w:w="680"/>
+            <w:tcBorders>
+              <w:top w:val="single" w:sz="4" w:space="0" w:color="8EAADB"/>
+              <w:left w:val="single" w:sz="4" w:space="0" w:color="8EAADB"/>
+              <w:bottom w:val="single" w:sz="4" w:space="0" w:color="8EAADB"/>
+              <w:right w:val="single" w:sz="4" w:space="0" w:color="8EAADB"/>
+            </w:tcBorders>
+            <w:shd w:val="clear" w:color="auto" w:fill="D9E2F3"/>
+            <w:vAlign w:val="top"/>
+          </w:tcPr>
+          <w:p>
+            <w:pPr>
+              <w:spacing w:before="0" w:after="0" w:line="240" w:lineRule="auto"/>
+              <w:jc w:val="both"/>
+            </w:pPr>
+            <w:r>
+              <w:rPr>
+                <w:rFonts w:ascii="Century Gothic" w:hAnsi="Century Gothic" w:cs="Century Gothic" w:eastAsia="Century Gothic"/>
+                <w:b w:val="0"/>
+                <w:i w:val="0"/>
+                <w:sz w:val="20"/>
+              </w:rPr>
+              <w:t>1</w:t>
+            </w:r>
+          </w:p>
+        </w:tc>
+      </w:tr>
+      <w:tr>
+        <w:tc>
+          <w:tcPr>
+            <w:tcW w:type="dxa" w:w="1134"/>
+            <w:tcBorders>
+              <w:top w:val="single" w:sz="4" w:space="0" w:color="8EAADB"/>
+              <w:left w:val="single" w:sz="4" w:space="0" w:color="8EAADB"/>
+              <w:bottom w:val="single" w:sz="4" w:space="0" w:color="8EAADB"/>
+              <w:right w:val="single" w:sz="4" w:space="0" w:color="8EAADB"/>
+            </w:tcBorders>
+            <w:shd w:val="clear" w:color="auto" w:fill="D9E2F3"/>
+            <w:vAlign w:val="top"/>
+          </w:tcPr>
+          <w:p>
+            <w:pPr>
+              <w:spacing w:before="0" w:after="0" w:line="240" w:lineRule="auto"/>
+              <w:jc w:val="both"/>
+            </w:pPr>
+          </w:p>
+        </w:tc>
+        <w:tc>
+          <w:tcPr>
+            <w:tcW w:type="dxa" w:w="1247"/>
+            <w:tcBorders>
+              <w:top w:val="single" w:sz="4" w:space="0" w:color="8EAADB"/>
+              <w:left w:val="single" w:sz="4" w:space="0" w:color="8EAADB"/>
+              <w:bottom w:val="single" w:sz="4" w:space="0" w:color="8EAADB"/>
+              <w:right w:val="single" w:sz="4" w:space="0" w:color="8EAADB"/>
+            </w:tcBorders>
+            <w:shd w:val="clear" w:color="auto" w:fill="D9E2F3"/>
+            <w:vAlign w:val="top"/>
+          </w:tcPr>
+          <w:p>
+            <w:pPr>
+              <w:spacing w:before="0" w:after="0" w:line="240" w:lineRule="auto"/>
+              <w:jc w:val="both"/>
+            </w:pPr>
+          </w:p>
+        </w:tc>
+        <w:tc>
+          <w:tcPr>
+            <w:tcW w:type="dxa" w:w="6009"/>
+            <w:tcBorders>
+              <w:top w:val="single" w:sz="4" w:space="0" w:color="8EAADB"/>
+              <w:left w:val="single" w:sz="4" w:space="0" w:color="8EAADB"/>
+              <w:bottom w:val="single" w:sz="4" w:space="0" w:color="8EAADB"/>
+              <w:right w:val="single" w:sz="4" w:space="0" w:color="8EAADB"/>
+            </w:tcBorders>
+            <w:shd w:val="clear" w:color="auto" w:fill="D9E2F3"/>
+            <w:vAlign w:val="top"/>
+          </w:tcPr>
+          <w:p>
+            <w:pPr>
+              <w:spacing w:before="0" w:after="0" w:line="240" w:lineRule="auto"/>
+              <w:jc w:val="both"/>
+            </w:pPr>
+            <w:r>
+              <w:rPr>
+                <w:rFonts w:ascii="Century Gothic" w:hAnsi="Century Gothic" w:cs="Century Gothic" w:eastAsia="Century Gothic"/>
+                <w:b/>
+                <w:i w:val="0"/>
+                <w:sz w:val="20"/>
+              </w:rPr>
+              <w:t>Total: 300 créditos y 9.000 horas de trabajo</w:t>
+            </w:r>
+          </w:p>
+        </w:tc>
+        <w:tc>
+          <w:tcPr>
+            <w:tcW w:type="dxa" w:w="680"/>
+            <w:tcBorders>
+              <w:top w:val="single" w:sz="4" w:space="0" w:color="8EAADB"/>
+              <w:left w:val="single" w:sz="4" w:space="0" w:color="8EAADB"/>
+              <w:bottom w:val="single" w:sz="4" w:space="0" w:color="8EAADB"/>
+              <w:right w:val="single" w:sz="4" w:space="0" w:color="8EAADB"/>
+            </w:tcBorders>
+            <w:shd w:val="clear" w:color="auto" w:fill="D9E2F3"/>
+            <w:vAlign w:val="top"/>
+          </w:tcPr>
+          <w:p>
+            <w:pPr>
+              <w:spacing w:before="0" w:after="0" w:line="240" w:lineRule="auto"/>
+              <w:jc w:val="both"/>
+            </w:pPr>
+            <w:r>
+              <w:rPr>
+                <w:rFonts w:ascii="Century Gothic" w:hAnsi="Century Gothic" w:cs="Century Gothic" w:eastAsia="Century Gothic"/>
+                <w:b/>
+                <w:i w:val="0"/>
+                <w:sz w:val="20"/>
+              </w:rPr>
+              <w:t>43</w:t>
+            </w:r>
+          </w:p>
+        </w:tc>
+      </w:tr>
+    </w:tbl>
+    <w:p>
+      <w:pPr>
+        <w:spacing w:before="40" w:after="200" w:line="240" w:lineRule="auto"/>
+        <w:jc w:val="left"/>
+      </w:pPr>
+      <w:r>
+        <w:rPr>
+          <w:rFonts w:ascii="Century Gothic" w:hAnsi="Century Gothic" w:cs="Century Gothic" w:eastAsia="Century Gothic"/>
+          <w:b w:val="0"/>
+          <w:i w:val="0"/>
+          <w:sz w:val="16"/>
+        </w:rPr>
+        <w:t>Fuente: Malla Curricular 2026 de la Carrera de Contaduría Pública.</w:t>
       </w:r>
     </w:p>
     <w:p>
@@ -4320,7 +5748,7 @@
           <w:i w:val="0"/>
           <w:sz w:val="20"/>
         </w:rPr>
-        <w:t>Cuadro 5. Estudiantes inscritos por asignatura y paralelo</w:t>
+        <w:t>Cuadro 6. Estudiantes inscritos por asignatura y paralelo</w:t>
       </w:r>
     </w:p>
     <w:tbl>
@@ -4941,7 +6369,7 @@
           <w:i w:val="0"/>
           <w:sz w:val="20"/>
         </w:rPr>
-        <w:t>Para la implementación del Plan 2027 se establecen los siguientes parámetros:</w:t>
+        <w:t>Para la implementación del rediseño se establecen los siguientes parámetros:</w:t>
       </w:r>
     </w:p>
     <w:p>
@@ -4957,7 +6385,7 @@
           <w:i w:val="0"/>
           <w:sz w:val="20"/>
         </w:rPr>
-        <w:t>Cuadro 6. Parámetros de estudiantes por paralelo</w:t>
+        <w:t>Cuadro 7. Parámetros de estudiantes por paralelo</w:t>
       </w:r>
     </w:p>
     <w:tbl>

--- a/rediseno_2026/8. Organización del proceso curricular.docx
+++ b/rediseno_2026/8. Organización del proceso curricular.docx
@@ -4627,7 +4627,7 @@
           <w:i w:val="0"/>
           <w:sz w:val="20"/>
         </w:rPr>
-        <w:t>Los créditos de cada asignatura no son proporcionales a sus horas presenciales, porque incorporan el trabajo no presencial que exige cada una. Las asignaturas de 160 horas presenciales tienen entre 6 y 12 créditos, y las de 80 horas, entre 3 y 8 créditos:</w:t>
+        <w:t>Los créditos de cada asignatura no son proporcionales a sus horas presenciales, porque incorporan el trabajo no presencial que exige cada una. Las asignaturas de 160 horas presenciales tienen entre 7 y 9 créditos, y las de 80 horas, entre 4 y 5 créditos:</w:t>
       </w:r>
     </w:p>
     <w:p>
@@ -4805,120 +4805,6 @@
                 <w:i w:val="0"/>
                 <w:sz w:val="20"/>
               </w:rPr>
-              <w:t>12</w:t>
-            </w:r>
-          </w:p>
-        </w:tc>
-        <w:tc>
-          <w:tcPr>
-            <w:tcW w:type="dxa" w:w="1247"/>
-            <w:tcBorders>
-              <w:top w:val="single" w:sz="4" w:space="0" w:color="8EAADB"/>
-              <w:left w:val="single" w:sz="4" w:space="0" w:color="8EAADB"/>
-              <w:bottom w:val="single" w:sz="4" w:space="0" w:color="8EAADB"/>
-              <w:right w:val="single" w:sz="4" w:space="0" w:color="8EAADB"/>
-            </w:tcBorders>
-            <w:shd w:val="clear" w:color="auto" w:fill="D9E2F3"/>
-            <w:vAlign w:val="top"/>
-          </w:tcPr>
-          <w:p>
-            <w:pPr>
-              <w:spacing w:before="0" w:after="0" w:line="240" w:lineRule="auto"/>
-              <w:jc w:val="both"/>
-            </w:pPr>
-            <w:r>
-              <w:rPr>
-                <w:rFonts w:ascii="Century Gothic" w:hAnsi="Century Gothic" w:cs="Century Gothic" w:eastAsia="Century Gothic"/>
-                <w:b w:val="0"/>
-                <w:i w:val="0"/>
-                <w:sz w:val="20"/>
-              </w:rPr>
-              <w:t>360</w:t>
-            </w:r>
-          </w:p>
-        </w:tc>
-        <w:tc>
-          <w:tcPr>
-            <w:tcW w:type="dxa" w:w="6009"/>
-            <w:tcBorders>
-              <w:top w:val="single" w:sz="4" w:space="0" w:color="8EAADB"/>
-              <w:left w:val="single" w:sz="4" w:space="0" w:color="8EAADB"/>
-              <w:bottom w:val="single" w:sz="4" w:space="0" w:color="8EAADB"/>
-              <w:right w:val="single" w:sz="4" w:space="0" w:color="8EAADB"/>
-            </w:tcBorders>
-            <w:shd w:val="clear" w:color="auto" w:fill="D9E2F3"/>
-            <w:vAlign w:val="top"/>
-          </w:tcPr>
-          <w:p>
-            <w:pPr>
-              <w:spacing w:before="0" w:after="0" w:line="240" w:lineRule="auto"/>
-              <w:jc w:val="both"/>
-            </w:pPr>
-            <w:r>
-              <w:rPr>
-                <w:rFonts w:ascii="Century Gothic" w:hAnsi="Century Gothic" w:cs="Century Gothic" w:eastAsia="Century Gothic"/>
-                <w:b w:val="0"/>
-                <w:i w:val="0"/>
-                <w:sz w:val="20"/>
-              </w:rPr>
-              <w:t>CPA-101</w:t>
-            </w:r>
-          </w:p>
-        </w:tc>
-        <w:tc>
-          <w:tcPr>
-            <w:tcW w:type="dxa" w:w="680"/>
-            <w:tcBorders>
-              <w:top w:val="single" w:sz="4" w:space="0" w:color="8EAADB"/>
-              <w:left w:val="single" w:sz="4" w:space="0" w:color="8EAADB"/>
-              <w:bottom w:val="single" w:sz="4" w:space="0" w:color="8EAADB"/>
-              <w:right w:val="single" w:sz="4" w:space="0" w:color="8EAADB"/>
-            </w:tcBorders>
-            <w:shd w:val="clear" w:color="auto" w:fill="D9E2F3"/>
-            <w:vAlign w:val="top"/>
-          </w:tcPr>
-          <w:p>
-            <w:pPr>
-              <w:spacing w:before="0" w:after="0" w:line="240" w:lineRule="auto"/>
-              <w:jc w:val="both"/>
-            </w:pPr>
-            <w:r>
-              <w:rPr>
-                <w:rFonts w:ascii="Century Gothic" w:hAnsi="Century Gothic" w:cs="Century Gothic" w:eastAsia="Century Gothic"/>
-                <w:b w:val="0"/>
-                <w:i w:val="0"/>
-                <w:sz w:val="20"/>
-              </w:rPr>
-              <w:t>1</w:t>
-            </w:r>
-          </w:p>
-        </w:tc>
-      </w:tr>
-      <w:tr>
-        <w:tc>
-          <w:tcPr>
-            <w:tcW w:type="dxa" w:w="1134"/>
-            <w:tcBorders>
-              <w:top w:val="single" w:sz="4" w:space="0" w:color="8EAADB"/>
-              <w:left w:val="single" w:sz="4" w:space="0" w:color="8EAADB"/>
-              <w:bottom w:val="single" w:sz="4" w:space="0" w:color="8EAADB"/>
-              <w:right w:val="single" w:sz="4" w:space="0" w:color="8EAADB"/>
-            </w:tcBorders>
-            <w:shd w:val="clear" w:color="auto" w:fill="D9E2F3"/>
-            <w:vAlign w:val="top"/>
-          </w:tcPr>
-          <w:p>
-            <w:pPr>
-              <w:spacing w:before="0" w:after="0" w:line="240" w:lineRule="auto"/>
-              <w:jc w:val="both"/>
-            </w:pPr>
-            <w:r>
-              <w:rPr>
-                <w:rFonts w:ascii="Century Gothic" w:hAnsi="Century Gothic" w:cs="Century Gothic" w:eastAsia="Century Gothic"/>
-                <w:b w:val="0"/>
-                <w:i w:val="0"/>
-                <w:sz w:val="20"/>
-              </w:rPr>
               <w:t>9</w:t>
             </w:r>
           </w:p>
@@ -4975,7 +4861,7 @@
                 <w:i w:val="0"/>
                 <w:sz w:val="20"/>
               </w:rPr>
-              <w:t>CPA-301 y CPA-302</w:t>
+              <w:t>CPA-101, ADM-101, ECO-101, MAT-101 y MAT-102</w:t>
             </w:r>
           </w:p>
         </w:tc>
@@ -5003,7 +4889,7 @@
                 <w:i w:val="0"/>
                 <w:sz w:val="20"/>
               </w:rPr>
-              <w:t>2</w:t>
+              <w:t>5</w:t>
             </w:r>
           </w:p>
         </w:tc>
@@ -5089,7 +4975,7 @@
                 <w:i w:val="0"/>
                 <w:sz w:val="20"/>
               </w:rPr>
-              <w:t>CPA-102, ADM-101, ECO-101, MAT-101, MAT-102, CPA-201, CPA-202, CPA-203, ADM-201, DER-201, ECO-201, MAT-201, CPA-303, CPA-304, CPA-305, CPA-401, CPA-402, CPA-403, CPA-404, CPA-501, CPA-502, CPA-503, CPA-504 y CPA-505</w:t>
+              <w:t>CPA-201, CPA-202, CPA-203, ADM-201, DER-201, ECO-201, MAT-201, CPA-301, CPA-302, CPA-303, CPA-304, CPA-407, CPA-408, CPA-501, CPA-502, CPA-503, CPA-504 y CPA-505</w:t>
             </w:r>
           </w:p>
         </w:tc>
@@ -5117,7 +5003,7 @@
                 <w:i w:val="0"/>
                 <w:sz w:val="20"/>
               </w:rPr>
-              <w:t>24</w:t>
+              <w:t>18</w:t>
             </w:r>
           </w:p>
         </w:tc>
@@ -5203,7 +5089,7 @@
                 <w:i w:val="0"/>
                 <w:sz w:val="20"/>
               </w:rPr>
-              <w:t>CPA-405, CPA-407 y CPA-408</w:t>
+              <w:t>CPA-305, ADM-301, ECO-301, MAT-301, CPA-401, CPA-402, CPA-403, CPA-404 y CPA-405</w:t>
             </w:r>
           </w:p>
         </w:tc>
@@ -5231,7 +5117,7 @@
                 <w:i w:val="0"/>
                 <w:sz w:val="20"/>
               </w:rPr>
-              <w:t>3</w:t>
+              <w:t>9</w:t>
             </w:r>
           </w:p>
         </w:tc>
@@ -5261,7 +5147,7 @@
                 <w:i w:val="0"/>
                 <w:sz w:val="20"/>
               </w:rPr>
-              <w:t>6</w:t>
+              <w:t>5</w:t>
             </w:r>
           </w:p>
         </w:tc>
@@ -5289,7 +5175,7 @@
                 <w:i w:val="0"/>
                 <w:sz w:val="20"/>
               </w:rPr>
-              <w:t>180</w:t>
+              <w:t>150</w:t>
             </w:r>
           </w:p>
         </w:tc>
@@ -5317,7 +5203,7 @@
                 <w:i w:val="0"/>
                 <w:sz w:val="20"/>
               </w:rPr>
-              <w:t>ADM-301, ECO-301 y MAT-301</w:t>
+              <w:t>CPA-102, DER-101, DER-102 y CPA-406</w:t>
             </w:r>
           </w:p>
         </w:tc>
@@ -5345,7 +5231,7 @@
                 <w:i w:val="0"/>
                 <w:sz w:val="20"/>
               </w:rPr>
-              <w:t>3</w:t>
+              <w:t>4</w:t>
             </w:r>
           </w:p>
         </w:tc>
@@ -5431,7 +5317,7 @@
                 <w:i w:val="0"/>
                 <w:sz w:val="20"/>
               </w:rPr>
-              <w:t>DER-101, DER-102, CPA-204, CPA-406, CPA-506, CPA-507, CPA-508, CPA-509 y CPA-510</w:t>
+              <w:t>CPA-204, MAT-401, CPA-506, CPA-507, CPA-508, CPA-509 y CPA-510</w:t>
             </w:r>
           </w:p>
         </w:tc>
@@ -5459,121 +5345,7 @@
                 <w:i w:val="0"/>
                 <w:sz w:val="20"/>
               </w:rPr>
-              <w:t>9</w:t>
-            </w:r>
-          </w:p>
-        </w:tc>
-      </w:tr>
-      <w:tr>
-        <w:tc>
-          <w:tcPr>
-            <w:tcW w:type="dxa" w:w="1134"/>
-            <w:tcBorders>
-              <w:top w:val="single" w:sz="4" w:space="0" w:color="8EAADB"/>
-              <w:left w:val="single" w:sz="4" w:space="0" w:color="8EAADB"/>
-              <w:bottom w:val="single" w:sz="4" w:space="0" w:color="8EAADB"/>
-              <w:right w:val="single" w:sz="4" w:space="0" w:color="8EAADB"/>
-            </w:tcBorders>
-            <w:shd w:val="clear" w:color="auto" w:fill="D9E2F3"/>
-            <w:vAlign w:val="top"/>
-          </w:tcPr>
-          <w:p>
-            <w:pPr>
-              <w:spacing w:before="0" w:after="0" w:line="240" w:lineRule="auto"/>
-              <w:jc w:val="both"/>
-            </w:pPr>
-            <w:r>
-              <w:rPr>
-                <w:rFonts w:ascii="Century Gothic" w:hAnsi="Century Gothic" w:cs="Century Gothic" w:eastAsia="Century Gothic"/>
-                <w:b w:val="0"/>
-                <w:i w:val="0"/>
-                <w:sz w:val="20"/>
-              </w:rPr>
-              <w:t>3</w:t>
-            </w:r>
-          </w:p>
-        </w:tc>
-        <w:tc>
-          <w:tcPr>
-            <w:tcW w:type="dxa" w:w="1247"/>
-            <w:tcBorders>
-              <w:top w:val="single" w:sz="4" w:space="0" w:color="8EAADB"/>
-              <w:left w:val="single" w:sz="4" w:space="0" w:color="8EAADB"/>
-              <w:bottom w:val="single" w:sz="4" w:space="0" w:color="8EAADB"/>
-              <w:right w:val="single" w:sz="4" w:space="0" w:color="8EAADB"/>
-            </w:tcBorders>
-            <w:shd w:val="clear" w:color="auto" w:fill="D9E2F3"/>
-            <w:vAlign w:val="top"/>
-          </w:tcPr>
-          <w:p>
-            <w:pPr>
-              <w:spacing w:before="0" w:after="0" w:line="240" w:lineRule="auto"/>
-              <w:jc w:val="both"/>
-            </w:pPr>
-            <w:r>
-              <w:rPr>
-                <w:rFonts w:ascii="Century Gothic" w:hAnsi="Century Gothic" w:cs="Century Gothic" w:eastAsia="Century Gothic"/>
-                <w:b w:val="0"/>
-                <w:i w:val="0"/>
-                <w:sz w:val="20"/>
-              </w:rPr>
-              <w:t>90</w:t>
-            </w:r>
-          </w:p>
-        </w:tc>
-        <w:tc>
-          <w:tcPr>
-            <w:tcW w:type="dxa" w:w="6009"/>
-            <w:tcBorders>
-              <w:top w:val="single" w:sz="4" w:space="0" w:color="8EAADB"/>
-              <w:left w:val="single" w:sz="4" w:space="0" w:color="8EAADB"/>
-              <w:bottom w:val="single" w:sz="4" w:space="0" w:color="8EAADB"/>
-              <w:right w:val="single" w:sz="4" w:space="0" w:color="8EAADB"/>
-            </w:tcBorders>
-            <w:shd w:val="clear" w:color="auto" w:fill="D9E2F3"/>
-            <w:vAlign w:val="top"/>
-          </w:tcPr>
-          <w:p>
-            <w:pPr>
-              <w:spacing w:before="0" w:after="0" w:line="240" w:lineRule="auto"/>
-              <w:jc w:val="both"/>
-            </w:pPr>
-            <w:r>
-              <w:rPr>
-                <w:rFonts w:ascii="Century Gothic" w:hAnsi="Century Gothic" w:cs="Century Gothic" w:eastAsia="Century Gothic"/>
-                <w:b w:val="0"/>
-                <w:i w:val="0"/>
-                <w:sz w:val="20"/>
-              </w:rPr>
-              <w:t>MAT-401</w:t>
-            </w:r>
-          </w:p>
-        </w:tc>
-        <w:tc>
-          <w:tcPr>
-            <w:tcW w:type="dxa" w:w="680"/>
-            <w:tcBorders>
-              <w:top w:val="single" w:sz="4" w:space="0" w:color="8EAADB"/>
-              <w:left w:val="single" w:sz="4" w:space="0" w:color="8EAADB"/>
-              <w:bottom w:val="single" w:sz="4" w:space="0" w:color="8EAADB"/>
-              <w:right w:val="single" w:sz="4" w:space="0" w:color="8EAADB"/>
-            </w:tcBorders>
-            <w:shd w:val="clear" w:color="auto" w:fill="D9E2F3"/>
-            <w:vAlign w:val="top"/>
-          </w:tcPr>
-          <w:p>
-            <w:pPr>
-              <w:spacing w:before="0" w:after="0" w:line="240" w:lineRule="auto"/>
-              <w:jc w:val="both"/>
-            </w:pPr>
-            <w:r>
-              <w:rPr>
-                <w:rFonts w:ascii="Century Gothic" w:hAnsi="Century Gothic" w:cs="Century Gothic" w:eastAsia="Century Gothic"/>
-                <w:b w:val="0"/>
-                <w:i w:val="0"/>
-                <w:sz w:val="20"/>
-              </w:rPr>
-              <w:t>1</w:t>
+              <w:t>7</w:t>
             </w:r>
           </w:p>
         </w:tc>
